--- a/docs/friend/word/Lodestone-Technical-Guide.docx
+++ b/docs/friend/word/Lodestone-Technical-Guide.docx
@@ -1623,13 +1623,19 @@
         <w:t xml:space="preserve"> </w:t>
       </w:r>
       <w:r>
-        <w:t xml:space="preserve">friend profiles. Optional model setup commands are consent-gated and</w:t>
+        <w:t xml:space="preserve">friend profiles. Future optional model setup commands are consent-gated</w:t>
       </w:r>
       <w:r>
         <w:t xml:space="preserve"> </w:t>
       </w:r>
       <w:r>
-        <w:t xml:space="preserve">routed through the Lodestone network guard.</w:t>
+        <w:t xml:space="preserve">and routed through the Lodestone network guard; the public v0.1.x build exits</w:t>
+      </w:r>
+      <w:r>
+        <w:t xml:space="preserve"> </w:t>
+      </w:r>
+      <w:r>
+        <w:t xml:space="preserve">before network until real pinned hashes are published.</w:t>
       </w:r>
     </w:p>
     <w:bookmarkEnd w:id="27"/>

--- a/docs/friend/word/Lodestone-Technical-Guide.docx
+++ b/docs/friend/word/Lodestone-Technical-Guide.docx
@@ -2,7 +2,7 @@
 <file path=word/document.xml><?xml version="1.0" encoding="utf-8"?>
 <w:document xmlns:w="http://schemas.openxmlformats.org/wordprocessingml/2006/main" xmlns:m="http://schemas.openxmlformats.org/officeDocument/2006/math" xmlns:r="http://schemas.openxmlformats.org/officeDocument/2006/relationships" xmlns:o="urn:schemas-microsoft-com:office:office" xmlns:v="urn:schemas-microsoft-com:vml" xmlns:w10="urn:schemas-microsoft-com:office:word" xmlns:a="http://schemas.openxmlformats.org/drawingml/2006/main" xmlns:pic="http://schemas.openxmlformats.org/drawingml/2006/picture" xmlns:wp="http://schemas.openxmlformats.org/drawingml/2006/wordprocessingDrawing">
   <w:body>
-    <w:bookmarkStart w:id="33" w:name="lodestone-technical-guide"/>
+    <w:bookmarkStart w:id="34" w:name="lodestone-technical-guide"/>
     <w:p>
       <w:pPr>
         <w:pStyle w:val="Heading1"/>
@@ -38,7 +38,7 @@
         <w:t xml:space="preserve">Cybersecurity Management &amp; Network Defense, Inc.</w:t>
       </w:r>
       <w:r>
-        <w:br/>
+        <w:t xml:space="preserve"> </w:t>
       </w:r>
       <w:r>
         <w:rPr>
@@ -54,7 +54,7 @@
         <w:t xml:space="preserve">Technical guide</w:t>
       </w:r>
       <w:r>
-        <w:br/>
+        <w:t xml:space="preserve"> </w:t>
       </w:r>
       <w:r>
         <w:rPr>
@@ -67,10 +67,10 @@
         <w:t xml:space="preserve"> </w:t>
       </w:r>
       <w:r>
-        <w:t xml:space="preserve">v0.1.5 friend-install documentation</w:t>
-      </w:r>
-      <w:r>
-        <w:br/>
+        <w:t xml:space="preserve">v0.1.6 friend-install documentation</w:t>
+      </w:r>
+      <w:r>
+        <w:t xml:space="preserve"> </w:t>
       </w:r>
       <w:r>
         <w:rPr>
@@ -741,13 +741,13 @@
       </w:r>
     </w:p>
     <w:bookmarkEnd w:id="23"/>
-    <w:bookmarkStart w:id="24" w:name="installer-flow"/>
+    <w:bookmarkStart w:id="24" w:name="client-adapter-option"/>
     <w:p>
       <w:pPr>
         <w:pStyle w:val="Heading2"/>
       </w:pPr>
       <w:r>
-        <w:t xml:space="preserve">Installer Flow</w:t>
+        <w:t xml:space="preserve">Client Adapter Option</w:t>
       </w:r>
     </w:p>
     <w:p>
@@ -755,7 +755,7 @@
         <w:pStyle w:val="FirstParagraph"/>
       </w:pPr>
       <w:r>
-        <w:t xml:space="preserve">The friend installer at</w:t>
+        <w:t xml:space="preserve">The public installer accepts optional</w:t>
       </w:r>
       <w:r>
         <w:t xml:space="preserve"> </w:t>
@@ -764,19 +764,40 @@
         <w:rPr>
           <w:rStyle w:val="VerbatimChar"/>
         </w:rPr>
-        <w:t xml:space="preserve">https://lodestone.cmndi.ai/install</w:t>
+        <w:t xml:space="preserve">LODESTONE_CLIENT=codex</w:t>
       </w:r>
       <w:r>
         <w:t xml:space="preserve"> </w:t>
       </w:r>
       <w:r>
-        <w:t xml:space="preserve">redirects to a</w:t>
+        <w:t xml:space="preserve">or</w:t>
       </w:r>
       <w:r>
         <w:t xml:space="preserve"> </w:t>
       </w:r>
       <w:r>
-        <w:t xml:space="preserve">pinned raw GitHub installer ref. The script is designed to fail closed.</w:t>
+        <w:rPr>
+          <w:rStyle w:val="VerbatimChar"/>
+        </w:rPr>
+        <w:t xml:space="preserve">LODESTONE_CLIENT=all</w:t>
+      </w:r>
+      <w:r>
+        <w:t xml:space="preserve">. In v0.1.x,</w:t>
+      </w:r>
+      <w:r>
+        <w:t xml:space="preserve"> </w:t>
+      </w:r>
+      <w:r>
+        <w:rPr>
+          <w:rStyle w:val="VerbatimChar"/>
+        </w:rPr>
+        <w:t xml:space="preserve">all</w:t>
+      </w:r>
+      <w:r>
+        <w:t xml:space="preserve"> </w:t>
+      </w:r>
+      <w:r>
+        <w:t xml:space="preserve">maps to the Codex adapter.</w:t>
       </w:r>
     </w:p>
     <w:p>
@@ -784,7 +805,37 @@
         <w:pStyle w:val="BodyText"/>
       </w:pPr>
       <w:r>
-        <w:t xml:space="preserve">High-level flow:</w:t>
+        <w:t xml:space="preserve">When enabled,</w:t>
+      </w:r>
+      <w:r>
+        <w:t xml:space="preserve"> </w:t>
+      </w:r>
+      <w:r>
+        <w:rPr>
+          <w:rStyle w:val="VerbatimChar"/>
+        </w:rPr>
+        <w:t xml:space="preserve">lodestone init --client codex</w:t>
+      </w:r>
+      <w:r>
+        <w:t xml:space="preserve"> </w:t>
+      </w:r>
+      <w:r>
+        <w:t xml:space="preserve">writes</w:t>
+      </w:r>
+      <w:r>
+        <w:t xml:space="preserve"> </w:t>
+      </w:r>
+      <w:r>
+        <w:rPr>
+          <w:rStyle w:val="VerbatimChar"/>
+        </w:rPr>
+        <w:t xml:space="preserve">.codex/config.toml</w:t>
+      </w:r>
+      <w:r>
+        <w:t xml:space="preserve"> </w:t>
+      </w:r>
+      <w:r>
+        <w:t xml:space="preserve">with:</w:t>
       </w:r>
     </w:p>
     <w:p>
@@ -796,19 +847,10 @@
         </w:numPr>
       </w:pPr>
       <w:r>
-        <w:t xml:space="preserve">Validate</w:t>
-      </w:r>
-      <w:r>
-        <w:t xml:space="preserve"> </w:t>
-      </w:r>
-      <w:r>
         <w:rPr>
           <w:rStyle w:val="VerbatimChar"/>
         </w:rPr>
-        <w:t xml:space="preserve">LODESTONE_PROFILE</w:t>
-      </w:r>
-      <w:r>
-        <w:t xml:space="preserve">.</w:t>
+        <w:t xml:space="preserve">[mcp_servers.lodestone-mcp]</w:t>
       </w:r>
     </w:p>
     <w:p>
@@ -820,7 +862,25 @@
         </w:numPr>
       </w:pPr>
       <w:r>
-        <w:t xml:space="preserve">Validate Node.js 20+, npm, and curl.</w:t>
+        <w:rPr>
+          <w:rStyle w:val="VerbatimChar"/>
+        </w:rPr>
+        <w:t xml:space="preserve">command</w:t>
+      </w:r>
+      <w:r>
+        <w:t xml:space="preserve"> </w:t>
+      </w:r>
+      <w:r>
+        <w:t xml:space="preserve">pointing at</w:t>
+      </w:r>
+      <w:r>
+        <w:t xml:space="preserve"> </w:t>
+      </w:r>
+      <w:r>
+        <w:rPr>
+          <w:rStyle w:val="VerbatimChar"/>
+        </w:rPr>
+        <w:t xml:space="preserve">.lodestone/runtime/lodestone-mcp</w:t>
       </w:r>
     </w:p>
     <w:p>
@@ -832,19 +892,16 @@
         </w:numPr>
       </w:pPr>
       <w:r>
-        <w:t xml:space="preserve">Resolve the pinned</w:t>
-      </w:r>
-      <w:r>
-        <w:t xml:space="preserve"> </w:t>
-      </w:r>
-      <w:r>
         <w:rPr>
           <w:rStyle w:val="VerbatimChar"/>
         </w:rPr>
-        <w:t xml:space="preserve">LODESTONE_VERSION</w:t>
-      </w:r>
-      <w:r>
-        <w:t xml:space="preserve">.</w:t>
+        <w:t xml:space="preserve">cwd</w:t>
+      </w:r>
+      <w:r>
+        <w:t xml:space="preserve"> </w:t>
+      </w:r>
+      <w:r>
+        <w:t xml:space="preserve">set to the installed project root</w:t>
       </w:r>
     </w:p>
     <w:p>
@@ -856,6 +913,238 @@
         </w:numPr>
       </w:pPr>
       <w:r>
+        <w:rPr>
+          <w:rStyle w:val="VerbatimChar"/>
+        </w:rPr>
+        <w:t xml:space="preserve">enabled = true</w:t>
+      </w:r>
+    </w:p>
+    <w:p>
+      <w:pPr>
+        <w:pStyle w:val="FirstParagraph"/>
+      </w:pPr>
+      <w:r>
+        <w:t xml:space="preserve">This is project-local Codex configuration. Codex still controls trust: project</w:t>
+      </w:r>
+      <w:r>
+        <w:t xml:space="preserve"> </w:t>
+      </w:r>
+      <w:r>
+        <w:rPr>
+          <w:rStyle w:val="VerbatimChar"/>
+        </w:rPr>
+        <w:t xml:space="preserve">.codex/config.toml</w:t>
+      </w:r>
+      <w:r>
+        <w:t xml:space="preserve"> </w:t>
+      </w:r>
+      <w:r>
+        <w:t xml:space="preserve">is loaded only after the project is trusted. Users should</w:t>
+      </w:r>
+      <w:r>
+        <w:t xml:space="preserve"> </w:t>
+      </w:r>
+      <w:r>
+        <w:t xml:space="preserve">approve the Codex trust prompt for the repo and start a new Codex session if</w:t>
+      </w:r>
+      <w:r>
+        <w:t xml:space="preserve"> </w:t>
+      </w:r>
+      <w:r>
+        <w:t xml:space="preserve">Codex was already open.</w:t>
+      </w:r>
+    </w:p>
+    <w:p>
+      <w:pPr>
+        <w:pStyle w:val="BodyText"/>
+      </w:pPr>
+      <w:r>
+        <w:t xml:space="preserve">Validation command:</w:t>
+      </w:r>
+    </w:p>
+    <w:p>
+      <w:pPr>
+        <w:pStyle w:val="SourceCode"/>
+      </w:pPr>
+      <w:r>
+        <w:rPr>
+          <w:rStyle w:val="ExtensionTok"/>
+        </w:rPr>
+        <w:t xml:space="preserve">./node_modules/.bin/lodestone</w:t>
+      </w:r>
+      <w:r>
+        <w:rPr>
+          <w:rStyle w:val="NormalTok"/>
+        </w:rPr>
+        <w:t xml:space="preserve"> doctor </w:t>
+      </w:r>
+      <w:r>
+        <w:rPr>
+          <w:rStyle w:val="AttributeTok"/>
+        </w:rPr>
+        <w:t xml:space="preserve">--client</w:t>
+      </w:r>
+      <w:r>
+        <w:rPr>
+          <w:rStyle w:val="NormalTok"/>
+        </w:rPr>
+        <w:t xml:space="preserve"> codex</w:t>
+      </w:r>
+    </w:p>
+    <w:p>
+      <w:pPr>
+        <w:pStyle w:val="FirstParagraph"/>
+      </w:pPr>
+      <w:r>
+        <w:t xml:space="preserve">The doctor check exits non-zero when the Codex config file is missing, stale,</w:t>
+      </w:r>
+      <w:r>
+        <w:t xml:space="preserve"> </w:t>
+      </w:r>
+      <w:r>
+        <w:t xml:space="preserve">malformed, or points at the wrong runtime command.</w:t>
+      </w:r>
+    </w:p>
+    <w:bookmarkEnd w:id="24"/>
+    <w:bookmarkStart w:id="25" w:name="installer-flow"/>
+    <w:p>
+      <w:pPr>
+        <w:pStyle w:val="Heading2"/>
+      </w:pPr>
+      <w:r>
+        <w:t xml:space="preserve">Installer Flow</w:t>
+      </w:r>
+    </w:p>
+    <w:p>
+      <w:pPr>
+        <w:pStyle w:val="FirstParagraph"/>
+      </w:pPr>
+      <w:r>
+        <w:t xml:space="preserve">The friend installer at</w:t>
+      </w:r>
+      <w:r>
+        <w:t xml:space="preserve"> </w:t>
+      </w:r>
+      <w:r>
+        <w:rPr>
+          <w:rStyle w:val="VerbatimChar"/>
+        </w:rPr>
+        <w:t xml:space="preserve">https://lodestone.cmndi.ai/install</w:t>
+      </w:r>
+      <w:r>
+        <w:t xml:space="preserve"> </w:t>
+      </w:r>
+      <w:r>
+        <w:t xml:space="preserve">redirects to a</w:t>
+      </w:r>
+      <w:r>
+        <w:t xml:space="preserve"> </w:t>
+      </w:r>
+      <w:r>
+        <w:t xml:space="preserve">pinned raw GitHub installer ref. The script is designed to fail closed.</w:t>
+      </w:r>
+    </w:p>
+    <w:p>
+      <w:pPr>
+        <w:pStyle w:val="BodyText"/>
+      </w:pPr>
+      <w:r>
+        <w:t xml:space="preserve">High-level flow:</w:t>
+      </w:r>
+    </w:p>
+    <w:p>
+      <w:pPr>
+        <w:pStyle w:val="Compact"/>
+        <w:numPr>
+          <w:ilvl w:val="0"/>
+          <w:numId w:val="1003"/>
+        </w:numPr>
+      </w:pPr>
+      <w:r>
+        <w:t xml:space="preserve">Validate</w:t>
+      </w:r>
+      <w:r>
+        <w:t xml:space="preserve"> </w:t>
+      </w:r>
+      <w:r>
+        <w:rPr>
+          <w:rStyle w:val="VerbatimChar"/>
+        </w:rPr>
+        <w:t xml:space="preserve">LODESTONE_PROFILE</w:t>
+      </w:r>
+      <w:r>
+        <w:t xml:space="preserve">.</w:t>
+      </w:r>
+    </w:p>
+    <w:p>
+      <w:pPr>
+        <w:pStyle w:val="Compact"/>
+        <w:numPr>
+          <w:ilvl w:val="0"/>
+          <w:numId w:val="1003"/>
+        </w:numPr>
+      </w:pPr>
+      <w:r>
+        <w:t xml:space="preserve">Validate optional</w:t>
+      </w:r>
+      <w:r>
+        <w:t xml:space="preserve"> </w:t>
+      </w:r>
+      <w:r>
+        <w:rPr>
+          <w:rStyle w:val="VerbatimChar"/>
+        </w:rPr>
+        <w:t xml:space="preserve">LODESTONE_CLIENT</w:t>
+      </w:r>
+      <w:r>
+        <w:t xml:space="preserve">.</w:t>
+      </w:r>
+    </w:p>
+    <w:p>
+      <w:pPr>
+        <w:pStyle w:val="Compact"/>
+        <w:numPr>
+          <w:ilvl w:val="0"/>
+          <w:numId w:val="1003"/>
+        </w:numPr>
+      </w:pPr>
+      <w:r>
+        <w:t xml:space="preserve">Validate Node.js 20+, npm, and curl.</w:t>
+      </w:r>
+    </w:p>
+    <w:p>
+      <w:pPr>
+        <w:pStyle w:val="Compact"/>
+        <w:numPr>
+          <w:ilvl w:val="0"/>
+          <w:numId w:val="1003"/>
+        </w:numPr>
+      </w:pPr>
+      <w:r>
+        <w:t xml:space="preserve">Resolve the pinned</w:t>
+      </w:r>
+      <w:r>
+        <w:t xml:space="preserve"> </w:t>
+      </w:r>
+      <w:r>
+        <w:rPr>
+          <w:rStyle w:val="VerbatimChar"/>
+        </w:rPr>
+        <w:t xml:space="preserve">LODESTONE_VERSION</w:t>
+      </w:r>
+      <w:r>
+        <w:t xml:space="preserve">.</w:t>
+      </w:r>
+    </w:p>
+    <w:p>
+      <w:pPr>
+        <w:pStyle w:val="Compact"/>
+        <w:numPr>
+          <w:ilvl w:val="0"/>
+          <w:numId w:val="1003"/>
+        </w:numPr>
+      </w:pPr>
+      <w:r>
         <w:t xml:space="preserve">Download four release tarballs:</w:t>
       </w:r>
     </w:p>
@@ -864,7 +1153,7 @@
         <w:pStyle w:val="Compact"/>
         <w:numPr>
           <w:ilvl w:val="1"/>
-          <w:numId w:val="1003"/>
+          <w:numId w:val="1004"/>
         </w:numPr>
       </w:pPr>
       <w:r>
@@ -879,7 +1168,7 @@
         <w:pStyle w:val="Compact"/>
         <w:numPr>
           <w:ilvl w:val="1"/>
-          <w:numId w:val="1003"/>
+          <w:numId w:val="1004"/>
         </w:numPr>
       </w:pPr>
       <w:r>
@@ -894,7 +1183,7 @@
         <w:pStyle w:val="Compact"/>
         <w:numPr>
           <w:ilvl w:val="1"/>
-          <w:numId w:val="1003"/>
+          <w:numId w:val="1004"/>
         </w:numPr>
       </w:pPr>
       <w:r>
@@ -909,7 +1198,7 @@
         <w:pStyle w:val="Compact"/>
         <w:numPr>
           <w:ilvl w:val="1"/>
-          <w:numId w:val="1003"/>
+          <w:numId w:val="1004"/>
         </w:numPr>
       </w:pPr>
       <w:r>
@@ -930,7 +1219,7 @@
         <w:pStyle w:val="Compact"/>
         <w:numPr>
           <w:ilvl w:val="0"/>
-          <w:numId w:val="1002"/>
+          <w:numId w:val="1003"/>
         </w:numPr>
       </w:pPr>
       <w:r>
@@ -942,7 +1231,7 @@
         <w:pStyle w:val="Compact"/>
         <w:numPr>
           <w:ilvl w:val="0"/>
-          <w:numId w:val="1002"/>
+          <w:numId w:val="1003"/>
         </w:numPr>
       </w:pPr>
       <w:r>
@@ -966,7 +1255,7 @@
         <w:pStyle w:val="Compact"/>
         <w:numPr>
           <w:ilvl w:val="0"/>
-          <w:numId w:val="1002"/>
+          <w:numId w:val="1003"/>
         </w:numPr>
       </w:pPr>
       <w:r>
@@ -990,15 +1279,72 @@
         <w:pStyle w:val="Compact"/>
         <w:numPr>
           <w:ilvl w:val="0"/>
-          <w:numId w:val="1002"/>
+          <w:numId w:val="1003"/>
         </w:numPr>
       </w:pPr>
       <w:r>
-        <w:t xml:space="preserve">Leave no temporary download directory behind.</w:t>
+        <w:t xml:space="preserve">Pass</w:t>
+      </w:r>
+      <w:r>
+        <w:t xml:space="preserve"> </w:t>
+      </w:r>
+      <w:r>
+        <w:rPr>
+          <w:rStyle w:val="VerbatimChar"/>
+        </w:rPr>
+        <w:t xml:space="preserve">--client codex</w:t>
+      </w:r>
+      <w:r>
+        <w:t xml:space="preserve"> </w:t>
+      </w:r>
+      <w:r>
+        <w:t xml:space="preserve">when</w:t>
+      </w:r>
+      <w:r>
+        <w:t xml:space="preserve"> </w:t>
+      </w:r>
+      <w:r>
+        <w:rPr>
+          <w:rStyle w:val="VerbatimChar"/>
+        </w:rPr>
+        <w:t xml:space="preserve">LODESTONE_CLIENT=codex</w:t>
+      </w:r>
+      <w:r>
+        <w:t xml:space="preserve"> </w:t>
+      </w:r>
+      <w:r>
+        <w:t xml:space="preserve">or</w:t>
+      </w:r>
+      <w:r>
+        <w:t xml:space="preserve"> </w:t>
+      </w:r>
+      <w:r>
+        <w:rPr>
+          <w:rStyle w:val="VerbatimChar"/>
+        </w:rPr>
+        <w:t xml:space="preserve">all</w:t>
+      </w:r>
+      <w:r>
+        <w:t xml:space="preserve"> </w:t>
+      </w:r>
+      <w:r>
+        <w:t xml:space="preserve">is set.</w:t>
       </w:r>
     </w:p>
     <w:p>
       <w:pPr>
+        <w:pStyle w:val="Compact"/>
+        <w:numPr>
+          <w:ilvl w:val="0"/>
+          <w:numId w:val="1003"/>
+        </w:numPr>
+      </w:pPr>
+      <w:r>
+        <w:t xml:space="preserve">Leave no temporary download directory behind.</w:t>
+      </w:r>
+    </w:p>
+    <w:p>
+      <w:pPr>
         <w:pStyle w:val="FirstParagraph"/>
       </w:pPr>
       <w:r>
@@ -1011,8 +1357,8 @@
         <w:t xml:space="preserve">artifacts.</w:t>
       </w:r>
     </w:p>
-    <w:bookmarkEnd w:id="24"/>
-    <w:bookmarkStart w:id="25" w:name="runtime-architecture"/>
+    <w:bookmarkEnd w:id="25"/>
+    <w:bookmarkStart w:id="26" w:name="runtime-architecture"/>
     <w:p>
       <w:pPr>
         <w:pStyle w:val="Heading2"/>
@@ -1181,8 +1527,8 @@
         <w:t xml:space="preserve">coding agent remains the user interface.</w:t>
       </w:r>
     </w:p>
-    <w:bookmarkEnd w:id="25"/>
-    <w:bookmarkStart w:id="26" w:name="mcp-tools"/>
+    <w:bookmarkEnd w:id="26"/>
+    <w:bookmarkStart w:id="27" w:name="mcp-tools"/>
     <w:p>
       <w:pPr>
         <w:pStyle w:val="Heading2"/>
@@ -1468,8 +1814,8 @@
         <w:t xml:space="preserve">for request and response shapes.</w:t>
       </w:r>
     </w:p>
-    <w:bookmarkEnd w:id="26"/>
-    <w:bookmarkStart w:id="27" w:name="privacy-and-data-handling"/>
+    <w:bookmarkEnd w:id="27"/>
+    <w:bookmarkStart w:id="28" w:name="privacy-and-data-handling"/>
     <w:p>
       <w:pPr>
         <w:pStyle w:val="Heading2"/>
@@ -1484,176 +1830,6 @@
       </w:pPr>
       <w:r>
         <w:t xml:space="preserve">Lodestone's normal runtime state stays inside the target repository:</w:t>
-      </w:r>
-    </w:p>
-    <w:p>
-      <w:pPr>
-        <w:pStyle w:val="Compact"/>
-        <w:numPr>
-          <w:ilvl w:val="0"/>
-          <w:numId w:val="1004"/>
-        </w:numPr>
-      </w:pPr>
-      <w:r>
-        <w:t xml:space="preserve">Source code remains in the repository.</w:t>
-      </w:r>
-    </w:p>
-    <w:p>
-      <w:pPr>
-        <w:pStyle w:val="Compact"/>
-        <w:numPr>
-          <w:ilvl w:val="0"/>
-          <w:numId w:val="1004"/>
-        </w:numPr>
-      </w:pPr>
-      <w:r>
-        <w:t xml:space="preserve">Embeddings are stored in</w:t>
-      </w:r>
-      <w:r>
-        <w:t xml:space="preserve"> </w:t>
-      </w:r>
-      <w:r>
-        <w:rPr>
-          <w:rStyle w:val="VerbatimChar"/>
-        </w:rPr>
-        <w:t xml:space="preserve">.lodestone/lodestone.sqlite</w:t>
-      </w:r>
-      <w:r>
-        <w:t xml:space="preserve">.</w:t>
-      </w:r>
-    </w:p>
-    <w:p>
-      <w:pPr>
-        <w:pStyle w:val="Compact"/>
-        <w:numPr>
-          <w:ilvl w:val="0"/>
-          <w:numId w:val="1004"/>
-        </w:numPr>
-      </w:pPr>
-      <w:r>
-        <w:t xml:space="preserve">Graph data is stored in</w:t>
-      </w:r>
-      <w:r>
-        <w:t xml:space="preserve"> </w:t>
-      </w:r>
-      <w:r>
-        <w:rPr>
-          <w:rStyle w:val="VerbatimChar"/>
-        </w:rPr>
-        <w:t xml:space="preserve">.lodestone/lodestone.sqlite</w:t>
-      </w:r>
-      <w:r>
-        <w:t xml:space="preserve">.</w:t>
-      </w:r>
-    </w:p>
-    <w:p>
-      <w:pPr>
-        <w:pStyle w:val="Compact"/>
-        <w:numPr>
-          <w:ilvl w:val="0"/>
-          <w:numId w:val="1004"/>
-        </w:numPr>
-      </w:pPr>
-      <w:r>
-        <w:t xml:space="preserve">Skill cards are stored in</w:t>
-      </w:r>
-      <w:r>
-        <w:t xml:space="preserve"> </w:t>
-      </w:r>
-      <w:r>
-        <w:rPr>
-          <w:rStyle w:val="VerbatimChar"/>
-        </w:rPr>
-        <w:t xml:space="preserve">.lodestone/skills/</w:t>
-      </w:r>
-      <w:r>
-        <w:t xml:space="preserve">.</w:t>
-      </w:r>
-    </w:p>
-    <w:p>
-      <w:pPr>
-        <w:pStyle w:val="Compact"/>
-        <w:numPr>
-          <w:ilvl w:val="0"/>
-          <w:numId w:val="1004"/>
-        </w:numPr>
-      </w:pPr>
-      <w:r>
-        <w:t xml:space="preserve">Feedback is stored locally.</w:t>
-      </w:r>
-    </w:p>
-    <w:p>
-      <w:pPr>
-        <w:pStyle w:val="FirstParagraph"/>
-      </w:pPr>
-      <w:r>
-        <w:t xml:space="preserve">Install-time network use includes GitHub release downloads and npm dependency</w:t>
-      </w:r>
-      <w:r>
-        <w:t xml:space="preserve"> </w:t>
-      </w:r>
-      <w:r>
-        <w:t xml:space="preserve">resolution. Runtime model fetch is not required for the packaged</w:t>
-      </w:r>
-      <w:r>
-        <w:t xml:space="preserve"> </w:t>
-      </w:r>
-      <w:r>
-        <w:rPr>
-          <w:rStyle w:val="VerbatimChar"/>
-        </w:rPr>
-        <w:t xml:space="preserve">lite</w:t>
-      </w:r>
-      <w:r>
-        <w:t xml:space="preserve"> </w:t>
-      </w:r>
-      <w:r>
-        <w:t xml:space="preserve">and</w:t>
-      </w:r>
-      <w:r>
-        <w:t xml:space="preserve"> </w:t>
-      </w:r>
-      <w:r>
-        <w:rPr>
-          <w:rStyle w:val="VerbatimChar"/>
-        </w:rPr>
-        <w:t xml:space="preserve">full</w:t>
-      </w:r>
-      <w:r>
-        <w:t xml:space="preserve"> </w:t>
-      </w:r>
-      <w:r>
-        <w:t xml:space="preserve">friend profiles. Future optional model setup commands are consent-gated</w:t>
-      </w:r>
-      <w:r>
-        <w:t xml:space="preserve"> </w:t>
-      </w:r>
-      <w:r>
-        <w:t xml:space="preserve">and routed through the Lodestone network guard; the public v0.1.x build exits</w:t>
-      </w:r>
-      <w:r>
-        <w:t xml:space="preserve"> </w:t>
-      </w:r>
-      <w:r>
-        <w:t xml:space="preserve">before network until real pinned hashes are published.</w:t>
-      </w:r>
-    </w:p>
-    <w:bookmarkEnd w:id="27"/>
-    <w:bookmarkStart w:id="28" w:name="security-controls"/>
-    <w:p>
-      <w:pPr>
-        <w:pStyle w:val="Heading2"/>
-      </w:pPr>
-      <w:r>
-        <w:t xml:space="preserve">Security Controls</w:t>
-      </w:r>
-    </w:p>
-    <w:p>
-      <w:pPr>
-        <w:pStyle w:val="FirstParagraph"/>
-      </w:pPr>
-      <w:r>
-        <w:t xml:space="preserve">The friend installer uses:</w:t>
       </w:r>
     </w:p>
     <w:p>
@@ -1665,7 +1841,7 @@
         </w:numPr>
       </w:pPr>
       <w:r>
-        <w:t xml:space="preserve">Pinned release version by default.</w:t>
+        <w:t xml:space="preserve">Source code remains in the repository.</w:t>
       </w:r>
     </w:p>
     <w:p>
@@ -1677,7 +1853,19 @@
         </w:numPr>
       </w:pPr>
       <w:r>
-        <w:t xml:space="preserve">Embedded SHA-256 checksum verification.</w:t>
+        <w:t xml:space="preserve">Embeddings are stored in</w:t>
+      </w:r>
+      <w:r>
+        <w:t xml:space="preserve"> </w:t>
+      </w:r>
+      <w:r>
+        <w:rPr>
+          <w:rStyle w:val="VerbatimChar"/>
+        </w:rPr>
+        <w:t xml:space="preserve">.lodestone/lodestone.sqlite</w:t>
+      </w:r>
+      <w:r>
+        <w:t xml:space="preserve">.</w:t>
       </w:r>
     </w:p>
     <w:p>
@@ -1689,7 +1877,19 @@
         </w:numPr>
       </w:pPr>
       <w:r>
-        <w:t xml:space="preserve">Anonymous public downloads unless maintainer auth is explicitly requested.</w:t>
+        <w:t xml:space="preserve">Graph data is stored in</w:t>
+      </w:r>
+      <w:r>
+        <w:t xml:space="preserve"> </w:t>
+      </w:r>
+      <w:r>
+        <w:rPr>
+          <w:rStyle w:val="VerbatimChar"/>
+        </w:rPr>
+        <w:t xml:space="preserve">.lodestone/lodestone.sqlite</w:t>
+      </w:r>
+      <w:r>
+        <w:t xml:space="preserve">.</w:t>
       </w:r>
     </w:p>
     <w:p>
@@ -1701,7 +1901,19 @@
         </w:numPr>
       </w:pPr>
       <w:r>
-        <w:t xml:space="preserve">Temporary download directory cleanup on success or failure.</w:t>
+        <w:t xml:space="preserve">Skill cards are stored in</w:t>
+      </w:r>
+      <w:r>
+        <w:t xml:space="preserve"> </w:t>
+      </w:r>
+      <w:r>
+        <w:rPr>
+          <w:rStyle w:val="VerbatimChar"/>
+        </w:rPr>
+        <w:t xml:space="preserve">.lodestone/skills/</w:t>
+      </w:r>
+      <w:r>
+        <w:t xml:space="preserve">.</w:t>
       </w:r>
     </w:p>
     <w:p>
@@ -1713,7 +1925,21 @@
         </w:numPr>
       </w:pPr>
       <w:r>
-        <w:t xml:space="preserve">No</w:t>
+        <w:t xml:space="preserve">Feedback is stored locally.</w:t>
+      </w:r>
+    </w:p>
+    <w:p>
+      <w:pPr>
+        <w:pStyle w:val="FirstParagraph"/>
+      </w:pPr>
+      <w:r>
+        <w:t xml:space="preserve">Install-time network use includes GitHub release downloads and npm dependency</w:t>
+      </w:r>
+      <w:r>
+        <w:t xml:space="preserve"> </w:t>
+      </w:r>
+      <w:r>
+        <w:t xml:space="preserve">resolution. Runtime model fetch is not required for the packaged</w:t>
       </w:r>
       <w:r>
         <w:t xml:space="preserve"> </w:t>
@@ -1722,13 +1948,50 @@
         <w:rPr>
           <w:rStyle w:val="VerbatimChar"/>
         </w:rPr>
-        <w:t xml:space="preserve">latest</w:t>
+        <w:t xml:space="preserve">lite</w:t>
       </w:r>
       <w:r>
         <w:t xml:space="preserve"> </w:t>
       </w:r>
       <w:r>
-        <w:t xml:space="preserve">resolution in the pinned public installer.</w:t>
+        <w:t xml:space="preserve">and</w:t>
+      </w:r>
+      <w:r>
+        <w:t xml:space="preserve"> </w:t>
+      </w:r>
+      <w:r>
+        <w:rPr>
+          <w:rStyle w:val="VerbatimChar"/>
+        </w:rPr>
+        <w:t xml:space="preserve">full</w:t>
+      </w:r>
+      <w:r>
+        <w:t xml:space="preserve"> </w:t>
+      </w:r>
+      <w:r>
+        <w:t xml:space="preserve">friend profiles. Future optional model setup commands are consent-gated</w:t>
+      </w:r>
+      <w:r>
+        <w:t xml:space="preserve"> </w:t>
+      </w:r>
+      <w:r>
+        <w:t xml:space="preserve">and routed through the Lodestone network guard; the public v0.1.x build exits</w:t>
+      </w:r>
+      <w:r>
+        <w:t xml:space="preserve"> </w:t>
+      </w:r>
+      <w:r>
+        <w:t xml:space="preserve">before network until real pinned hashes are published.</w:t>
+      </w:r>
+    </w:p>
+    <w:bookmarkEnd w:id="28"/>
+    <w:bookmarkStart w:id="29" w:name="security-controls"/>
+    <w:p>
+      <w:pPr>
+        <w:pStyle w:val="Heading2"/>
+      </w:pPr>
+      <w:r>
+        <w:t xml:space="preserve">Security Controls</w:t>
       </w:r>
     </w:p>
     <w:p>
@@ -1736,7 +1999,7 @@
         <w:pStyle w:val="FirstParagraph"/>
       </w:pPr>
       <w:r>
-        <w:t xml:space="preserve">The runtime uses:</w:t>
+        <w:t xml:space="preserve">The friend installer uses:</w:t>
       </w:r>
     </w:p>
     <w:p>
@@ -1748,7 +2011,7 @@
         </w:numPr>
       </w:pPr>
       <w:r>
-        <w:t xml:space="preserve">Project-local storage.</w:t>
+        <w:t xml:space="preserve">Pinned release version by default.</w:t>
       </w:r>
     </w:p>
     <w:p>
@@ -1760,7 +2023,7 @@
         </w:numPr>
       </w:pPr>
       <w:r>
-        <w:t xml:space="preserve">MCP over stdio.</w:t>
+        <w:t xml:space="preserve">Embedded SHA-256 checksum verification.</w:t>
       </w:r>
     </w:p>
     <w:p>
@@ -1772,7 +2035,7 @@
         </w:numPr>
       </w:pPr>
       <w:r>
-        <w:t xml:space="preserve">Read-only database access for MCP request paths.</w:t>
+        <w:t xml:space="preserve">Anonymous public downloads unless maintainer auth is explicitly requested.</w:t>
       </w:r>
     </w:p>
     <w:p>
@@ -1784,22 +2047,7 @@
         </w:numPr>
       </w:pPr>
       <w:r>
-        <w:t xml:space="preserve">A gated</w:t>
-      </w:r>
-      <w:r>
-        <w:t xml:space="preserve"> </w:t>
-      </w:r>
-      <w:r>
-        <w:rPr>
-          <w:rStyle w:val="VerbatimChar"/>
-        </w:rPr>
-        <w:t xml:space="preserve">sql</w:t>
-      </w:r>
-      <w:r>
-        <w:t xml:space="preserve"> </w:t>
-      </w:r>
-      <w:r>
-        <w:t xml:space="preserve">tool.</w:t>
+        <w:t xml:space="preserve">Temporary download directory cleanup on success or failure.</w:t>
       </w:r>
     </w:p>
     <w:p>
@@ -1811,26 +2059,22 @@
         </w:numPr>
       </w:pPr>
       <w:r>
+        <w:t xml:space="preserve">No</w:t>
+      </w:r>
+      <w:r>
+        <w:t xml:space="preserve"> </w:t>
+      </w:r>
+      <w:r>
         <w:rPr>
           <w:rStyle w:val="VerbatimChar"/>
         </w:rPr>
-        <w:t xml:space="preserve">LODESTONE_OFFLINE=1</w:t>
+        <w:t xml:space="preserve">latest</w:t>
       </w:r>
       <w:r>
         <w:t xml:space="preserve"> </w:t>
       </w:r>
       <w:r>
-        <w:t xml:space="preserve">support for blocking Lodestone-managed network calls.</w:t>
-      </w:r>
-    </w:p>
-    <w:bookmarkEnd w:id="28"/>
-    <w:bookmarkStart w:id="29" w:name="operational-commands"/>
-    <w:p>
-      <w:pPr>
-        <w:pStyle w:val="Heading2"/>
-      </w:pPr>
-      <w:r>
-        <w:t xml:space="preserve">Operational Commands</w:t>
+        <w:t xml:space="preserve">resolution in the pinned public installer.</w:t>
       </w:r>
     </w:p>
     <w:p>
@@ -1838,258 +2082,7 @@
         <w:pStyle w:val="FirstParagraph"/>
       </w:pPr>
       <w:r>
-        <w:t xml:space="preserve">Install lite:</w:t>
-      </w:r>
-    </w:p>
-    <w:p>
-      <w:pPr>
-        <w:pStyle w:val="SourceCode"/>
-      </w:pPr>
-      <w:r>
-        <w:rPr>
-          <w:rStyle w:val="ExtensionTok"/>
-        </w:rPr>
-        <w:t xml:space="preserve">curl</w:t>
-      </w:r>
-      <w:r>
-        <w:rPr>
-          <w:rStyle w:val="NormalTok"/>
-        </w:rPr>
-        <w:t xml:space="preserve"> </w:t>
-      </w:r>
-      <w:r>
-        <w:rPr>
-          <w:rStyle w:val="AttributeTok"/>
-        </w:rPr>
-        <w:t xml:space="preserve">-sSfL</w:t>
-      </w:r>
-      <w:r>
-        <w:rPr>
-          <w:rStyle w:val="NormalTok"/>
-        </w:rPr>
-        <w:t xml:space="preserve"> https://lodestone.cmndi.ai/install </w:t>
-      </w:r>
-      <w:r>
-        <w:rPr>
-          <w:rStyle w:val="KeywordTok"/>
-        </w:rPr>
-        <w:t xml:space="preserve">|</w:t>
-      </w:r>
-      <w:r>
-        <w:rPr>
-          <w:rStyle w:val="NormalTok"/>
-        </w:rPr>
-        <w:t xml:space="preserve"> </w:t>
-      </w:r>
-      <w:r>
-        <w:rPr>
-          <w:rStyle w:val="FunctionTok"/>
-        </w:rPr>
-        <w:t xml:space="preserve">bash</w:t>
-      </w:r>
-    </w:p>
-    <w:p>
-      <w:pPr>
-        <w:pStyle w:val="FirstParagraph"/>
-      </w:pPr>
-      <w:r>
-        <w:t xml:space="preserve">Install full:</w:t>
-      </w:r>
-    </w:p>
-    <w:p>
-      <w:pPr>
-        <w:pStyle w:val="SourceCode"/>
-      </w:pPr>
-      <w:r>
-        <w:rPr>
-          <w:rStyle w:val="ExtensionTok"/>
-        </w:rPr>
-        <w:t xml:space="preserve">curl</w:t>
-      </w:r>
-      <w:r>
-        <w:rPr>
-          <w:rStyle w:val="NormalTok"/>
-        </w:rPr>
-        <w:t xml:space="preserve"> </w:t>
-      </w:r>
-      <w:r>
-        <w:rPr>
-          <w:rStyle w:val="AttributeTok"/>
-        </w:rPr>
-        <w:t xml:space="preserve">-sSfL</w:t>
-      </w:r>
-      <w:r>
-        <w:rPr>
-          <w:rStyle w:val="NormalTok"/>
-        </w:rPr>
-        <w:t xml:space="preserve"> https://lodestone.cmndi.ai/install </w:t>
-      </w:r>
-      <w:r>
-        <w:rPr>
-          <w:rStyle w:val="KeywordTok"/>
-        </w:rPr>
-        <w:t xml:space="preserve">|</w:t>
-      </w:r>
-      <w:r>
-        <w:rPr>
-          <w:rStyle w:val="NormalTok"/>
-        </w:rPr>
-        <w:t xml:space="preserve"> </w:t>
-      </w:r>
-      <w:r>
-        <w:rPr>
-          <w:rStyle w:val="VariableTok"/>
-        </w:rPr>
-        <w:t xml:space="preserve">LODESTONE_PROFILE</w:t>
-      </w:r>
-      <w:r>
-        <w:rPr>
-          <w:rStyle w:val="OperatorTok"/>
-        </w:rPr>
-        <w:t xml:space="preserve">=</w:t>
-      </w:r>
-      <w:r>
-        <w:rPr>
-          <w:rStyle w:val="NormalTok"/>
-        </w:rPr>
-        <w:t xml:space="preserve">full </w:t>
-      </w:r>
-      <w:r>
-        <w:rPr>
-          <w:rStyle w:val="FunctionTok"/>
-        </w:rPr>
-        <w:t xml:space="preserve">bash</w:t>
-      </w:r>
-    </w:p>
-    <w:p>
-      <w:pPr>
-        <w:pStyle w:val="FirstParagraph"/>
-      </w:pPr>
-      <w:r>
-        <w:t xml:space="preserve">Status:</w:t>
-      </w:r>
-    </w:p>
-    <w:p>
-      <w:pPr>
-        <w:pStyle w:val="SourceCode"/>
-      </w:pPr>
-      <w:r>
-        <w:rPr>
-          <w:rStyle w:val="ExtensionTok"/>
-        </w:rPr>
-        <w:t xml:space="preserve">./node_modules/.bin/lodestone</w:t>
-      </w:r>
-      <w:r>
-        <w:rPr>
-          <w:rStyle w:val="NormalTok"/>
-        </w:rPr>
-        <w:t xml:space="preserve"> status</w:t>
-      </w:r>
-    </w:p>
-    <w:p>
-      <w:pPr>
-        <w:pStyle w:val="FirstParagraph"/>
-      </w:pPr>
-      <w:r>
-        <w:t xml:space="preserve">Rebuild the local index:</w:t>
-      </w:r>
-    </w:p>
-    <w:p>
-      <w:pPr>
-        <w:pStyle w:val="SourceCode"/>
-      </w:pPr>
-      <w:r>
-        <w:rPr>
-          <w:rStyle w:val="ExtensionTok"/>
-        </w:rPr>
-        <w:t xml:space="preserve">./node_modules/.bin/lodestone</w:t>
-      </w:r>
-      <w:r>
-        <w:rPr>
-          <w:rStyle w:val="NormalTok"/>
-        </w:rPr>
-        <w:t xml:space="preserve"> reindex</w:t>
-      </w:r>
-    </w:p>
-    <w:p>
-      <w:pPr>
-        <w:pStyle w:val="FirstParagraph"/>
-      </w:pPr>
-      <w:r>
-        <w:t xml:space="preserve">Uninstall:</w:t>
-      </w:r>
-    </w:p>
-    <w:p>
-      <w:pPr>
-        <w:pStyle w:val="SourceCode"/>
-      </w:pPr>
-      <w:r>
-        <w:rPr>
-          <w:rStyle w:val="ExtensionTok"/>
-        </w:rPr>
-        <w:t xml:space="preserve">./node_modules/.bin/lodestone</w:t>
-      </w:r>
-      <w:r>
-        <w:rPr>
-          <w:rStyle w:val="NormalTok"/>
-        </w:rPr>
-        <w:t xml:space="preserve"> uninstall</w:t>
-      </w:r>
-    </w:p>
-    <w:bookmarkEnd w:id="29"/>
-    <w:bookmarkStart w:id="30" w:name="upgrade-model"/>
-    <w:p>
-      <w:pPr>
-        <w:pStyle w:val="Heading2"/>
-      </w:pPr>
-      <w:r>
-        <w:t xml:space="preserve">Upgrade Model</w:t>
-      </w:r>
-    </w:p>
-    <w:p>
-      <w:pPr>
-        <w:pStyle w:val="FirstParagraph"/>
-      </w:pPr>
-      <w:r>
-        <w:t xml:space="preserve">The public friend installer is pinned to an approved package set. Operators</w:t>
-      </w:r>
-      <w:r>
-        <w:t xml:space="preserve"> </w:t>
-      </w:r>
-      <w:r>
-        <w:t xml:space="preserve">move the installer forward after building, testing, checksumming, and publishing</w:t>
-      </w:r>
-      <w:r>
-        <w:t xml:space="preserve"> </w:t>
-      </w:r>
-      <w:r>
-        <w:t xml:space="preserve">the next release assets.</w:t>
-      </w:r>
-    </w:p>
-    <w:p>
-      <w:pPr>
-        <w:pStyle w:val="BodyText"/>
-      </w:pPr>
-      <w:r>
-        <w:t xml:space="preserve">Do not point friend installs at a mutable branch for normal use.</w:t>
-      </w:r>
-    </w:p>
-    <w:bookmarkEnd w:id="30"/>
-    <w:bookmarkStart w:id="31" w:name="current-limits"/>
-    <w:p>
-      <w:pPr>
-        <w:pStyle w:val="Heading2"/>
-      </w:pPr>
-      <w:r>
-        <w:t xml:space="preserve">Current Limits</w:t>
-      </w:r>
-    </w:p>
-    <w:p>
-      <w:pPr>
-        <w:pStyle w:val="FirstParagraph"/>
-      </w:pPr>
-      <w:r>
-        <w:t xml:space="preserve">Lodestone v0.1.x does not yet provide:</w:t>
+        <w:t xml:space="preserve">The runtime uses:</w:t>
       </w:r>
     </w:p>
     <w:p>
@@ -2101,7 +2094,7 @@
         </w:numPr>
       </w:pPr>
       <w:r>
-        <w:t xml:space="preserve">Multi-repository Pro mode.</w:t>
+        <w:t xml:space="preserve">Project-local storage.</w:t>
       </w:r>
     </w:p>
     <w:p>
@@ -2113,7 +2106,7 @@
         </w:numPr>
       </w:pPr>
       <w:r>
-        <w:t xml:space="preserve">Hosted dashboard.</w:t>
+        <w:t xml:space="preserve">MCP over stdio.</w:t>
       </w:r>
     </w:p>
     <w:p>
@@ -2125,7 +2118,7 @@
         </w:numPr>
       </w:pPr>
       <w:r>
-        <w:t xml:space="preserve">Central admin invite system.</w:t>
+        <w:t xml:space="preserve">Read-only database access for MCP request paths.</w:t>
       </w:r>
     </w:p>
     <w:p>
@@ -2137,7 +2130,22 @@
         </w:numPr>
       </w:pPr>
       <w:r>
-        <w:t xml:space="preserve">Built-in usage telemetry.</w:t>
+        <w:t xml:space="preserve">A gated</w:t>
+      </w:r>
+      <w:r>
+        <w:t xml:space="preserve"> </w:t>
+      </w:r>
+      <w:r>
+        <w:rPr>
+          <w:rStyle w:val="VerbatimChar"/>
+        </w:rPr>
+        <w:t xml:space="preserve">sql</w:t>
+      </w:r>
+      <w:r>
+        <w:t xml:space="preserve"> </w:t>
+      </w:r>
+      <w:r>
+        <w:t xml:space="preserve">tool.</w:t>
       </w:r>
     </w:p>
     <w:p>
@@ -2149,43 +2157,478 @@
         </w:numPr>
       </w:pPr>
       <w:r>
-        <w:t xml:space="preserve">Full migration runner for every future schema change.</w:t>
+        <w:rPr>
+          <w:rStyle w:val="VerbatimChar"/>
+        </w:rPr>
+        <w:t xml:space="preserve">LODESTONE_OFFLINE=1</w:t>
+      </w:r>
+      <w:r>
+        <w:t xml:space="preserve"> </w:t>
+      </w:r>
+      <w:r>
+        <w:t xml:space="preserve">support for blocking Lodestone-managed network calls.</w:t>
+      </w:r>
+    </w:p>
+    <w:bookmarkEnd w:id="29"/>
+    <w:bookmarkStart w:id="30" w:name="operational-commands"/>
+    <w:p>
+      <w:pPr>
+        <w:pStyle w:val="Heading2"/>
+      </w:pPr>
+      <w:r>
+        <w:t xml:space="preserve">Operational Commands</w:t>
       </w:r>
     </w:p>
     <w:p>
       <w:pPr>
-        <w:pStyle w:val="Compact"/>
-        <w:numPr>
-          <w:ilvl w:val="0"/>
-          <w:numId w:val="1007"/>
-        </w:numPr>
-      </w:pPr>
-      <w:r>
-        <w:t xml:space="preserve">GPU-specific acceleration as a supported requirement.</w:t>
+        <w:pStyle w:val="FirstParagraph"/>
+      </w:pPr>
+      <w:r>
+        <w:t xml:space="preserve">Install lite:</w:t>
       </w:r>
     </w:p>
     <w:p>
       <w:pPr>
+        <w:pStyle w:val="SourceCode"/>
+      </w:pPr>
+      <w:r>
+        <w:rPr>
+          <w:rStyle w:val="ExtensionTok"/>
+        </w:rPr>
+        <w:t xml:space="preserve">curl</w:t>
+      </w:r>
+      <w:r>
+        <w:rPr>
+          <w:rStyle w:val="NormalTok"/>
+        </w:rPr>
+        <w:t xml:space="preserve"> </w:t>
+      </w:r>
+      <w:r>
+        <w:rPr>
+          <w:rStyle w:val="AttributeTok"/>
+        </w:rPr>
+        <w:t xml:space="preserve">-sSfL</w:t>
+      </w:r>
+      <w:r>
+        <w:rPr>
+          <w:rStyle w:val="NormalTok"/>
+        </w:rPr>
+        <w:t xml:space="preserve"> https://lodestone.cmndi.ai/install </w:t>
+      </w:r>
+      <w:r>
+        <w:rPr>
+          <w:rStyle w:val="KeywordTok"/>
+        </w:rPr>
+        <w:t xml:space="preserve">|</w:t>
+      </w:r>
+      <w:r>
+        <w:rPr>
+          <w:rStyle w:val="NormalTok"/>
+        </w:rPr>
+        <w:t xml:space="preserve"> </w:t>
+      </w:r>
+      <w:r>
+        <w:rPr>
+          <w:rStyle w:val="FunctionTok"/>
+        </w:rPr>
+        <w:t xml:space="preserve">bash</w:t>
+      </w:r>
+    </w:p>
+    <w:p>
+      <w:pPr>
         <w:pStyle w:val="FirstParagraph"/>
       </w:pPr>
       <w:r>
-        <w:t xml:space="preserve">These limits are intentional for the friend-install phase. The priority is a</w:t>
-      </w:r>
-      <w:r>
+        <w:t xml:space="preserve">Install full:</w:t>
+      </w:r>
+    </w:p>
+    <w:p>
+      <w:pPr>
+        <w:pStyle w:val="SourceCode"/>
+      </w:pPr>
+      <w:r>
+        <w:rPr>
+          <w:rStyle w:val="ExtensionTok"/>
+        </w:rPr>
+        <w:t xml:space="preserve">curl</w:t>
+      </w:r>
+      <w:r>
+        <w:rPr>
+          <w:rStyle w:val="NormalTok"/>
+        </w:rPr>
         <w:t xml:space="preserve"> </w:t>
       </w:r>
       <w:r>
-        <w:t xml:space="preserve">small, local, auditable install path.</w:t>
+        <w:rPr>
+          <w:rStyle w:val="AttributeTok"/>
+        </w:rPr>
+        <w:t xml:space="preserve">-sSfL</w:t>
+      </w:r>
+      <w:r>
+        <w:rPr>
+          <w:rStyle w:val="NormalTok"/>
+        </w:rPr>
+        <w:t xml:space="preserve"> https://lodestone.cmndi.ai/install </w:t>
+      </w:r>
+      <w:r>
+        <w:rPr>
+          <w:rStyle w:val="KeywordTok"/>
+        </w:rPr>
+        <w:t xml:space="preserve">|</w:t>
+      </w:r>
+      <w:r>
+        <w:rPr>
+          <w:rStyle w:val="NormalTok"/>
+        </w:rPr>
+        <w:t xml:space="preserve"> </w:t>
+      </w:r>
+      <w:r>
+        <w:rPr>
+          <w:rStyle w:val="VariableTok"/>
+        </w:rPr>
+        <w:t xml:space="preserve">LODESTONE_PROFILE</w:t>
+      </w:r>
+      <w:r>
+        <w:rPr>
+          <w:rStyle w:val="OperatorTok"/>
+        </w:rPr>
+        <w:t xml:space="preserve">=</w:t>
+      </w:r>
+      <w:r>
+        <w:rPr>
+          <w:rStyle w:val="NormalTok"/>
+        </w:rPr>
+        <w:t xml:space="preserve">full </w:t>
+      </w:r>
+      <w:r>
+        <w:rPr>
+          <w:rStyle w:val="FunctionTok"/>
+        </w:rPr>
+        <w:t xml:space="preserve">bash</w:t>
+      </w:r>
+    </w:p>
+    <w:p>
+      <w:pPr>
+        <w:pStyle w:val="FirstParagraph"/>
+      </w:pPr>
+      <w:r>
+        <w:t xml:space="preserve">Install lite with Codex project config:</w:t>
+      </w:r>
+    </w:p>
+    <w:p>
+      <w:pPr>
+        <w:pStyle w:val="SourceCode"/>
+      </w:pPr>
+      <w:r>
+        <w:rPr>
+          <w:rStyle w:val="ExtensionTok"/>
+        </w:rPr>
+        <w:t xml:space="preserve">curl</w:t>
+      </w:r>
+      <w:r>
+        <w:rPr>
+          <w:rStyle w:val="NormalTok"/>
+        </w:rPr>
+        <w:t xml:space="preserve"> </w:t>
+      </w:r>
+      <w:r>
+        <w:rPr>
+          <w:rStyle w:val="AttributeTok"/>
+        </w:rPr>
+        <w:t xml:space="preserve">-sSfL</w:t>
+      </w:r>
+      <w:r>
+        <w:rPr>
+          <w:rStyle w:val="NormalTok"/>
+        </w:rPr>
+        <w:t xml:space="preserve"> https://lodestone.cmndi.ai/install </w:t>
+      </w:r>
+      <w:r>
+        <w:rPr>
+          <w:rStyle w:val="KeywordTok"/>
+        </w:rPr>
+        <w:t xml:space="preserve">|</w:t>
+      </w:r>
+      <w:r>
+        <w:rPr>
+          <w:rStyle w:val="NormalTok"/>
+        </w:rPr>
+        <w:t xml:space="preserve"> </w:t>
+      </w:r>
+      <w:r>
+        <w:rPr>
+          <w:rStyle w:val="VariableTok"/>
+        </w:rPr>
+        <w:t xml:space="preserve">LODESTONE_CLIENT</w:t>
+      </w:r>
+      <w:r>
+        <w:rPr>
+          <w:rStyle w:val="OperatorTok"/>
+        </w:rPr>
+        <w:t xml:space="preserve">=</w:t>
+      </w:r>
+      <w:r>
+        <w:rPr>
+          <w:rStyle w:val="NormalTok"/>
+        </w:rPr>
+        <w:t xml:space="preserve">codex </w:t>
+      </w:r>
+      <w:r>
+        <w:rPr>
+          <w:rStyle w:val="FunctionTok"/>
+        </w:rPr>
+        <w:t xml:space="preserve">bash</w:t>
+      </w:r>
+    </w:p>
+    <w:p>
+      <w:pPr>
+        <w:pStyle w:val="FirstParagraph"/>
+      </w:pPr>
+      <w:r>
+        <w:t xml:space="preserve">Install full with Codex project config:</w:t>
+      </w:r>
+    </w:p>
+    <w:p>
+      <w:pPr>
+        <w:pStyle w:val="SourceCode"/>
+      </w:pPr>
+      <w:r>
+        <w:rPr>
+          <w:rStyle w:val="ExtensionTok"/>
+        </w:rPr>
+        <w:t xml:space="preserve">curl</w:t>
+      </w:r>
+      <w:r>
+        <w:rPr>
+          <w:rStyle w:val="NormalTok"/>
+        </w:rPr>
+        <w:t xml:space="preserve"> </w:t>
+      </w:r>
+      <w:r>
+        <w:rPr>
+          <w:rStyle w:val="AttributeTok"/>
+        </w:rPr>
+        <w:t xml:space="preserve">-sSfL</w:t>
+      </w:r>
+      <w:r>
+        <w:rPr>
+          <w:rStyle w:val="NormalTok"/>
+        </w:rPr>
+        <w:t xml:space="preserve"> https://lodestone.cmndi.ai/install </w:t>
+      </w:r>
+      <w:r>
+        <w:rPr>
+          <w:rStyle w:val="KeywordTok"/>
+        </w:rPr>
+        <w:t xml:space="preserve">|</w:t>
+      </w:r>
+      <w:r>
+        <w:rPr>
+          <w:rStyle w:val="NormalTok"/>
+        </w:rPr>
+        <w:t xml:space="preserve"> </w:t>
+      </w:r>
+      <w:r>
+        <w:rPr>
+          <w:rStyle w:val="VariableTok"/>
+        </w:rPr>
+        <w:t xml:space="preserve">LODESTONE_PROFILE</w:t>
+      </w:r>
+      <w:r>
+        <w:rPr>
+          <w:rStyle w:val="OperatorTok"/>
+        </w:rPr>
+        <w:t xml:space="preserve">=</w:t>
+      </w:r>
+      <w:r>
+        <w:rPr>
+          <w:rStyle w:val="NormalTok"/>
+        </w:rPr>
+        <w:t xml:space="preserve">full </w:t>
+      </w:r>
+      <w:r>
+        <w:rPr>
+          <w:rStyle w:val="VariableTok"/>
+        </w:rPr>
+        <w:t xml:space="preserve">LODESTONE_CLIENT</w:t>
+      </w:r>
+      <w:r>
+        <w:rPr>
+          <w:rStyle w:val="OperatorTok"/>
+        </w:rPr>
+        <w:t xml:space="preserve">=</w:t>
+      </w:r>
+      <w:r>
+        <w:rPr>
+          <w:rStyle w:val="NormalTok"/>
+        </w:rPr>
+        <w:t xml:space="preserve">codex </w:t>
+      </w:r>
+      <w:r>
+        <w:rPr>
+          <w:rStyle w:val="FunctionTok"/>
+        </w:rPr>
+        <w:t xml:space="preserve">bash</w:t>
+      </w:r>
+    </w:p>
+    <w:p>
+      <w:pPr>
+        <w:pStyle w:val="FirstParagraph"/>
+      </w:pPr>
+      <w:r>
+        <w:t xml:space="preserve">Status:</w:t>
+      </w:r>
+    </w:p>
+    <w:p>
+      <w:pPr>
+        <w:pStyle w:val="SourceCode"/>
+      </w:pPr>
+      <w:r>
+        <w:rPr>
+          <w:rStyle w:val="ExtensionTok"/>
+        </w:rPr>
+        <w:t xml:space="preserve">./node_modules/.bin/lodestone</w:t>
+      </w:r>
+      <w:r>
+        <w:rPr>
+          <w:rStyle w:val="NormalTok"/>
+        </w:rPr>
+        <w:t xml:space="preserve"> status</w:t>
+      </w:r>
+    </w:p>
+    <w:p>
+      <w:pPr>
+        <w:pStyle w:val="FirstParagraph"/>
+      </w:pPr>
+      <w:r>
+        <w:t xml:space="preserve">Doctor, including Codex adapter validation:</w:t>
+      </w:r>
+    </w:p>
+    <w:p>
+      <w:pPr>
+        <w:pStyle w:val="SourceCode"/>
+      </w:pPr>
+      <w:r>
+        <w:rPr>
+          <w:rStyle w:val="ExtensionTok"/>
+        </w:rPr>
+        <w:t xml:space="preserve">./node_modules/.bin/lodestone</w:t>
+      </w:r>
+      <w:r>
+        <w:rPr>
+          <w:rStyle w:val="NormalTok"/>
+        </w:rPr>
+        <w:t xml:space="preserve"> doctor </w:t>
+      </w:r>
+      <w:r>
+        <w:rPr>
+          <w:rStyle w:val="AttributeTok"/>
+        </w:rPr>
+        <w:t xml:space="preserve">--client</w:t>
+      </w:r>
+      <w:r>
+        <w:rPr>
+          <w:rStyle w:val="NormalTok"/>
+        </w:rPr>
+        <w:t xml:space="preserve"> codex</w:t>
+      </w:r>
+    </w:p>
+    <w:p>
+      <w:pPr>
+        <w:pStyle w:val="FirstParagraph"/>
+      </w:pPr>
+      <w:r>
+        <w:t xml:space="preserve">Rebuild the local index:</w:t>
+      </w:r>
+    </w:p>
+    <w:p>
+      <w:pPr>
+        <w:pStyle w:val="SourceCode"/>
+      </w:pPr>
+      <w:r>
+        <w:rPr>
+          <w:rStyle w:val="ExtensionTok"/>
+        </w:rPr>
+        <w:t xml:space="preserve">./node_modules/.bin/lodestone</w:t>
+      </w:r>
+      <w:r>
+        <w:rPr>
+          <w:rStyle w:val="NormalTok"/>
+        </w:rPr>
+        <w:t xml:space="preserve"> reindex</w:t>
+      </w:r>
+    </w:p>
+    <w:p>
+      <w:pPr>
+        <w:pStyle w:val="FirstParagraph"/>
+      </w:pPr>
+      <w:r>
+        <w:t xml:space="preserve">Uninstall:</w:t>
+      </w:r>
+    </w:p>
+    <w:p>
+      <w:pPr>
+        <w:pStyle w:val="SourceCode"/>
+      </w:pPr>
+      <w:r>
+        <w:rPr>
+          <w:rStyle w:val="ExtensionTok"/>
+        </w:rPr>
+        <w:t xml:space="preserve">./node_modules/.bin/lodestone</w:t>
+      </w:r>
+      <w:r>
+        <w:rPr>
+          <w:rStyle w:val="NormalTok"/>
+        </w:rPr>
+        <w:t xml:space="preserve"> uninstall</w:t>
+      </w:r>
+    </w:p>
+    <w:bookmarkEnd w:id="30"/>
+    <w:bookmarkStart w:id="31" w:name="upgrade-model"/>
+    <w:p>
+      <w:pPr>
+        <w:pStyle w:val="Heading2"/>
+      </w:pPr>
+      <w:r>
+        <w:t xml:space="preserve">Upgrade Model</w:t>
+      </w:r>
+    </w:p>
+    <w:p>
+      <w:pPr>
+        <w:pStyle w:val="FirstParagraph"/>
+      </w:pPr>
+      <w:r>
+        <w:t xml:space="preserve">The public friend installer is pinned to an approved package set. Operators</w:t>
+      </w:r>
+      <w:r>
+        <w:t xml:space="preserve"> </w:t>
+      </w:r>
+      <w:r>
+        <w:t xml:space="preserve">move the installer forward after building, testing, checksumming, and publishing</w:t>
+      </w:r>
+      <w:r>
+        <w:t xml:space="preserve"> </w:t>
+      </w:r>
+      <w:r>
+        <w:t xml:space="preserve">the next release assets.</w:t>
+      </w:r>
+    </w:p>
+    <w:p>
+      <w:pPr>
+        <w:pStyle w:val="BodyText"/>
+      </w:pPr>
+      <w:r>
+        <w:t xml:space="preserve">Do not point friend installs at a mutable branch for normal use.</w:t>
       </w:r>
     </w:p>
     <w:bookmarkEnd w:id="31"/>
-    <w:bookmarkStart w:id="32" w:name="support-checklist"/>
+    <w:bookmarkStart w:id="32" w:name="current-limits"/>
     <w:p>
       <w:pPr>
         <w:pStyle w:val="Heading2"/>
       </w:pPr>
       <w:r>
-        <w:t xml:space="preserve">Support Checklist</w:t>
+        <w:t xml:space="preserve">Current Limits</w:t>
       </w:r>
     </w:p>
     <w:p>
@@ -2193,7 +2636,7 @@
         <w:pStyle w:val="FirstParagraph"/>
       </w:pPr>
       <w:r>
-        <w:t xml:space="preserve">When troubleshooting a friend install, collect:</w:t>
+        <w:t xml:space="preserve">Lodestone v0.1.x does not yet provide:</w:t>
       </w:r>
     </w:p>
     <w:p>
@@ -2205,7 +2648,7 @@
         </w:numPr>
       </w:pPr>
       <w:r>
-        <w:t xml:space="preserve">Operating system.</w:t>
+        <w:t xml:space="preserve">Multi-repository Pro mode.</w:t>
       </w:r>
     </w:p>
     <w:p>
@@ -2217,19 +2660,7 @@
         </w:numPr>
       </w:pPr>
       <w:r>
-        <w:t xml:space="preserve">Node version:</w:t>
-      </w:r>
-      <w:r>
-        <w:t xml:space="preserve"> </w:t>
-      </w:r>
-      <w:r>
-        <w:rPr>
-          <w:rStyle w:val="VerbatimChar"/>
-        </w:rPr>
-        <w:t xml:space="preserve">node --version</w:t>
-      </w:r>
-      <w:r>
-        <w:t xml:space="preserve">.</w:t>
+        <w:t xml:space="preserve">Hosted dashboard.</w:t>
       </w:r>
     </w:p>
     <w:p>
@@ -2241,19 +2672,7 @@
         </w:numPr>
       </w:pPr>
       <w:r>
-        <w:t xml:space="preserve">npm version:</w:t>
-      </w:r>
-      <w:r>
-        <w:t xml:space="preserve"> </w:t>
-      </w:r>
-      <w:r>
-        <w:rPr>
-          <w:rStyle w:val="VerbatimChar"/>
-        </w:rPr>
-        <w:t xml:space="preserve">npm --version</w:t>
-      </w:r>
-      <w:r>
-        <w:t xml:space="preserve">.</w:t>
+        <w:t xml:space="preserve">Central admin invite system.</w:t>
       </w:r>
     </w:p>
     <w:p>
@@ -2265,7 +2684,7 @@
         </w:numPr>
       </w:pPr>
       <w:r>
-        <w:t xml:space="preserve">Installer command used.</w:t>
+        <w:t xml:space="preserve">Built-in usage telemetry.</w:t>
       </w:r>
     </w:p>
     <w:p>
@@ -2277,16 +2696,7 @@
         </w:numPr>
       </w:pPr>
       <w:r>
-        <w:rPr>
-          <w:rStyle w:val="VerbatimChar"/>
-        </w:rPr>
-        <w:t xml:space="preserve">LODESTONE_PROFILE</w:t>
-      </w:r>
-      <w:r>
-        <w:t xml:space="preserve"> </w:t>
-      </w:r>
-      <w:r>
-        <w:t xml:space="preserve">value, if any.</w:t>
+        <w:t xml:space="preserve">Full migration runner for every future schema change.</w:t>
       </w:r>
     </w:p>
     <w:p>
@@ -2298,7 +2708,39 @@
         </w:numPr>
       </w:pPr>
       <w:r>
-        <w:t xml:space="preserve">Last 50 lines of installer output.</w:t>
+        <w:t xml:space="preserve">GPU-specific acceleration as a supported requirement.</w:t>
+      </w:r>
+    </w:p>
+    <w:p>
+      <w:pPr>
+        <w:pStyle w:val="FirstParagraph"/>
+      </w:pPr>
+      <w:r>
+        <w:t xml:space="preserve">These limits are intentional for the friend-install phase. The priority is a</w:t>
+      </w:r>
+      <w:r>
+        <w:t xml:space="preserve"> </w:t>
+      </w:r>
+      <w:r>
+        <w:t xml:space="preserve">small, local, auditable install path.</w:t>
+      </w:r>
+    </w:p>
+    <w:bookmarkEnd w:id="32"/>
+    <w:bookmarkStart w:id="33" w:name="support-checklist"/>
+    <w:p>
+      <w:pPr>
+        <w:pStyle w:val="Heading2"/>
+      </w:pPr>
+      <w:r>
+        <w:t xml:space="preserve">Support Checklist</w:t>
+      </w:r>
+    </w:p>
+    <w:p>
+      <w:pPr>
+        <w:pStyle w:val="FirstParagraph"/>
+      </w:pPr>
+      <w:r>
+        <w:t xml:space="preserve">When troubleshooting a friend install, collect:</w:t>
       </w:r>
     </w:p>
     <w:p>
@@ -2306,7 +2748,133 @@
         <w:pStyle w:val="Compact"/>
         <w:numPr>
           <w:ilvl w:val="0"/>
-          <w:numId w:val="1008"/>
+          <w:numId w:val="1009"/>
+        </w:numPr>
+      </w:pPr>
+      <w:r>
+        <w:t xml:space="preserve">Operating system.</w:t>
+      </w:r>
+    </w:p>
+    <w:p>
+      <w:pPr>
+        <w:pStyle w:val="Compact"/>
+        <w:numPr>
+          <w:ilvl w:val="0"/>
+          <w:numId w:val="1009"/>
+        </w:numPr>
+      </w:pPr>
+      <w:r>
+        <w:t xml:space="preserve">Node version:</w:t>
+      </w:r>
+      <w:r>
+        <w:t xml:space="preserve"> </w:t>
+      </w:r>
+      <w:r>
+        <w:rPr>
+          <w:rStyle w:val="VerbatimChar"/>
+        </w:rPr>
+        <w:t xml:space="preserve">node --version</w:t>
+      </w:r>
+      <w:r>
+        <w:t xml:space="preserve">.</w:t>
+      </w:r>
+    </w:p>
+    <w:p>
+      <w:pPr>
+        <w:pStyle w:val="Compact"/>
+        <w:numPr>
+          <w:ilvl w:val="0"/>
+          <w:numId w:val="1009"/>
+        </w:numPr>
+      </w:pPr>
+      <w:r>
+        <w:t xml:space="preserve">npm version:</w:t>
+      </w:r>
+      <w:r>
+        <w:t xml:space="preserve"> </w:t>
+      </w:r>
+      <w:r>
+        <w:rPr>
+          <w:rStyle w:val="VerbatimChar"/>
+        </w:rPr>
+        <w:t xml:space="preserve">npm --version</w:t>
+      </w:r>
+      <w:r>
+        <w:t xml:space="preserve">.</w:t>
+      </w:r>
+    </w:p>
+    <w:p>
+      <w:pPr>
+        <w:pStyle w:val="Compact"/>
+        <w:numPr>
+          <w:ilvl w:val="0"/>
+          <w:numId w:val="1009"/>
+        </w:numPr>
+      </w:pPr>
+      <w:r>
+        <w:t xml:space="preserve">Installer command used.</w:t>
+      </w:r>
+    </w:p>
+    <w:p>
+      <w:pPr>
+        <w:pStyle w:val="Compact"/>
+        <w:numPr>
+          <w:ilvl w:val="0"/>
+          <w:numId w:val="1009"/>
+        </w:numPr>
+      </w:pPr>
+      <w:r>
+        <w:rPr>
+          <w:rStyle w:val="VerbatimChar"/>
+        </w:rPr>
+        <w:t xml:space="preserve">LODESTONE_PROFILE</w:t>
+      </w:r>
+      <w:r>
+        <w:t xml:space="preserve"> </w:t>
+      </w:r>
+      <w:r>
+        <w:t xml:space="preserve">value, if any.</w:t>
+      </w:r>
+    </w:p>
+    <w:p>
+      <w:pPr>
+        <w:pStyle w:val="Compact"/>
+        <w:numPr>
+          <w:ilvl w:val="0"/>
+          <w:numId w:val="1009"/>
+        </w:numPr>
+      </w:pPr>
+      <w:r>
+        <w:rPr>
+          <w:rStyle w:val="VerbatimChar"/>
+        </w:rPr>
+        <w:t xml:space="preserve">LODESTONE_CLIENT</w:t>
+      </w:r>
+      <w:r>
+        <w:t xml:space="preserve"> </w:t>
+      </w:r>
+      <w:r>
+        <w:t xml:space="preserve">value, if any.</w:t>
+      </w:r>
+    </w:p>
+    <w:p>
+      <w:pPr>
+        <w:pStyle w:val="Compact"/>
+        <w:numPr>
+          <w:ilvl w:val="0"/>
+          <w:numId w:val="1009"/>
+        </w:numPr>
+      </w:pPr>
+      <w:r>
+        <w:t xml:space="preserve">Last 50 lines of installer output.</w:t>
+      </w:r>
+    </w:p>
+    <w:p>
+      <w:pPr>
+        <w:pStyle w:val="Compact"/>
+        <w:numPr>
+          <w:ilvl w:val="0"/>
+          <w:numId w:val="1009"/>
         </w:numPr>
       </w:pPr>
       <w:r>
@@ -2324,7 +2892,7 @@
         <w:pStyle w:val="Compact"/>
         <w:numPr>
           <w:ilvl w:val="0"/>
-          <w:numId w:val="1008"/>
+          <w:numId w:val="1009"/>
         </w:numPr>
       </w:pPr>
       <w:r>
@@ -2351,7 +2919,7 @@
         <w:pStyle w:val="Compact"/>
         <w:numPr>
           <w:ilvl w:val="0"/>
-          <w:numId w:val="1008"/>
+          <w:numId w:val="1009"/>
         </w:numPr>
       </w:pPr>
       <w:r>
@@ -2378,7 +2946,7 @@
         <w:pStyle w:val="Compact"/>
         <w:numPr>
           <w:ilvl w:val="0"/>
-          <w:numId w:val="1008"/>
+          <w:numId w:val="1009"/>
         </w:numPr>
       </w:pPr>
       <w:r>
@@ -2397,8 +2965,38 @@
         <w:t xml:space="preserve">, if available.</w:t>
       </w:r>
     </w:p>
-    <w:bookmarkEnd w:id="32"/>
+    <w:p>
+      <w:pPr>
+        <w:pStyle w:val="Compact"/>
+        <w:numPr>
+          <w:ilvl w:val="0"/>
+          <w:numId w:val="1009"/>
+        </w:numPr>
+      </w:pPr>
+      <w:r>
+        <w:t xml:space="preserve">Output from</w:t>
+      </w:r>
+      <w:r>
+        <w:t xml:space="preserve"> </w:t>
+      </w:r>
+      <w:r>
+        <w:rPr>
+          <w:rStyle w:val="VerbatimChar"/>
+        </w:rPr>
+        <w:t xml:space="preserve">./node_modules/.bin/lodestone doctor --client codex</w:t>
+      </w:r>
+      <w:r>
+        <w:t xml:space="preserve">, if Codex</w:t>
+      </w:r>
+      <w:r>
+        <w:t xml:space="preserve"> </w:t>
+      </w:r>
+      <w:r>
+        <w:t xml:space="preserve">setup was used.</w:t>
+      </w:r>
+    </w:p>
     <w:bookmarkEnd w:id="33"/>
+    <w:bookmarkEnd w:id="34"/>
     <w:sectPr>
       <w:headerReference r:id="rId9" w:type="default"/>
       <w:footerReference r:id="rId10" w:type="default"/>
@@ -3026,6 +3624,9 @@
     <w:abstractNumId w:val="991"/>
   </w:num>
   <w:num w:numId="1002">
+    <w:abstractNumId w:val="991"/>
+  </w:num>
+  <w:num w:numId="1003">
     <w:abstractNumId w:val="99411"/>
     <w:lvlOverride w:ilvl="0">
       <w:startOverride w:val="1"/>
@@ -3055,9 +3656,6 @@
       <w:startOverride w:val="1"/>
     </w:lvlOverride>
   </w:num>
-  <w:num w:numId="1003">
-    <w:abstractNumId w:val="991"/>
-  </w:num>
   <w:num w:numId="1004">
     <w:abstractNumId w:val="991"/>
   </w:num>
@@ -3071,6 +3669,9 @@
     <w:abstractNumId w:val="991"/>
   </w:num>
   <w:num w:numId="1008">
+    <w:abstractNumId w:val="991"/>
+  </w:num>
+  <w:num w:numId="1009">
     <w:abstractNumId w:val="991"/>
   </w:num>
 </w:numbering>

--- a/docs/friend/word/Lodestone-Technical-Guide.docx
+++ b/docs/friend/word/Lodestone-Technical-Guide.docx
@@ -2,7 +2,7 @@
 <file path=word/document.xml><?xml version="1.0" encoding="utf-8"?>
 <w:document xmlns:w="http://schemas.openxmlformats.org/wordprocessingml/2006/main" xmlns:m="http://schemas.openxmlformats.org/officeDocument/2006/math" xmlns:r="http://schemas.openxmlformats.org/officeDocument/2006/relationships" xmlns:o="urn:schemas-microsoft-com:office:office" xmlns:v="urn:schemas-microsoft-com:vml" xmlns:w10="urn:schemas-microsoft-com:office:word" xmlns:a="http://schemas.openxmlformats.org/drawingml/2006/main" xmlns:pic="http://schemas.openxmlformats.org/drawingml/2006/picture" xmlns:wp="http://schemas.openxmlformats.org/drawingml/2006/wordprocessingDrawing">
   <w:body>
-    <w:bookmarkStart w:id="34" w:name="lodestone-technical-guide"/>
+    <w:bookmarkStart w:id="35" w:name="lodestone-technical-guide"/>
     <w:p>
       <w:pPr>
         <w:pStyle w:val="Heading1"/>
@@ -1006,7 +1006,7 @@
       </w:r>
     </w:p>
     <w:bookmarkEnd w:id="24"/>
-    <w:bookmarkStart w:id="25" w:name="installer-flow"/>
+    <w:bookmarkStart w:id="26" w:name="installer-flow"/>
     <w:p>
       <w:pPr>
         <w:pStyle w:val="Heading2"/>
@@ -1235,7 +1235,7 @@
         </w:numPr>
       </w:pPr>
       <w:r>
-        <w:t xml:space="preserve">Install the tarballs into the target project's</w:t>
+        <w:t xml:space="preserve">Add a narrow npm root override for</w:t>
       </w:r>
       <w:r>
         <w:t xml:space="preserve"> </w:t>
@@ -1244,10 +1244,16 @@
         <w:rPr>
           <w:rStyle w:val="VerbatimChar"/>
         </w:rPr>
-        <w:t xml:space="preserve">node_modules</w:t>
-      </w:r>
-      <w:r>
-        <w:t xml:space="preserve">.</w:t>
+        <w:t xml:space="preserve">protobufjs@7.5.8</w:t>
+      </w:r>
+      <w:r>
+        <w:t xml:space="preserve">, because npm</w:t>
+      </w:r>
+      <w:r>
+        <w:t xml:space="preserve"> </w:t>
+      </w:r>
+      <w:r>
+        <w:t xml:space="preserve">consumer projects do not inherit the release workspace's pnpm overrides.</w:t>
       </w:r>
     </w:p>
     <w:p>
@@ -1259,7 +1265,7 @@
         </w:numPr>
       </w:pPr>
       <w:r>
-        <w:t xml:space="preserve">Run</w:t>
+        <w:t xml:space="preserve">Install the tarballs into the target project's</w:t>
       </w:r>
       <w:r>
         <w:t xml:space="preserve"> </w:t>
@@ -1268,7 +1274,7 @@
         <w:rPr>
           <w:rStyle w:val="VerbatimChar"/>
         </w:rPr>
-        <w:t xml:space="preserve">./node_modules/.bin/lodestone init</w:t>
+        <w:t xml:space="preserve">node_modules</w:t>
       </w:r>
       <w:r>
         <w:t xml:space="preserve">.</w:t>
@@ -1283,7 +1289,7 @@
         </w:numPr>
       </w:pPr>
       <w:r>
-        <w:t xml:space="preserve">Pass</w:t>
+        <w:t xml:space="preserve">Run</w:t>
       </w:r>
       <w:r>
         <w:t xml:space="preserve"> </w:t>
@@ -1292,43 +1298,10 @@
         <w:rPr>
           <w:rStyle w:val="VerbatimChar"/>
         </w:rPr>
-        <w:t xml:space="preserve">--client codex</w:t>
-      </w:r>
-      <w:r>
-        <w:t xml:space="preserve"> </w:t>
-      </w:r>
-      <w:r>
-        <w:t xml:space="preserve">when</w:t>
-      </w:r>
-      <w:r>
-        <w:t xml:space="preserve"> </w:t>
-      </w:r>
-      <w:r>
-        <w:rPr>
-          <w:rStyle w:val="VerbatimChar"/>
-        </w:rPr>
-        <w:t xml:space="preserve">LODESTONE_CLIENT=codex</w:t>
-      </w:r>
-      <w:r>
-        <w:t xml:space="preserve"> </w:t>
-      </w:r>
-      <w:r>
-        <w:t xml:space="preserve">or</w:t>
-      </w:r>
-      <w:r>
-        <w:t xml:space="preserve"> </w:t>
-      </w:r>
-      <w:r>
-        <w:rPr>
-          <w:rStyle w:val="VerbatimChar"/>
-        </w:rPr>
-        <w:t xml:space="preserve">all</w:t>
-      </w:r>
-      <w:r>
-        <w:t xml:space="preserve"> </w:t>
-      </w:r>
-      <w:r>
-        <w:t xml:space="preserve">is set.</w:t>
+        <w:t xml:space="preserve">./node_modules/.bin/lodestone init</w:t>
+      </w:r>
+      <w:r>
+        <w:t xml:space="preserve">.</w:t>
       </w:r>
     </w:p>
     <w:p>
@@ -1340,11 +1313,68 @@
         </w:numPr>
       </w:pPr>
       <w:r>
-        <w:t xml:space="preserve">Leave no temporary download directory behind.</w:t>
+        <w:t xml:space="preserve">Pass</w:t>
+      </w:r>
+      <w:r>
+        <w:t xml:space="preserve"> </w:t>
+      </w:r>
+      <w:r>
+        <w:rPr>
+          <w:rStyle w:val="VerbatimChar"/>
+        </w:rPr>
+        <w:t xml:space="preserve">--client codex</w:t>
+      </w:r>
+      <w:r>
+        <w:t xml:space="preserve"> </w:t>
+      </w:r>
+      <w:r>
+        <w:t xml:space="preserve">when</w:t>
+      </w:r>
+      <w:r>
+        <w:t xml:space="preserve"> </w:t>
+      </w:r>
+      <w:r>
+        <w:rPr>
+          <w:rStyle w:val="VerbatimChar"/>
+        </w:rPr>
+        <w:t xml:space="preserve">LODESTONE_CLIENT=codex</w:t>
+      </w:r>
+      <w:r>
+        <w:t xml:space="preserve"> </w:t>
+      </w:r>
+      <w:r>
+        <w:t xml:space="preserve">or</w:t>
+      </w:r>
+      <w:r>
+        <w:t xml:space="preserve"> </w:t>
+      </w:r>
+      <w:r>
+        <w:rPr>
+          <w:rStyle w:val="VerbatimChar"/>
+        </w:rPr>
+        <w:t xml:space="preserve">all</w:t>
+      </w:r>
+      <w:r>
+        <w:t xml:space="preserve"> </w:t>
+      </w:r>
+      <w:r>
+        <w:t xml:space="preserve">is set.</w:t>
       </w:r>
     </w:p>
     <w:p>
       <w:pPr>
+        <w:pStyle w:val="Compact"/>
+        <w:numPr>
+          <w:ilvl w:val="0"/>
+          <w:numId w:val="1003"/>
+        </w:numPr>
+      </w:pPr>
+      <w:r>
+        <w:t xml:space="preserve">Leave no temporary download directory behind.</w:t>
+      </w:r>
+    </w:p>
+    <w:p>
+      <w:pPr>
         <w:pStyle w:val="FirstParagraph"/>
       </w:pPr>
       <w:r>
@@ -1355,10 +1385,191 @@
       </w:r>
       <w:r>
         <w:t xml:space="preserve">artifacts.</w:t>
+      </w:r>
+    </w:p>
+    <w:bookmarkStart w:id="25" w:name="strict-npm-override-mode"/>
+    <w:p>
+      <w:pPr>
+        <w:pStyle w:val="Heading3"/>
+      </w:pPr>
+      <w:r>
+        <w:t xml:space="preserve">Strict npm override mode</w:t>
+      </w:r>
+    </w:p>
+    <w:p>
+      <w:pPr>
+        <w:pStyle w:val="FirstParagraph"/>
+      </w:pPr>
+      <w:r>
+        <w:t xml:space="preserve">Fresh installs resolve the broader advisory-sensitive transitive packages to</w:t>
+      </w:r>
+      <w:r>
+        <w:t xml:space="preserve"> </w:t>
+      </w:r>
+      <w:r>
+        <w:t xml:space="preserve">safe versions through normal npm resolution. Existing projects with old</w:t>
+      </w:r>
+      <w:r>
+        <w:t xml:space="preserve"> </w:t>
+      </w:r>
+      <w:r>
+        <w:t xml:space="preserve">lockfiles may want a stricter posture. For that case, the installer supports:</w:t>
+      </w:r>
+    </w:p>
+    <w:p>
+      <w:pPr>
+        <w:pStyle w:val="SourceCode"/>
+      </w:pPr>
+      <w:r>
+        <w:rPr>
+          <w:rStyle w:val="ExtensionTok"/>
+        </w:rPr>
+        <w:t xml:space="preserve">curl</w:t>
+      </w:r>
+      <w:r>
+        <w:rPr>
+          <w:rStyle w:val="NormalTok"/>
+        </w:rPr>
+        <w:t xml:space="preserve"> </w:t>
+      </w:r>
+      <w:r>
+        <w:rPr>
+          <w:rStyle w:val="AttributeTok"/>
+        </w:rPr>
+        <w:t xml:space="preserve">-sSfL</w:t>
+      </w:r>
+      <w:r>
+        <w:rPr>
+          <w:rStyle w:val="NormalTok"/>
+        </w:rPr>
+        <w:t xml:space="preserve"> https://lodestone.cmndi.ai/install </w:t>
+      </w:r>
+      <w:r>
+        <w:rPr>
+          <w:rStyle w:val="KeywordTok"/>
+        </w:rPr>
+        <w:t xml:space="preserve">|</w:t>
+      </w:r>
+      <w:r>
+        <w:rPr>
+          <w:rStyle w:val="NormalTok"/>
+        </w:rPr>
+        <w:t xml:space="preserve"> </w:t>
+      </w:r>
+      <w:r>
+        <w:rPr>
+          <w:rStyle w:val="VariableTok"/>
+        </w:rPr>
+        <w:t xml:space="preserve">LODESTONE_STRICT_NPM_OVERRIDES</w:t>
+      </w:r>
+      <w:r>
+        <w:rPr>
+          <w:rStyle w:val="OperatorTok"/>
+        </w:rPr>
+        <w:t xml:space="preserve">=</w:t>
+      </w:r>
+      <w:r>
+        <w:rPr>
+          <w:rStyle w:val="NormalTok"/>
+        </w:rPr>
+        <w:t xml:space="preserve">1 </w:t>
+      </w:r>
+      <w:r>
+        <w:rPr>
+          <w:rStyle w:val="FunctionTok"/>
+        </w:rPr>
+        <w:t xml:space="preserve">bash</w:t>
+      </w:r>
+    </w:p>
+    <w:p>
+      <w:pPr>
+        <w:pStyle w:val="FirstParagraph"/>
+      </w:pPr>
+      <w:r>
+        <w:t xml:space="preserve">Strict mode adds root overrides for</w:t>
+      </w:r>
+      <w:r>
+        <w:t xml:space="preserve"> </w:t>
+      </w:r>
+      <w:r>
+        <w:rPr>
+          <w:rStyle w:val="VerbatimChar"/>
+        </w:rPr>
+        <w:t xml:space="preserve">fast-uri</w:t>
+      </w:r>
+      <w:r>
+        <w:t xml:space="preserve">,</w:t>
+      </w:r>
+      <w:r>
+        <w:t xml:space="preserve"> </w:t>
+      </w:r>
+      <w:r>
+        <w:rPr>
+          <w:rStyle w:val="VerbatimChar"/>
+        </w:rPr>
+        <w:t xml:space="preserve">hono</w:t>
+      </w:r>
+      <w:r>
+        <w:t xml:space="preserve">,</w:t>
+      </w:r>
+      <w:r>
+        <w:t xml:space="preserve"> </w:t>
+      </w:r>
+      <w:r>
+        <w:rPr>
+          <w:rStyle w:val="VerbatimChar"/>
+        </w:rPr>
+        <w:t xml:space="preserve">ip-address</w:t>
+      </w:r>
+      <w:r>
+        <w:t xml:space="preserve">, and</w:t>
+      </w:r>
+      <w:r>
+        <w:t xml:space="preserve"> </w:t>
+      </w:r>
+      <w:r>
+        <w:rPr>
+          <w:rStyle w:val="VerbatimChar"/>
+        </w:rPr>
+        <w:t xml:space="preserve">qs</w:t>
+      </w:r>
+      <w:r>
+        <w:t xml:space="preserve"> </w:t>
+      </w:r>
+      <w:r>
+        <w:t xml:space="preserve">in addition to the default</w:t>
+      </w:r>
+      <w:r>
+        <w:t xml:space="preserve"> </w:t>
+      </w:r>
+      <w:r>
+        <w:rPr>
+          <w:rStyle w:val="VerbatimChar"/>
+        </w:rPr>
+        <w:t xml:space="preserve">protobufjs</w:t>
+      </w:r>
+      <w:r>
+        <w:t xml:space="preserve"> </w:t>
+      </w:r>
+      <w:r>
+        <w:t xml:space="preserve">override. It is opt-in because these</w:t>
+      </w:r>
+      <w:r>
+        <w:t xml:space="preserve"> </w:t>
+      </w:r>
+      <w:r>
+        <w:t xml:space="preserve">are common packages and root overrides can affect the host project's own</w:t>
+      </w:r>
+      <w:r>
+        <w:t xml:space="preserve"> </w:t>
+      </w:r>
+      <w:r>
+        <w:t xml:space="preserve">dependency tree.</w:t>
       </w:r>
     </w:p>
     <w:bookmarkEnd w:id="25"/>
-    <w:bookmarkStart w:id="26" w:name="runtime-architecture"/>
+    <w:bookmarkEnd w:id="26"/>
+    <w:bookmarkStart w:id="27" w:name="runtime-architecture"/>
     <w:p>
       <w:pPr>
         <w:pStyle w:val="Heading2"/>
@@ -1527,8 +1738,8 @@
         <w:t xml:space="preserve">coding agent remains the user interface.</w:t>
       </w:r>
     </w:p>
-    <w:bookmarkEnd w:id="26"/>
-    <w:bookmarkStart w:id="27" w:name="mcp-tools"/>
+    <w:bookmarkEnd w:id="27"/>
+    <w:bookmarkStart w:id="28" w:name="mcp-tools"/>
     <w:p>
       <w:pPr>
         <w:pStyle w:val="Heading2"/>
@@ -1814,8 +2025,8 @@
         <w:t xml:space="preserve">for request and response shapes.</w:t>
       </w:r>
     </w:p>
-    <w:bookmarkEnd w:id="27"/>
-    <w:bookmarkStart w:id="28" w:name="privacy-and-data-handling"/>
+    <w:bookmarkEnd w:id="28"/>
+    <w:bookmarkStart w:id="29" w:name="privacy-and-data-handling"/>
     <w:p>
       <w:pPr>
         <w:pStyle w:val="Heading2"/>
@@ -1984,8 +2195,8 @@
         <w:t xml:space="preserve">before network until real pinned hashes are published.</w:t>
       </w:r>
     </w:p>
-    <w:bookmarkEnd w:id="28"/>
-    <w:bookmarkStart w:id="29" w:name="security-controls"/>
+    <w:bookmarkEnd w:id="29"/>
+    <w:bookmarkStart w:id="30" w:name="security-controls"/>
     <w:p>
       <w:pPr>
         <w:pStyle w:val="Heading2"/>
@@ -2169,8 +2380,8 @@
         <w:t xml:space="preserve">support for blocking Lodestone-managed network calls.</w:t>
       </w:r>
     </w:p>
-    <w:bookmarkEnd w:id="29"/>
-    <w:bookmarkStart w:id="30" w:name="operational-commands"/>
+    <w:bookmarkEnd w:id="30"/>
+    <w:bookmarkStart w:id="31" w:name="operational-commands"/>
     <w:p>
       <w:pPr>
         <w:pStyle w:val="Heading2"/>
@@ -2476,7 +2687,7 @@
         <w:pStyle w:val="FirstParagraph"/>
       </w:pPr>
       <w:r>
-        <w:t xml:space="preserve">Status:</w:t>
+        <w:t xml:space="preserve">Install with strict npm advisory overrides:</w:t>
       </w:r>
     </w:p>
     <w:p>
@@ -2487,13 +2698,61 @@
         <w:rPr>
           <w:rStyle w:val="ExtensionTok"/>
         </w:rPr>
-        <w:t xml:space="preserve">./node_modules/.bin/lodestone</w:t>
+        <w:t xml:space="preserve">curl</w:t>
       </w:r>
       <w:r>
         <w:rPr>
           <w:rStyle w:val="NormalTok"/>
         </w:rPr>
-        <w:t xml:space="preserve"> status</w:t>
+        <w:t xml:space="preserve"> </w:t>
+      </w:r>
+      <w:r>
+        <w:rPr>
+          <w:rStyle w:val="AttributeTok"/>
+        </w:rPr>
+        <w:t xml:space="preserve">-sSfL</w:t>
+      </w:r>
+      <w:r>
+        <w:rPr>
+          <w:rStyle w:val="NormalTok"/>
+        </w:rPr>
+        <w:t xml:space="preserve"> https://lodestone.cmndi.ai/install </w:t>
+      </w:r>
+      <w:r>
+        <w:rPr>
+          <w:rStyle w:val="KeywordTok"/>
+        </w:rPr>
+        <w:t xml:space="preserve">|</w:t>
+      </w:r>
+      <w:r>
+        <w:rPr>
+          <w:rStyle w:val="NormalTok"/>
+        </w:rPr>
+        <w:t xml:space="preserve"> </w:t>
+      </w:r>
+      <w:r>
+        <w:rPr>
+          <w:rStyle w:val="VariableTok"/>
+        </w:rPr>
+        <w:t xml:space="preserve">LODESTONE_STRICT_NPM_OVERRIDES</w:t>
+      </w:r>
+      <w:r>
+        <w:rPr>
+          <w:rStyle w:val="OperatorTok"/>
+        </w:rPr>
+        <w:t xml:space="preserve">=</w:t>
+      </w:r>
+      <w:r>
+        <w:rPr>
+          <w:rStyle w:val="NormalTok"/>
+        </w:rPr>
+        <w:t xml:space="preserve">1 </w:t>
+      </w:r>
+      <w:r>
+        <w:rPr>
+          <w:rStyle w:val="FunctionTok"/>
+        </w:rPr>
+        <w:t xml:space="preserve">bash</w:t>
       </w:r>
     </w:p>
     <w:p>
@@ -2501,7 +2760,7 @@
         <w:pStyle w:val="FirstParagraph"/>
       </w:pPr>
       <w:r>
-        <w:t xml:space="preserve">Doctor, including Codex adapter validation:</w:t>
+        <w:t xml:space="preserve">Status:</w:t>
       </w:r>
     </w:p>
     <w:p>
@@ -2518,19 +2777,7 @@
         <w:rPr>
           <w:rStyle w:val="NormalTok"/>
         </w:rPr>
-        <w:t xml:space="preserve"> doctor </w:t>
-      </w:r>
-      <w:r>
-        <w:rPr>
-          <w:rStyle w:val="AttributeTok"/>
-        </w:rPr>
-        <w:t xml:space="preserve">--client</w:t>
-      </w:r>
-      <w:r>
-        <w:rPr>
-          <w:rStyle w:val="NormalTok"/>
-        </w:rPr>
-        <w:t xml:space="preserve"> codex</w:t>
+        <w:t xml:space="preserve"> status</w:t>
       </w:r>
     </w:p>
     <w:p>
@@ -2538,7 +2785,7 @@
         <w:pStyle w:val="FirstParagraph"/>
       </w:pPr>
       <w:r>
-        <w:t xml:space="preserve">Rebuild the local index:</w:t>
+        <w:t xml:space="preserve">Doctor, including Codex adapter validation:</w:t>
       </w:r>
     </w:p>
     <w:p>
@@ -2555,7 +2802,19 @@
         <w:rPr>
           <w:rStyle w:val="NormalTok"/>
         </w:rPr>
-        <w:t xml:space="preserve"> reindex</w:t>
+        <w:t xml:space="preserve"> doctor </w:t>
+      </w:r>
+      <w:r>
+        <w:rPr>
+          <w:rStyle w:val="AttributeTok"/>
+        </w:rPr>
+        <w:t xml:space="preserve">--client</w:t>
+      </w:r>
+      <w:r>
+        <w:rPr>
+          <w:rStyle w:val="NormalTok"/>
+        </w:rPr>
+        <w:t xml:space="preserve"> codex</w:t>
       </w:r>
     </w:p>
     <w:p>
@@ -2563,7 +2822,7 @@
         <w:pStyle w:val="FirstParagraph"/>
       </w:pPr>
       <w:r>
-        <w:t xml:space="preserve">Uninstall:</w:t>
+        <w:t xml:space="preserve">Rebuild the local index:</w:t>
       </w:r>
     </w:p>
     <w:p>
@@ -2580,17 +2839,7 @@
         <w:rPr>
           <w:rStyle w:val="NormalTok"/>
         </w:rPr>
-        <w:t xml:space="preserve"> uninstall</w:t>
-      </w:r>
-    </w:p>
-    <w:bookmarkEnd w:id="30"/>
-    <w:bookmarkStart w:id="31" w:name="upgrade-model"/>
-    <w:p>
-      <w:pPr>
-        <w:pStyle w:val="Heading2"/>
-      </w:pPr>
-      <w:r>
-        <w:t xml:space="preserve">Upgrade Model</w:t>
+        <w:t xml:space="preserve"> reindex</w:t>
       </w:r>
     </w:p>
     <w:p>
@@ -2598,31 +2847,66 @@
         <w:pStyle w:val="FirstParagraph"/>
       </w:pPr>
       <w:r>
-        <w:t xml:space="preserve">The public friend installer is pinned to an approved package set. Operators</w:t>
-      </w:r>
-      <w:r>
-        <w:t xml:space="preserve"> </w:t>
-      </w:r>
-      <w:r>
-        <w:t xml:space="preserve">move the installer forward after building, testing, checksumming, and publishing</w:t>
-      </w:r>
-      <w:r>
-        <w:t xml:space="preserve"> </w:t>
-      </w:r>
-      <w:r>
-        <w:t xml:space="preserve">the next release assets.</w:t>
+        <w:t xml:space="preserve">Uninstall:</w:t>
       </w:r>
     </w:p>
     <w:p>
       <w:pPr>
-        <w:pStyle w:val="BodyText"/>
-      </w:pPr>
-      <w:r>
-        <w:t xml:space="preserve">Do not point friend installs at a mutable branch for normal use.</w:t>
+        <w:pStyle w:val="SourceCode"/>
+      </w:pPr>
+      <w:r>
+        <w:rPr>
+          <w:rStyle w:val="ExtensionTok"/>
+        </w:rPr>
+        <w:t xml:space="preserve">./node_modules/.bin/lodestone</w:t>
+      </w:r>
+      <w:r>
+        <w:rPr>
+          <w:rStyle w:val="NormalTok"/>
+        </w:rPr>
+        <w:t xml:space="preserve"> uninstall</w:t>
       </w:r>
     </w:p>
     <w:bookmarkEnd w:id="31"/>
-    <w:bookmarkStart w:id="32" w:name="current-limits"/>
+    <w:bookmarkStart w:id="32" w:name="upgrade-model"/>
+    <w:p>
+      <w:pPr>
+        <w:pStyle w:val="Heading2"/>
+      </w:pPr>
+      <w:r>
+        <w:t xml:space="preserve">Upgrade Model</w:t>
+      </w:r>
+    </w:p>
+    <w:p>
+      <w:pPr>
+        <w:pStyle w:val="FirstParagraph"/>
+      </w:pPr>
+      <w:r>
+        <w:t xml:space="preserve">The public friend installer is pinned to an approved package set. Operators</w:t>
+      </w:r>
+      <w:r>
+        <w:t xml:space="preserve"> </w:t>
+      </w:r>
+      <w:r>
+        <w:t xml:space="preserve">move the installer forward after building, testing, checksumming, and publishing</w:t>
+      </w:r>
+      <w:r>
+        <w:t xml:space="preserve"> </w:t>
+      </w:r>
+      <w:r>
+        <w:t xml:space="preserve">the next release assets.</w:t>
+      </w:r>
+    </w:p>
+    <w:p>
+      <w:pPr>
+        <w:pStyle w:val="BodyText"/>
+      </w:pPr>
+      <w:r>
+        <w:t xml:space="preserve">Do not point friend installs at a mutable branch for normal use.</w:t>
+      </w:r>
+    </w:p>
+    <w:bookmarkEnd w:id="32"/>
+    <w:bookmarkStart w:id="33" w:name="current-limits"/>
     <w:p>
       <w:pPr>
         <w:pStyle w:val="Heading2"/>
@@ -2725,8 +3009,8 @@
         <w:t xml:space="preserve">small, local, auditable install path.</w:t>
       </w:r>
     </w:p>
-    <w:bookmarkEnd w:id="32"/>
-    <w:bookmarkStart w:id="33" w:name="support-checklist"/>
+    <w:bookmarkEnd w:id="33"/>
+    <w:bookmarkStart w:id="34" w:name="support-checklist"/>
     <w:p>
       <w:pPr>
         <w:pStyle w:val="Heading2"/>
@@ -2866,7 +3150,16 @@
         </w:numPr>
       </w:pPr>
       <w:r>
-        <w:t xml:space="preserve">Last 50 lines of installer output.</w:t>
+        <w:rPr>
+          <w:rStyle w:val="VerbatimChar"/>
+        </w:rPr>
+        <w:t xml:space="preserve">LODESTONE_STRICT_NPM_OVERRIDES</w:t>
+      </w:r>
+      <w:r>
+        <w:t xml:space="preserve"> </w:t>
+      </w:r>
+      <w:r>
+        <w:t xml:space="preserve">value, if any.</w:t>
       </w:r>
     </w:p>
     <w:p>
@@ -2878,13 +3171,7 @@
         </w:numPr>
       </w:pPr>
       <w:r>
-        <w:rPr>
-          <w:rStyle w:val="VerbatimChar"/>
-        </w:rPr>
-        <w:t xml:space="preserve">git status --short</w:t>
-      </w:r>
-      <w:r>
-        <w:t xml:space="preserve">.</w:t>
+        <w:t xml:space="preserve">Last 50 lines of installer output.</w:t>
       </w:r>
     </w:p>
     <w:p>
@@ -2896,22 +3183,13 @@
         </w:numPr>
       </w:pPr>
       <w:r>
-        <w:t xml:space="preserve">Whether</w:t>
-      </w:r>
-      <w:r>
-        <w:t xml:space="preserve"> </w:t>
-      </w:r>
-      <w:r>
         <w:rPr>
           <w:rStyle w:val="VerbatimChar"/>
         </w:rPr>
-        <w:t xml:space="preserve">.mcp.json</w:t>
-      </w:r>
-      <w:r>
-        <w:t xml:space="preserve"> </w:t>
-      </w:r>
-      <w:r>
-        <w:t xml:space="preserve">exists.</w:t>
+        <w:t xml:space="preserve">git status --short</w:t>
+      </w:r>
+      <w:r>
+        <w:t xml:space="preserve">.</w:t>
       </w:r>
     </w:p>
     <w:p>
@@ -2932,7 +3210,7 @@
         <w:rPr>
           <w:rStyle w:val="VerbatimChar"/>
         </w:rPr>
-        <w:t xml:space="preserve">.lodestone/install-manifest.json</w:t>
+        <w:t xml:space="preserve">.mcp.json</w:t>
       </w:r>
       <w:r>
         <w:t xml:space="preserve"> </w:t>
@@ -2950,7 +3228,7 @@
         </w:numPr>
       </w:pPr>
       <w:r>
-        <w:t xml:space="preserve">Output from</w:t>
+        <w:t xml:space="preserve">Whether</w:t>
       </w:r>
       <w:r>
         <w:t xml:space="preserve"> </w:t>
@@ -2959,10 +3237,13 @@
         <w:rPr>
           <w:rStyle w:val="VerbatimChar"/>
         </w:rPr>
-        <w:t xml:space="preserve">./node_modules/.bin/lodestone status</w:t>
-      </w:r>
-      <w:r>
-        <w:t xml:space="preserve">, if available.</w:t>
+        <w:t xml:space="preserve">.lodestone/install-manifest.json</w:t>
+      </w:r>
+      <w:r>
+        <w:t xml:space="preserve"> </w:t>
+      </w:r>
+      <w:r>
+        <w:t xml:space="preserve">exists.</w:t>
       </w:r>
     </w:p>
     <w:p>
@@ -2983,6 +3264,30 @@
         <w:rPr>
           <w:rStyle w:val="VerbatimChar"/>
         </w:rPr>
+        <w:t xml:space="preserve">./node_modules/.bin/lodestone status</w:t>
+      </w:r>
+      <w:r>
+        <w:t xml:space="preserve">, if available.</w:t>
+      </w:r>
+    </w:p>
+    <w:p>
+      <w:pPr>
+        <w:pStyle w:val="Compact"/>
+        <w:numPr>
+          <w:ilvl w:val="0"/>
+          <w:numId w:val="1009"/>
+        </w:numPr>
+      </w:pPr>
+      <w:r>
+        <w:t xml:space="preserve">Output from</w:t>
+      </w:r>
+      <w:r>
+        <w:t xml:space="preserve"> </w:t>
+      </w:r>
+      <w:r>
+        <w:rPr>
+          <w:rStyle w:val="VerbatimChar"/>
+        </w:rPr>
         <w:t xml:space="preserve">./node_modules/.bin/lodestone doctor --client codex</w:t>
       </w:r>
       <w:r>
@@ -2995,8 +3300,8 @@
         <w:t xml:space="preserve">setup was used.</w:t>
       </w:r>
     </w:p>
-    <w:bookmarkEnd w:id="33"/>
     <w:bookmarkEnd w:id="34"/>
+    <w:bookmarkEnd w:id="35"/>
     <w:sectPr>
       <w:headerReference r:id="rId9" w:type="default"/>
       <w:footerReference r:id="rId10" w:type="default"/>

--- a/docs/friend/word/Lodestone-Technical-Guide.docx
+++ b/docs/friend/word/Lodestone-Technical-Guide.docx
@@ -2,7 +2,7 @@
 <file path=word/document.xml><?xml version="1.0" encoding="utf-8"?>
 <w:document xmlns:w="http://schemas.openxmlformats.org/wordprocessingml/2006/main" xmlns:m="http://schemas.openxmlformats.org/officeDocument/2006/math" xmlns:r="http://schemas.openxmlformats.org/officeDocument/2006/relationships" xmlns:o="urn:schemas-microsoft-com:office:office" xmlns:v="urn:schemas-microsoft-com:vml" xmlns:w10="urn:schemas-microsoft-com:office:word" xmlns:a="http://schemas.openxmlformats.org/drawingml/2006/main" xmlns:pic="http://schemas.openxmlformats.org/drawingml/2006/picture" xmlns:wp="http://schemas.openxmlformats.org/drawingml/2006/wordprocessingDrawing">
   <w:body>
-    <w:bookmarkStart w:id="35" w:name="lodestone-technical-guide"/>
+    <w:bookmarkStart w:id="36" w:name="lodestone-technical-guide"/>
     <w:p>
       <w:pPr>
         <w:pStyle w:val="Heading1"/>
@@ -1006,7 +1006,106 @@
       </w:r>
     </w:p>
     <w:bookmarkEnd w:id="24"/>
-    <w:bookmarkStart w:id="26" w:name="installer-flow"/>
+    <w:bookmarkStart w:id="25" w:name="optional-claude-desktop-mcpb-bundle"/>
+    <w:p>
+      <w:pPr>
+        <w:pStyle w:val="Heading2"/>
+      </w:pPr>
+      <w:r>
+        <w:t xml:space="preserve">Optional Claude Desktop MCPB Bundle</w:t>
+      </w:r>
+    </w:p>
+    <w:p>
+      <w:pPr>
+        <w:pStyle w:val="FirstParagraph"/>
+      </w:pPr>
+      <w:r>
+        <w:t xml:space="preserve">The repository includes a private MCPB packer for Claude Desktop:</w:t>
+      </w:r>
+    </w:p>
+    <w:p>
+      <w:pPr>
+        <w:pStyle w:val="SourceCode"/>
+      </w:pPr>
+      <w:r>
+        <w:rPr>
+          <w:rStyle w:val="ExtensionTok"/>
+        </w:rPr>
+        <w:t xml:space="preserve">scripts/mcpb/build-claude-desktop-bundle.mjs</w:t>
+      </w:r>
+      <w:r>
+        <w:rPr>
+          <w:rStyle w:val="NormalTok"/>
+        </w:rPr>
+        <w:t xml:space="preserve"> </w:t>
+      </w:r>
+      <w:r>
+        <w:rPr>
+          <w:rStyle w:val="AttributeTok"/>
+        </w:rPr>
+        <w:t xml:space="preserve">--profile</w:t>
+      </w:r>
+      <w:r>
+        <w:rPr>
+          <w:rStyle w:val="NormalTok"/>
+        </w:rPr>
+        <w:t xml:space="preserve"> lite</w:t>
+      </w:r>
+    </w:p>
+    <w:p>
+      <w:pPr>
+        <w:pStyle w:val="FirstParagraph"/>
+      </w:pPr>
+      <w:r>
+        <w:t xml:space="preserve">The bundle is for users who already installed and indexed Lodestone in the</w:t>
+      </w:r>
+      <w:r>
+        <w:t xml:space="preserve"> </w:t>
+      </w:r>
+      <w:r>
+        <w:t xml:space="preserve">target project. Claude Desktop asks for a</w:t>
+      </w:r>
+      <w:r>
+        <w:t xml:space="preserve"> </w:t>
+      </w:r>
+      <w:r>
+        <w:rPr>
+          <w:rStyle w:val="VerbatimChar"/>
+        </w:rPr>
+        <w:t xml:space="preserve">Project folder</w:t>
+      </w:r>
+      <w:r>
+        <w:t xml:space="preserve">, and the bundle</w:t>
+      </w:r>
+      <w:r>
+        <w:t xml:space="preserve"> </w:t>
+      </w:r>
+      <w:r>
+        <w:t xml:space="preserve">launches the bundled Lodestone MCP server with that folder as its working</w:t>
+      </w:r>
+      <w:r>
+        <w:t xml:space="preserve"> </w:t>
+      </w:r>
+      <w:r>
+        <w:t xml:space="preserve">directory.</w:t>
+      </w:r>
+    </w:p>
+    <w:p>
+      <w:pPr>
+        <w:pStyle w:val="BodyText"/>
+      </w:pPr>
+      <w:r>
+        <w:t xml:space="preserve">MCPB artifacts are current-platform because Lodestone includes native Node</w:t>
+      </w:r>
+      <w:r>
+        <w:t xml:space="preserve"> </w:t>
+      </w:r>
+      <w:r>
+        <w:t xml:space="preserve">dependencies. Build separate artifacts on each target operating system family.</w:t>
+      </w:r>
+    </w:p>
+    <w:bookmarkEnd w:id="25"/>
+    <w:bookmarkStart w:id="27" w:name="installer-flow"/>
     <w:p>
       <w:pPr>
         <w:pStyle w:val="Heading2"/>
@@ -1387,7 +1486,7 @@
         <w:t xml:space="preserve">artifacts.</w:t>
       </w:r>
     </w:p>
-    <w:bookmarkStart w:id="25" w:name="strict-npm-override-mode"/>
+    <w:bookmarkStart w:id="26" w:name="strict-npm-override-mode"/>
     <w:p>
       <w:pPr>
         <w:pStyle w:val="Heading3"/>
@@ -1567,9 +1666,9 @@
         <w:t xml:space="preserve">dependency tree.</w:t>
       </w:r>
     </w:p>
-    <w:bookmarkEnd w:id="25"/>
     <w:bookmarkEnd w:id="26"/>
-    <w:bookmarkStart w:id="27" w:name="runtime-architecture"/>
+    <w:bookmarkEnd w:id="27"/>
+    <w:bookmarkStart w:id="28" w:name="runtime-architecture"/>
     <w:p>
       <w:pPr>
         <w:pStyle w:val="Heading2"/>
@@ -1738,8 +1837,8 @@
         <w:t xml:space="preserve">coding agent remains the user interface.</w:t>
       </w:r>
     </w:p>
-    <w:bookmarkEnd w:id="27"/>
-    <w:bookmarkStart w:id="28" w:name="mcp-tools"/>
+    <w:bookmarkEnd w:id="28"/>
+    <w:bookmarkStart w:id="29" w:name="mcp-tools"/>
     <w:p>
       <w:pPr>
         <w:pStyle w:val="Heading2"/>
@@ -2025,8 +2124,8 @@
         <w:t xml:space="preserve">for request and response shapes.</w:t>
       </w:r>
     </w:p>
-    <w:bookmarkEnd w:id="28"/>
-    <w:bookmarkStart w:id="29" w:name="privacy-and-data-handling"/>
+    <w:bookmarkEnd w:id="29"/>
+    <w:bookmarkStart w:id="30" w:name="privacy-and-data-handling"/>
     <w:p>
       <w:pPr>
         <w:pStyle w:val="Heading2"/>
@@ -2195,8 +2294,8 @@
         <w:t xml:space="preserve">before network until real pinned hashes are published.</w:t>
       </w:r>
     </w:p>
-    <w:bookmarkEnd w:id="29"/>
-    <w:bookmarkStart w:id="30" w:name="security-controls"/>
+    <w:bookmarkEnd w:id="30"/>
+    <w:bookmarkStart w:id="31" w:name="security-controls"/>
     <w:p>
       <w:pPr>
         <w:pStyle w:val="Heading2"/>
@@ -2380,8 +2479,8 @@
         <w:t xml:space="preserve">support for blocking Lodestone-managed network calls.</w:t>
       </w:r>
     </w:p>
-    <w:bookmarkEnd w:id="30"/>
-    <w:bookmarkStart w:id="31" w:name="operational-commands"/>
+    <w:bookmarkEnd w:id="31"/>
+    <w:bookmarkStart w:id="32" w:name="operational-commands"/>
     <w:p>
       <w:pPr>
         <w:pStyle w:val="Heading2"/>
@@ -2867,8 +2966,8 @@
         <w:t xml:space="preserve"> uninstall</w:t>
       </w:r>
     </w:p>
-    <w:bookmarkEnd w:id="31"/>
-    <w:bookmarkStart w:id="32" w:name="upgrade-model"/>
+    <w:bookmarkEnd w:id="32"/>
+    <w:bookmarkStart w:id="33" w:name="upgrade-model"/>
     <w:p>
       <w:pPr>
         <w:pStyle w:val="Heading2"/>
@@ -2905,8 +3004,8 @@
         <w:t xml:space="preserve">Do not point friend installs at a mutable branch for normal use.</w:t>
       </w:r>
     </w:p>
-    <w:bookmarkEnd w:id="32"/>
-    <w:bookmarkStart w:id="33" w:name="current-limits"/>
+    <w:bookmarkEnd w:id="33"/>
+    <w:bookmarkStart w:id="34" w:name="current-limits"/>
     <w:p>
       <w:pPr>
         <w:pStyle w:val="Heading2"/>
@@ -3009,8 +3108,8 @@
         <w:t xml:space="preserve">small, local, auditable install path.</w:t>
       </w:r>
     </w:p>
-    <w:bookmarkEnd w:id="33"/>
-    <w:bookmarkStart w:id="34" w:name="support-checklist"/>
+    <w:bookmarkEnd w:id="34"/>
+    <w:bookmarkStart w:id="35" w:name="support-checklist"/>
     <w:p>
       <w:pPr>
         <w:pStyle w:val="Heading2"/>
@@ -3300,8 +3399,8 @@
         <w:t xml:space="preserve">setup was used.</w:t>
       </w:r>
     </w:p>
-    <w:bookmarkEnd w:id="34"/>
     <w:bookmarkEnd w:id="35"/>
+    <w:bookmarkEnd w:id="36"/>
     <w:sectPr>
       <w:headerReference r:id="rId9" w:type="default"/>
       <w:footerReference r:id="rId10" w:type="default"/>

--- a/docs/friend/word/Lodestone-Technical-Guide.docx
+++ b/docs/friend/word/Lodestone-Technical-Guide.docx
@@ -755,7 +755,7 @@
         <w:pStyle w:val="FirstParagraph"/>
       </w:pPr>
       <w:r>
-        <w:t xml:space="preserve">The public installer accepts optional</w:t>
+        <w:t xml:space="preserve">The public installer writes</w:t>
       </w:r>
       <w:r>
         <w:t xml:space="preserve"> </w:t>
@@ -764,6 +764,27 @@
         <w:rPr>
           <w:rStyle w:val="VerbatimChar"/>
         </w:rPr>
+        <w:t xml:space="preserve">.mcp.json</w:t>
+      </w:r>
+      <w:r>
+        <w:t xml:space="preserve"> </w:t>
+      </w:r>
+      <w:r>
+        <w:t xml:space="preserve">by default for generic MCP-aware</w:t>
+      </w:r>
+      <w:r>
+        <w:t xml:space="preserve"> </w:t>
+      </w:r>
+      <w:r>
+        <w:t xml:space="preserve">clients. It also accepts optional</w:t>
+      </w:r>
+      <w:r>
+        <w:t xml:space="preserve"> </w:t>
+      </w:r>
+      <w:r>
+        <w:rPr>
+          <w:rStyle w:val="VerbatimChar"/>
+        </w:rPr>
         <w:t xml:space="preserve">LODESTONE_CLIENT=codex</w:t>
       </w:r>
       <w:r>
@@ -782,7 +803,7 @@
         <w:t xml:space="preserve">LODESTONE_CLIENT=all</w:t>
       </w:r>
       <w:r>
-        <w:t xml:space="preserve">. In v0.1.x,</w:t>
+        <w:t xml:space="preserve">; in v0.1.x,</w:t>
       </w:r>
       <w:r>
         <w:t xml:space="preserve"> </w:t>
@@ -797,7 +818,13 @@
         <w:t xml:space="preserve"> </w:t>
       </w:r>
       <w:r>
-        <w:t xml:space="preserve">maps to the Codex adapter.</w:t>
+        <w:t xml:space="preserve">keeps the default MCP surface and adds</w:t>
+      </w:r>
+      <w:r>
+        <w:t xml:space="preserve"> </w:t>
+      </w:r>
+      <w:r>
+        <w:t xml:space="preserve">the Codex adapter.</w:t>
       </w:r>
     </w:p>
     <w:p>
@@ -1003,6 +1030,201 @@
       </w:r>
       <w:r>
         <w:t xml:space="preserve">malformed, or points at the wrong runtime command.</w:t>
+      </w:r>
+    </w:p>
+    <w:p>
+      <w:pPr>
+        <w:pStyle w:val="BodyText"/>
+      </w:pPr>
+      <w:r>
+        <w:t xml:space="preserve">Generic MCP-aware clients such as Claude Code, Cursor, Cline, and cmndclaw use</w:t>
+      </w:r>
+      <w:r>
+        <w:t xml:space="preserve"> </w:t>
+      </w:r>
+      <w:r>
+        <w:t xml:space="preserve">the project</w:t>
+      </w:r>
+      <w:r>
+        <w:t xml:space="preserve"> </w:t>
+      </w:r>
+      <w:r>
+        <w:rPr>
+          <w:rStyle w:val="VerbatimChar"/>
+        </w:rPr>
+        <w:t xml:space="preserve">.mcp.json</w:t>
+      </w:r>
+      <w:r>
+        <w:t xml:space="preserve"> </w:t>
+      </w:r>
+      <w:r>
+        <w:t xml:space="preserve">that Lodestone writes on every install.</w:t>
+      </w:r>
+      <w:r>
+        <w:t xml:space="preserve"> </w:t>
+      </w:r>
+      <w:r>
+        <w:rPr>
+          <w:rStyle w:val="VerbatimChar"/>
+        </w:rPr>
+        <w:t xml:space="preserve">lodestone init --client mcp</w:t>
+      </w:r>
+      <w:r>
+        <w:t xml:space="preserve">,</w:t>
+      </w:r>
+      <w:r>
+        <w:t xml:space="preserve"> </w:t>
+      </w:r>
+      <w:r>
+        <w:rPr>
+          <w:rStyle w:val="VerbatimChar"/>
+        </w:rPr>
+        <w:t xml:space="preserve">--client cursor</w:t>
+      </w:r>
+      <w:r>
+        <w:t xml:space="preserve">,</w:t>
+      </w:r>
+      <w:r>
+        <w:t xml:space="preserve"> </w:t>
+      </w:r>
+      <w:r>
+        <w:rPr>
+          <w:rStyle w:val="VerbatimChar"/>
+        </w:rPr>
+        <w:t xml:space="preserve">--client cline</w:t>
+      </w:r>
+      <w:r>
+        <w:t xml:space="preserve">,</w:t>
+      </w:r>
+      <w:r>
+        <w:t xml:space="preserve"> </w:t>
+      </w:r>
+      <w:r>
+        <w:rPr>
+          <w:rStyle w:val="VerbatimChar"/>
+        </w:rPr>
+        <w:t xml:space="preserve">--client cmndclaw</w:t>
+      </w:r>
+      <w:r>
+        <w:t xml:space="preserve">, and</w:t>
+      </w:r>
+      <w:r>
+        <w:t xml:space="preserve"> </w:t>
+      </w:r>
+      <w:r>
+        <w:rPr>
+          <w:rStyle w:val="VerbatimChar"/>
+        </w:rPr>
+        <w:t xml:space="preserve">--client claude-code</w:t>
+      </w:r>
+      <w:r>
+        <w:t xml:space="preserve"> </w:t>
+      </w:r>
+      <w:r>
+        <w:t xml:space="preserve">are accepted as explicit names for that default surface.</w:t>
+      </w:r>
+      <w:r>
+        <w:t xml:space="preserve"> </w:t>
+      </w:r>
+      <w:r>
+        <w:t xml:space="preserve">Verify the shared client surface with:</w:t>
+      </w:r>
+    </w:p>
+    <w:p>
+      <w:pPr>
+        <w:pStyle w:val="SourceCode"/>
+      </w:pPr>
+      <w:r>
+        <w:rPr>
+          <w:rStyle w:val="ExtensionTok"/>
+        </w:rPr>
+        <w:t xml:space="preserve">./node_modules/.bin/lodestone</w:t>
+      </w:r>
+      <w:r>
+        <w:rPr>
+          <w:rStyle w:val="NormalTok"/>
+        </w:rPr>
+        <w:t xml:space="preserve"> doctor </w:t>
+      </w:r>
+      <w:r>
+        <w:rPr>
+          <w:rStyle w:val="AttributeTok"/>
+        </w:rPr>
+        <w:t xml:space="preserve">--client</w:t>
+      </w:r>
+      <w:r>
+        <w:rPr>
+          <w:rStyle w:val="NormalTok"/>
+        </w:rPr>
+        <w:t xml:space="preserve"> mcp</w:t>
+      </w:r>
+    </w:p>
+    <w:p>
+      <w:pPr>
+        <w:pStyle w:val="FirstParagraph"/>
+      </w:pPr>
+      <w:r>
+        <w:rPr>
+          <w:rStyle w:val="VerbatimChar"/>
+        </w:rPr>
+        <w:t xml:space="preserve">--client claude-code</w:t>
+      </w:r>
+      <w:r>
+        <w:t xml:space="preserve">,</w:t>
+      </w:r>
+      <w:r>
+        <w:t xml:space="preserve"> </w:t>
+      </w:r>
+      <w:r>
+        <w:rPr>
+          <w:rStyle w:val="VerbatimChar"/>
+        </w:rPr>
+        <w:t xml:space="preserve">--client cursor</w:t>
+      </w:r>
+      <w:r>
+        <w:t xml:space="preserve">,</w:t>
+      </w:r>
+      <w:r>
+        <w:t xml:space="preserve"> </w:t>
+      </w:r>
+      <w:r>
+        <w:rPr>
+          <w:rStyle w:val="VerbatimChar"/>
+        </w:rPr>
+        <w:t xml:space="preserve">--client cline</w:t>
+      </w:r>
+      <w:r>
+        <w:t xml:space="preserve">, and</w:t>
+      </w:r>
+      <w:r>
+        <w:t xml:space="preserve"> </w:t>
+      </w:r>
+      <w:r>
+        <w:rPr>
+          <w:rStyle w:val="VerbatimChar"/>
+        </w:rPr>
+        <w:t xml:space="preserve">--client cmndclaw</w:t>
+      </w:r>
+      <w:r>
+        <w:t xml:space="preserve"> </w:t>
+      </w:r>
+      <w:r>
+        <w:t xml:space="preserve">are friendly aliases for the same</w:t>
+      </w:r>
+      <w:r>
+        <w:t xml:space="preserve"> </w:t>
+      </w:r>
+      <w:r>
+        <w:rPr>
+          <w:rStyle w:val="VerbatimChar"/>
+        </w:rPr>
+        <w:t xml:space="preserve">.mcp.json</w:t>
+      </w:r>
+      <w:r>
+        <w:t xml:space="preserve"> </w:t>
+      </w:r>
+      <w:r>
+        <w:t xml:space="preserve">check.</w:t>
       </w:r>
     </w:p>
     <w:bookmarkEnd w:id="24"/>

--- a/docs/friend/word/Lodestone-Technical-Guide.docx
+++ b/docs/friend/word/Lodestone-Technical-Guide.docx
@@ -67,7 +67,7 @@
         <w:t xml:space="preserve"> </w:t>
       </w:r>
       <w:r>
-        <w:t xml:space="preserve">v0.1.6 friend-install documentation</w:t>
+        <w:t xml:space="preserve">v0.1.7 friend-install documentation</w:t>
       </w:r>
       <w:r>
         <w:t xml:space="preserve"> </w:t>

--- a/docs/friend/word/Lodestone-Technical-Guide.docx
+++ b/docs/friend/word/Lodestone-Technical-Guide.docx
@@ -2,7 +2,7 @@
 <file path=word/document.xml><?xml version="1.0" encoding="utf-8"?>
 <w:document xmlns:w="http://schemas.openxmlformats.org/wordprocessingml/2006/main" xmlns:m="http://schemas.openxmlformats.org/officeDocument/2006/math" xmlns:r="http://schemas.openxmlformats.org/officeDocument/2006/relationships" xmlns:o="urn:schemas-microsoft-com:office:office" xmlns:v="urn:schemas-microsoft-com:vml" xmlns:w10="urn:schemas-microsoft-com:office:word" xmlns:a="http://schemas.openxmlformats.org/drawingml/2006/main" xmlns:pic="http://schemas.openxmlformats.org/drawingml/2006/picture" xmlns:wp="http://schemas.openxmlformats.org/drawingml/2006/wordprocessingDrawing">
   <w:body>
-    <w:bookmarkStart w:id="34" w:name="lodestone-technical-guide"/>
+    <w:bookmarkStart w:id="36" w:name="lodestone-technical-guide"/>
     <w:p>
       <w:pPr>
         <w:pStyle w:val="Heading1"/>
@@ -67,7 +67,7 @@
         <w:t xml:space="preserve"> </w:t>
       </w:r>
       <w:r>
-        <w:t xml:space="preserve">v0.1.6 friend-install documentation</w:t>
+        <w:t xml:space="preserve">v0.1.7 friend-install documentation</w:t>
       </w:r>
       <w:r>
         <w:t xml:space="preserve"> </w:t>
@@ -755,7 +755,7 @@
         <w:pStyle w:val="FirstParagraph"/>
       </w:pPr>
       <w:r>
-        <w:t xml:space="preserve">The public installer accepts optional</w:t>
+        <w:t xml:space="preserve">The public installer writes</w:t>
       </w:r>
       <w:r>
         <w:t xml:space="preserve"> </w:t>
@@ -764,6 +764,27 @@
         <w:rPr>
           <w:rStyle w:val="VerbatimChar"/>
         </w:rPr>
+        <w:t xml:space="preserve">.mcp.json</w:t>
+      </w:r>
+      <w:r>
+        <w:t xml:space="preserve"> </w:t>
+      </w:r>
+      <w:r>
+        <w:t xml:space="preserve">by default for generic MCP-aware</w:t>
+      </w:r>
+      <w:r>
+        <w:t xml:space="preserve"> </w:t>
+      </w:r>
+      <w:r>
+        <w:t xml:space="preserve">clients. It also accepts optional</w:t>
+      </w:r>
+      <w:r>
+        <w:t xml:space="preserve"> </w:t>
+      </w:r>
+      <w:r>
+        <w:rPr>
+          <w:rStyle w:val="VerbatimChar"/>
+        </w:rPr>
         <w:t xml:space="preserve">LODESTONE_CLIENT=codex</w:t>
       </w:r>
       <w:r>
@@ -782,7 +803,7 @@
         <w:t xml:space="preserve">LODESTONE_CLIENT=all</w:t>
       </w:r>
       <w:r>
-        <w:t xml:space="preserve">. In v0.1.x,</w:t>
+        <w:t xml:space="preserve">; in v0.1.x,</w:t>
       </w:r>
       <w:r>
         <w:t xml:space="preserve"> </w:t>
@@ -797,7 +818,13 @@
         <w:t xml:space="preserve"> </w:t>
       </w:r>
       <w:r>
-        <w:t xml:space="preserve">maps to the Codex adapter.</w:t>
+        <w:t xml:space="preserve">keeps the default MCP surface and adds</w:t>
+      </w:r>
+      <w:r>
+        <w:t xml:space="preserve"> </w:t>
+      </w:r>
+      <w:r>
+        <w:t xml:space="preserve">the Codex adapter.</w:t>
       </w:r>
     </w:p>
     <w:p>
@@ -1005,8 +1032,302 @@
         <w:t xml:space="preserve">malformed, or points at the wrong runtime command.</w:t>
       </w:r>
     </w:p>
+    <w:p>
+      <w:pPr>
+        <w:pStyle w:val="BodyText"/>
+      </w:pPr>
+      <w:r>
+        <w:t xml:space="preserve">Generic MCP-aware clients such as Claude Code, Cursor, Cline, and cmndclaw use</w:t>
+      </w:r>
+      <w:r>
+        <w:t xml:space="preserve"> </w:t>
+      </w:r>
+      <w:r>
+        <w:t xml:space="preserve">the project</w:t>
+      </w:r>
+      <w:r>
+        <w:t xml:space="preserve"> </w:t>
+      </w:r>
+      <w:r>
+        <w:rPr>
+          <w:rStyle w:val="VerbatimChar"/>
+        </w:rPr>
+        <w:t xml:space="preserve">.mcp.json</w:t>
+      </w:r>
+      <w:r>
+        <w:t xml:space="preserve"> </w:t>
+      </w:r>
+      <w:r>
+        <w:t xml:space="preserve">that Lodestone writes on every install.</w:t>
+      </w:r>
+      <w:r>
+        <w:t xml:space="preserve"> </w:t>
+      </w:r>
+      <w:r>
+        <w:rPr>
+          <w:rStyle w:val="VerbatimChar"/>
+        </w:rPr>
+        <w:t xml:space="preserve">lodestone init --client mcp</w:t>
+      </w:r>
+      <w:r>
+        <w:t xml:space="preserve">,</w:t>
+      </w:r>
+      <w:r>
+        <w:t xml:space="preserve"> </w:t>
+      </w:r>
+      <w:r>
+        <w:rPr>
+          <w:rStyle w:val="VerbatimChar"/>
+        </w:rPr>
+        <w:t xml:space="preserve">--client cursor</w:t>
+      </w:r>
+      <w:r>
+        <w:t xml:space="preserve">,</w:t>
+      </w:r>
+      <w:r>
+        <w:t xml:space="preserve"> </w:t>
+      </w:r>
+      <w:r>
+        <w:rPr>
+          <w:rStyle w:val="VerbatimChar"/>
+        </w:rPr>
+        <w:t xml:space="preserve">--client cline</w:t>
+      </w:r>
+      <w:r>
+        <w:t xml:space="preserve">,</w:t>
+      </w:r>
+      <w:r>
+        <w:t xml:space="preserve"> </w:t>
+      </w:r>
+      <w:r>
+        <w:rPr>
+          <w:rStyle w:val="VerbatimChar"/>
+        </w:rPr>
+        <w:t xml:space="preserve">--client cmndclaw</w:t>
+      </w:r>
+      <w:r>
+        <w:t xml:space="preserve">, and</w:t>
+      </w:r>
+      <w:r>
+        <w:t xml:space="preserve"> </w:t>
+      </w:r>
+      <w:r>
+        <w:rPr>
+          <w:rStyle w:val="VerbatimChar"/>
+        </w:rPr>
+        <w:t xml:space="preserve">--client claude-code</w:t>
+      </w:r>
+      <w:r>
+        <w:t xml:space="preserve"> </w:t>
+      </w:r>
+      <w:r>
+        <w:t xml:space="preserve">are accepted as explicit names for that default surface.</w:t>
+      </w:r>
+      <w:r>
+        <w:t xml:space="preserve"> </w:t>
+      </w:r>
+      <w:r>
+        <w:t xml:space="preserve">Verify the shared client surface with:</w:t>
+      </w:r>
+    </w:p>
+    <w:p>
+      <w:pPr>
+        <w:pStyle w:val="SourceCode"/>
+      </w:pPr>
+      <w:r>
+        <w:rPr>
+          <w:rStyle w:val="ExtensionTok"/>
+        </w:rPr>
+        <w:t xml:space="preserve">./node_modules/.bin/lodestone</w:t>
+      </w:r>
+      <w:r>
+        <w:rPr>
+          <w:rStyle w:val="NormalTok"/>
+        </w:rPr>
+        <w:t xml:space="preserve"> doctor </w:t>
+      </w:r>
+      <w:r>
+        <w:rPr>
+          <w:rStyle w:val="AttributeTok"/>
+        </w:rPr>
+        <w:t xml:space="preserve">--client</w:t>
+      </w:r>
+      <w:r>
+        <w:rPr>
+          <w:rStyle w:val="NormalTok"/>
+        </w:rPr>
+        <w:t xml:space="preserve"> mcp</w:t>
+      </w:r>
+    </w:p>
+    <w:p>
+      <w:pPr>
+        <w:pStyle w:val="FirstParagraph"/>
+      </w:pPr>
+      <w:r>
+        <w:rPr>
+          <w:rStyle w:val="VerbatimChar"/>
+        </w:rPr>
+        <w:t xml:space="preserve">--client claude-code</w:t>
+      </w:r>
+      <w:r>
+        <w:t xml:space="preserve">,</w:t>
+      </w:r>
+      <w:r>
+        <w:t xml:space="preserve"> </w:t>
+      </w:r>
+      <w:r>
+        <w:rPr>
+          <w:rStyle w:val="VerbatimChar"/>
+        </w:rPr>
+        <w:t xml:space="preserve">--client cursor</w:t>
+      </w:r>
+      <w:r>
+        <w:t xml:space="preserve">,</w:t>
+      </w:r>
+      <w:r>
+        <w:t xml:space="preserve"> </w:t>
+      </w:r>
+      <w:r>
+        <w:rPr>
+          <w:rStyle w:val="VerbatimChar"/>
+        </w:rPr>
+        <w:t xml:space="preserve">--client cline</w:t>
+      </w:r>
+      <w:r>
+        <w:t xml:space="preserve">, and</w:t>
+      </w:r>
+      <w:r>
+        <w:t xml:space="preserve"> </w:t>
+      </w:r>
+      <w:r>
+        <w:rPr>
+          <w:rStyle w:val="VerbatimChar"/>
+        </w:rPr>
+        <w:t xml:space="preserve">--client cmndclaw</w:t>
+      </w:r>
+      <w:r>
+        <w:t xml:space="preserve"> </w:t>
+      </w:r>
+      <w:r>
+        <w:t xml:space="preserve">are friendly aliases for the same</w:t>
+      </w:r>
+      <w:r>
+        <w:t xml:space="preserve"> </w:t>
+      </w:r>
+      <w:r>
+        <w:rPr>
+          <w:rStyle w:val="VerbatimChar"/>
+        </w:rPr>
+        <w:t xml:space="preserve">.mcp.json</w:t>
+      </w:r>
+      <w:r>
+        <w:t xml:space="preserve"> </w:t>
+      </w:r>
+      <w:r>
+        <w:t xml:space="preserve">check.</w:t>
+      </w:r>
+    </w:p>
     <w:bookmarkEnd w:id="24"/>
-    <w:bookmarkStart w:id="25" w:name="installer-flow"/>
+    <w:bookmarkStart w:id="25" w:name="optional-claude-desktop-mcpb-bundle"/>
+    <w:p>
+      <w:pPr>
+        <w:pStyle w:val="Heading2"/>
+      </w:pPr>
+      <w:r>
+        <w:t xml:space="preserve">Optional Claude Desktop MCPB Bundle</w:t>
+      </w:r>
+    </w:p>
+    <w:p>
+      <w:pPr>
+        <w:pStyle w:val="FirstParagraph"/>
+      </w:pPr>
+      <w:r>
+        <w:t xml:space="preserve">The repository includes a private MCPB packer for Claude Desktop:</w:t>
+      </w:r>
+    </w:p>
+    <w:p>
+      <w:pPr>
+        <w:pStyle w:val="SourceCode"/>
+      </w:pPr>
+      <w:r>
+        <w:rPr>
+          <w:rStyle w:val="ExtensionTok"/>
+        </w:rPr>
+        <w:t xml:space="preserve">scripts/mcpb/build-claude-desktop-bundle.mjs</w:t>
+      </w:r>
+      <w:r>
+        <w:rPr>
+          <w:rStyle w:val="NormalTok"/>
+        </w:rPr>
+        <w:t xml:space="preserve"> </w:t>
+      </w:r>
+      <w:r>
+        <w:rPr>
+          <w:rStyle w:val="AttributeTok"/>
+        </w:rPr>
+        <w:t xml:space="preserve">--profile</w:t>
+      </w:r>
+      <w:r>
+        <w:rPr>
+          <w:rStyle w:val="NormalTok"/>
+        </w:rPr>
+        <w:t xml:space="preserve"> lite</w:t>
+      </w:r>
+    </w:p>
+    <w:p>
+      <w:pPr>
+        <w:pStyle w:val="FirstParagraph"/>
+      </w:pPr>
+      <w:r>
+        <w:t xml:space="preserve">The bundle is for users who already installed and indexed Lodestone in the</w:t>
+      </w:r>
+      <w:r>
+        <w:t xml:space="preserve"> </w:t>
+      </w:r>
+      <w:r>
+        <w:t xml:space="preserve">target project. Claude Desktop asks for a</w:t>
+      </w:r>
+      <w:r>
+        <w:t xml:space="preserve"> </w:t>
+      </w:r>
+      <w:r>
+        <w:rPr>
+          <w:rStyle w:val="VerbatimChar"/>
+        </w:rPr>
+        <w:t xml:space="preserve">Project folder</w:t>
+      </w:r>
+      <w:r>
+        <w:t xml:space="preserve">, and the bundle</w:t>
+      </w:r>
+      <w:r>
+        <w:t xml:space="preserve"> </w:t>
+      </w:r>
+      <w:r>
+        <w:t xml:space="preserve">launches the bundled Lodestone MCP server with that folder as its working</w:t>
+      </w:r>
+      <w:r>
+        <w:t xml:space="preserve"> </w:t>
+      </w:r>
+      <w:r>
+        <w:t xml:space="preserve">directory.</w:t>
+      </w:r>
+    </w:p>
+    <w:p>
+      <w:pPr>
+        <w:pStyle w:val="BodyText"/>
+      </w:pPr>
+      <w:r>
+        <w:t xml:space="preserve">MCPB artifacts are current-platform because Lodestone includes native Node</w:t>
+      </w:r>
+      <w:r>
+        <w:t xml:space="preserve"> </w:t>
+      </w:r>
+      <w:r>
+        <w:t xml:space="preserve">dependencies. Build separate artifacts on each target operating system family.</w:t>
+      </w:r>
+    </w:p>
+    <w:bookmarkEnd w:id="25"/>
+    <w:bookmarkStart w:id="27" w:name="installer-flow"/>
     <w:p>
       <w:pPr>
         <w:pStyle w:val="Heading2"/>
@@ -1235,7 +1556,7 @@
         </w:numPr>
       </w:pPr>
       <w:r>
-        <w:t xml:space="preserve">Install the tarballs into the target project's</w:t>
+        <w:t xml:space="preserve">Add a narrow npm root override for</w:t>
       </w:r>
       <w:r>
         <w:t xml:space="preserve"> </w:t>
@@ -1244,10 +1565,16 @@
         <w:rPr>
           <w:rStyle w:val="VerbatimChar"/>
         </w:rPr>
-        <w:t xml:space="preserve">node_modules</w:t>
-      </w:r>
-      <w:r>
-        <w:t xml:space="preserve">.</w:t>
+        <w:t xml:space="preserve">protobufjs@7.5.8</w:t>
+      </w:r>
+      <w:r>
+        <w:t xml:space="preserve">, because npm</w:t>
+      </w:r>
+      <w:r>
+        <w:t xml:space="preserve"> </w:t>
+      </w:r>
+      <w:r>
+        <w:t xml:space="preserve">consumer projects do not inherit the release workspace's pnpm overrides.</w:t>
       </w:r>
     </w:p>
     <w:p>
@@ -1259,7 +1586,7 @@
         </w:numPr>
       </w:pPr>
       <w:r>
-        <w:t xml:space="preserve">Run</w:t>
+        <w:t xml:space="preserve">Install the tarballs into the target project's</w:t>
       </w:r>
       <w:r>
         <w:t xml:space="preserve"> </w:t>
@@ -1268,7 +1595,7 @@
         <w:rPr>
           <w:rStyle w:val="VerbatimChar"/>
         </w:rPr>
-        <w:t xml:space="preserve">./node_modules/.bin/lodestone init</w:t>
+        <w:t xml:space="preserve">node_modules</w:t>
       </w:r>
       <w:r>
         <w:t xml:space="preserve">.</w:t>
@@ -1283,7 +1610,7 @@
         </w:numPr>
       </w:pPr>
       <w:r>
-        <w:t xml:space="preserve">Pass</w:t>
+        <w:t xml:space="preserve">Run</w:t>
       </w:r>
       <w:r>
         <w:t xml:space="preserve"> </w:t>
@@ -1292,43 +1619,10 @@
         <w:rPr>
           <w:rStyle w:val="VerbatimChar"/>
         </w:rPr>
-        <w:t xml:space="preserve">--client codex</w:t>
-      </w:r>
-      <w:r>
-        <w:t xml:space="preserve"> </w:t>
-      </w:r>
-      <w:r>
-        <w:t xml:space="preserve">when</w:t>
-      </w:r>
-      <w:r>
-        <w:t xml:space="preserve"> </w:t>
-      </w:r>
-      <w:r>
-        <w:rPr>
-          <w:rStyle w:val="VerbatimChar"/>
-        </w:rPr>
-        <w:t xml:space="preserve">LODESTONE_CLIENT=codex</w:t>
-      </w:r>
-      <w:r>
-        <w:t xml:space="preserve"> </w:t>
-      </w:r>
-      <w:r>
-        <w:t xml:space="preserve">or</w:t>
-      </w:r>
-      <w:r>
-        <w:t xml:space="preserve"> </w:t>
-      </w:r>
-      <w:r>
-        <w:rPr>
-          <w:rStyle w:val="VerbatimChar"/>
-        </w:rPr>
-        <w:t xml:space="preserve">all</w:t>
-      </w:r>
-      <w:r>
-        <w:t xml:space="preserve"> </w:t>
-      </w:r>
-      <w:r>
-        <w:t xml:space="preserve">is set.</w:t>
+        <w:t xml:space="preserve">./node_modules/.bin/lodestone init</w:t>
+      </w:r>
+      <w:r>
+        <w:t xml:space="preserve">.</w:t>
       </w:r>
     </w:p>
     <w:p>
@@ -1340,177 +1634,87 @@
         </w:numPr>
       </w:pPr>
       <w:r>
-        <w:t xml:space="preserve">Leave no temporary download directory behind.</w:t>
+        <w:t xml:space="preserve">Pass</w:t>
+      </w:r>
+      <w:r>
+        <w:t xml:space="preserve"> </w:t>
+      </w:r>
+      <w:r>
+        <w:rPr>
+          <w:rStyle w:val="VerbatimChar"/>
+        </w:rPr>
+        <w:t xml:space="preserve">--client codex</w:t>
+      </w:r>
+      <w:r>
+        <w:t xml:space="preserve"> </w:t>
+      </w:r>
+      <w:r>
+        <w:t xml:space="preserve">when</w:t>
+      </w:r>
+      <w:r>
+        <w:t xml:space="preserve"> </w:t>
+      </w:r>
+      <w:r>
+        <w:rPr>
+          <w:rStyle w:val="VerbatimChar"/>
+        </w:rPr>
+        <w:t xml:space="preserve">LODESTONE_CLIENT=codex</w:t>
+      </w:r>
+      <w:r>
+        <w:t xml:space="preserve"> </w:t>
+      </w:r>
+      <w:r>
+        <w:t xml:space="preserve">or</w:t>
+      </w:r>
+      <w:r>
+        <w:t xml:space="preserve"> </w:t>
+      </w:r>
+      <w:r>
+        <w:rPr>
+          <w:rStyle w:val="VerbatimChar"/>
+        </w:rPr>
+        <w:t xml:space="preserve">all</w:t>
+      </w:r>
+      <w:r>
+        <w:t xml:space="preserve"> </w:t>
+      </w:r>
+      <w:r>
+        <w:t xml:space="preserve">is set.</w:t>
       </w:r>
     </w:p>
     <w:p>
       <w:pPr>
-        <w:pStyle w:val="FirstParagraph"/>
-      </w:pPr>
-      <w:r>
-        <w:t xml:space="preserve">The installer does not grant repository write access. It only downloads release</w:t>
-      </w:r>
-      <w:r>
-        <w:t xml:space="preserve"> </w:t>
-      </w:r>
-      <w:r>
-        <w:t xml:space="preserve">artifacts.</w:t>
-      </w:r>
-    </w:p>
-    <w:bookmarkEnd w:id="25"/>
-    <w:bookmarkStart w:id="26" w:name="runtime-architecture"/>
-    <w:p>
-      <w:pPr>
-        <w:pStyle w:val="Heading2"/>
-      </w:pPr>
-      <w:r>
-        <w:t xml:space="preserve">Runtime Architecture</w:t>
+        <w:pStyle w:val="Compact"/>
+        <w:numPr>
+          <w:ilvl w:val="0"/>
+          <w:numId w:val="1003"/>
+        </w:numPr>
+      </w:pPr>
+      <w:r>
+        <w:t xml:space="preserve">Leave no temporary download directory behind.</w:t>
       </w:r>
     </w:p>
     <w:p>
       <w:pPr>
-        <w:pStyle w:val="SourceCode"/>
-      </w:pPr>
-      <w:r>
-        <w:rPr>
-          <w:rStyle w:val="VerbatimChar"/>
-        </w:rPr>
-        <w:t xml:space="preserve">source files</w:t>
-      </w:r>
-      <w:r>
-        <w:br/>
-      </w:r>
-      <w:r>
-        <w:rPr>
-          <w:rStyle w:val="VerbatimChar"/>
-        </w:rPr>
-        <w:t xml:space="preserve">   |</w:t>
-      </w:r>
-      <w:r>
-        <w:br/>
-      </w:r>
-      <w:r>
-        <w:rPr>
-          <w:rStyle w:val="VerbatimChar"/>
-        </w:rPr>
-        <w:t xml:space="preserve">   v</w:t>
-      </w:r>
-      <w:r>
-        <w:br/>
-      </w:r>
-      <w:r>
-        <w:rPr>
-          <w:rStyle w:val="VerbatimChar"/>
-        </w:rPr>
-        <w:t xml:space="preserve">tree-sitter parsers</w:t>
-      </w:r>
-      <w:r>
-        <w:br/>
-      </w:r>
-      <w:r>
-        <w:rPr>
-          <w:rStyle w:val="VerbatimChar"/>
-        </w:rPr>
-        <w:t xml:space="preserve">   |</w:t>
-      </w:r>
-      <w:r>
-        <w:br/>
-      </w:r>
-      <w:r>
-        <w:rPr>
-          <w:rStyle w:val="VerbatimChar"/>
-        </w:rPr>
-        <w:t xml:space="preserve">   v</w:t>
-      </w:r>
-      <w:r>
-        <w:br/>
-      </w:r>
-      <w:r>
-        <w:rPr>
-          <w:rStyle w:val="VerbatimChar"/>
-        </w:rPr>
-        <w:t xml:space="preserve">symbols and edges</w:t>
-      </w:r>
-      <w:r>
-        <w:br/>
-      </w:r>
-      <w:r>
-        <w:rPr>
-          <w:rStyle w:val="VerbatimChar"/>
-        </w:rPr>
-        <w:t xml:space="preserve">   |</w:t>
-      </w:r>
-      <w:r>
-        <w:br/>
-      </w:r>
-      <w:r>
-        <w:rPr>
-          <w:rStyle w:val="VerbatimChar"/>
-        </w:rPr>
-        <w:t xml:space="preserve">   v</w:t>
-      </w:r>
-      <w:r>
-        <w:br/>
-      </w:r>
-      <w:r>
-        <w:rPr>
-          <w:rStyle w:val="VerbatimChar"/>
-        </w:rPr>
-        <w:t xml:space="preserve">SQLite + sqlite-vec at .lodestone/lodestone.sqlite</w:t>
-      </w:r>
-      <w:r>
-        <w:br/>
-      </w:r>
-      <w:r>
-        <w:rPr>
-          <w:rStyle w:val="VerbatimChar"/>
-        </w:rPr>
-        <w:t xml:space="preserve">   |</w:t>
-      </w:r>
-      <w:r>
-        <w:br/>
-      </w:r>
-      <w:r>
-        <w:rPr>
-          <w:rStyle w:val="VerbatimChar"/>
-        </w:rPr>
-        <w:t xml:space="preserve">   v</w:t>
-      </w:r>
-      <w:r>
-        <w:br/>
-      </w:r>
-      <w:r>
-        <w:rPr>
-          <w:rStyle w:val="VerbatimChar"/>
-        </w:rPr>
-        <w:t xml:space="preserve">local MCP server over stdio</w:t>
-      </w:r>
-      <w:r>
-        <w:br/>
-      </w:r>
-      <w:r>
-        <w:rPr>
-          <w:rStyle w:val="VerbatimChar"/>
-        </w:rPr>
-        <w:t xml:space="preserve">   |</w:t>
-      </w:r>
-      <w:r>
-        <w:br/>
-      </w:r>
-      <w:r>
-        <w:rPr>
-          <w:rStyle w:val="VerbatimChar"/>
-        </w:rPr>
-        <w:t xml:space="preserve">   v</w:t>
-      </w:r>
-      <w:r>
-        <w:br/>
-      </w:r>
-      <w:r>
-        <w:rPr>
-          <w:rStyle w:val="VerbatimChar"/>
-        </w:rPr>
-        <w:t xml:space="preserve">coding agent</w:t>
+        <w:pStyle w:val="FirstParagraph"/>
+      </w:pPr>
+      <w:r>
+        <w:t xml:space="preserve">The installer does not grant repository write access. It only downloads release</w:t>
+      </w:r>
+      <w:r>
+        <w:t xml:space="preserve"> </w:t>
+      </w:r>
+      <w:r>
+        <w:t xml:space="preserve">artifacts.</w:t>
+      </w:r>
+    </w:p>
+    <w:bookmarkStart w:id="26" w:name="strict-npm-override-mode"/>
+    <w:p>
+      <w:pPr>
+        <w:pStyle w:val="Heading3"/>
+      </w:pPr>
+      <w:r>
+        <w:t xml:space="preserve">Strict npm override mode</w:t>
       </w:r>
     </w:p>
     <w:p>
@@ -1518,17 +1722,345 @@
         <w:pStyle w:val="FirstParagraph"/>
       </w:pPr>
       <w:r>
-        <w:t xml:space="preserve">The MCP server reads the local store and returns structured responses. The</w:t>
+        <w:t xml:space="preserve">Fresh installs resolve the broader advisory-sensitive transitive packages to</w:t>
       </w:r>
       <w:r>
         <w:t xml:space="preserve"> </w:t>
       </w:r>
       <w:r>
-        <w:t xml:space="preserve">coding agent remains the user interface.</w:t>
+        <w:t xml:space="preserve">safe versions through normal npm resolution. Existing projects with old</w:t>
+      </w:r>
+      <w:r>
+        <w:t xml:space="preserve"> </w:t>
+      </w:r>
+      <w:r>
+        <w:t xml:space="preserve">lockfiles may want a stricter posture. For that case, the installer supports:</w:t>
+      </w:r>
+    </w:p>
+    <w:p>
+      <w:pPr>
+        <w:pStyle w:val="SourceCode"/>
+      </w:pPr>
+      <w:r>
+        <w:rPr>
+          <w:rStyle w:val="ExtensionTok"/>
+        </w:rPr>
+        <w:t xml:space="preserve">curl</w:t>
+      </w:r>
+      <w:r>
+        <w:rPr>
+          <w:rStyle w:val="NormalTok"/>
+        </w:rPr>
+        <w:t xml:space="preserve"> </w:t>
+      </w:r>
+      <w:r>
+        <w:rPr>
+          <w:rStyle w:val="AttributeTok"/>
+        </w:rPr>
+        <w:t xml:space="preserve">-sSfL</w:t>
+      </w:r>
+      <w:r>
+        <w:rPr>
+          <w:rStyle w:val="NormalTok"/>
+        </w:rPr>
+        <w:t xml:space="preserve"> https://lodestone.cmndi.ai/install </w:t>
+      </w:r>
+      <w:r>
+        <w:rPr>
+          <w:rStyle w:val="KeywordTok"/>
+        </w:rPr>
+        <w:t xml:space="preserve">|</w:t>
+      </w:r>
+      <w:r>
+        <w:rPr>
+          <w:rStyle w:val="NormalTok"/>
+        </w:rPr>
+        <w:t xml:space="preserve"> </w:t>
+      </w:r>
+      <w:r>
+        <w:rPr>
+          <w:rStyle w:val="VariableTok"/>
+        </w:rPr>
+        <w:t xml:space="preserve">LODESTONE_STRICT_NPM_OVERRIDES</w:t>
+      </w:r>
+      <w:r>
+        <w:rPr>
+          <w:rStyle w:val="OperatorTok"/>
+        </w:rPr>
+        <w:t xml:space="preserve">=</w:t>
+      </w:r>
+      <w:r>
+        <w:rPr>
+          <w:rStyle w:val="NormalTok"/>
+        </w:rPr>
+        <w:t xml:space="preserve">1 </w:t>
+      </w:r>
+      <w:r>
+        <w:rPr>
+          <w:rStyle w:val="FunctionTok"/>
+        </w:rPr>
+        <w:t xml:space="preserve">bash</w:t>
+      </w:r>
+    </w:p>
+    <w:p>
+      <w:pPr>
+        <w:pStyle w:val="FirstParagraph"/>
+      </w:pPr>
+      <w:r>
+        <w:t xml:space="preserve">Strict mode adds root overrides for</w:t>
+      </w:r>
+      <w:r>
+        <w:t xml:space="preserve"> </w:t>
+      </w:r>
+      <w:r>
+        <w:rPr>
+          <w:rStyle w:val="VerbatimChar"/>
+        </w:rPr>
+        <w:t xml:space="preserve">fast-uri</w:t>
+      </w:r>
+      <w:r>
+        <w:t xml:space="preserve">,</w:t>
+      </w:r>
+      <w:r>
+        <w:t xml:space="preserve"> </w:t>
+      </w:r>
+      <w:r>
+        <w:rPr>
+          <w:rStyle w:val="VerbatimChar"/>
+        </w:rPr>
+        <w:t xml:space="preserve">hono</w:t>
+      </w:r>
+      <w:r>
+        <w:t xml:space="preserve">,</w:t>
+      </w:r>
+      <w:r>
+        <w:t xml:space="preserve"> </w:t>
+      </w:r>
+      <w:r>
+        <w:rPr>
+          <w:rStyle w:val="VerbatimChar"/>
+        </w:rPr>
+        <w:t xml:space="preserve">ip-address</w:t>
+      </w:r>
+      <w:r>
+        <w:t xml:space="preserve">, and</w:t>
+      </w:r>
+      <w:r>
+        <w:t xml:space="preserve"> </w:t>
+      </w:r>
+      <w:r>
+        <w:rPr>
+          <w:rStyle w:val="VerbatimChar"/>
+        </w:rPr>
+        <w:t xml:space="preserve">qs</w:t>
+      </w:r>
+      <w:r>
+        <w:t xml:space="preserve"> </w:t>
+      </w:r>
+      <w:r>
+        <w:t xml:space="preserve">in addition to the default</w:t>
+      </w:r>
+      <w:r>
+        <w:t xml:space="preserve"> </w:t>
+      </w:r>
+      <w:r>
+        <w:rPr>
+          <w:rStyle w:val="VerbatimChar"/>
+        </w:rPr>
+        <w:t xml:space="preserve">protobufjs</w:t>
+      </w:r>
+      <w:r>
+        <w:t xml:space="preserve"> </w:t>
+      </w:r>
+      <w:r>
+        <w:t xml:space="preserve">override. It is opt-in because these</w:t>
+      </w:r>
+      <w:r>
+        <w:t xml:space="preserve"> </w:t>
+      </w:r>
+      <w:r>
+        <w:t xml:space="preserve">are common packages and root overrides can affect the host project's own</w:t>
+      </w:r>
+      <w:r>
+        <w:t xml:space="preserve"> </w:t>
+      </w:r>
+      <w:r>
+        <w:t xml:space="preserve">dependency tree.</w:t>
       </w:r>
     </w:p>
     <w:bookmarkEnd w:id="26"/>
-    <w:bookmarkStart w:id="27" w:name="mcp-tools"/>
+    <w:bookmarkEnd w:id="27"/>
+    <w:bookmarkStart w:id="28" w:name="runtime-architecture"/>
+    <w:p>
+      <w:pPr>
+        <w:pStyle w:val="Heading2"/>
+      </w:pPr>
+      <w:r>
+        <w:t xml:space="preserve">Runtime Architecture</w:t>
+      </w:r>
+    </w:p>
+    <w:p>
+      <w:pPr>
+        <w:pStyle w:val="SourceCode"/>
+      </w:pPr>
+      <w:r>
+        <w:rPr>
+          <w:rStyle w:val="VerbatimChar"/>
+        </w:rPr>
+        <w:t xml:space="preserve">source files</w:t>
+      </w:r>
+      <w:r>
+        <w:br/>
+      </w:r>
+      <w:r>
+        <w:rPr>
+          <w:rStyle w:val="VerbatimChar"/>
+        </w:rPr>
+        <w:t xml:space="preserve">   |</w:t>
+      </w:r>
+      <w:r>
+        <w:br/>
+      </w:r>
+      <w:r>
+        <w:rPr>
+          <w:rStyle w:val="VerbatimChar"/>
+        </w:rPr>
+        <w:t xml:space="preserve">   v</w:t>
+      </w:r>
+      <w:r>
+        <w:br/>
+      </w:r>
+      <w:r>
+        <w:rPr>
+          <w:rStyle w:val="VerbatimChar"/>
+        </w:rPr>
+        <w:t xml:space="preserve">tree-sitter parsers</w:t>
+      </w:r>
+      <w:r>
+        <w:br/>
+      </w:r>
+      <w:r>
+        <w:rPr>
+          <w:rStyle w:val="VerbatimChar"/>
+        </w:rPr>
+        <w:t xml:space="preserve">   |</w:t>
+      </w:r>
+      <w:r>
+        <w:br/>
+      </w:r>
+      <w:r>
+        <w:rPr>
+          <w:rStyle w:val="VerbatimChar"/>
+        </w:rPr>
+        <w:t xml:space="preserve">   v</w:t>
+      </w:r>
+      <w:r>
+        <w:br/>
+      </w:r>
+      <w:r>
+        <w:rPr>
+          <w:rStyle w:val="VerbatimChar"/>
+        </w:rPr>
+        <w:t xml:space="preserve">symbols and edges</w:t>
+      </w:r>
+      <w:r>
+        <w:br/>
+      </w:r>
+      <w:r>
+        <w:rPr>
+          <w:rStyle w:val="VerbatimChar"/>
+        </w:rPr>
+        <w:t xml:space="preserve">   |</w:t>
+      </w:r>
+      <w:r>
+        <w:br/>
+      </w:r>
+      <w:r>
+        <w:rPr>
+          <w:rStyle w:val="VerbatimChar"/>
+        </w:rPr>
+        <w:t xml:space="preserve">   v</w:t>
+      </w:r>
+      <w:r>
+        <w:br/>
+      </w:r>
+      <w:r>
+        <w:rPr>
+          <w:rStyle w:val="VerbatimChar"/>
+        </w:rPr>
+        <w:t xml:space="preserve">SQLite + sqlite-vec at .lodestone/lodestone.sqlite</w:t>
+      </w:r>
+      <w:r>
+        <w:br/>
+      </w:r>
+      <w:r>
+        <w:rPr>
+          <w:rStyle w:val="VerbatimChar"/>
+        </w:rPr>
+        <w:t xml:space="preserve">   |</w:t>
+      </w:r>
+      <w:r>
+        <w:br/>
+      </w:r>
+      <w:r>
+        <w:rPr>
+          <w:rStyle w:val="VerbatimChar"/>
+        </w:rPr>
+        <w:t xml:space="preserve">   v</w:t>
+      </w:r>
+      <w:r>
+        <w:br/>
+      </w:r>
+      <w:r>
+        <w:rPr>
+          <w:rStyle w:val="VerbatimChar"/>
+        </w:rPr>
+        <w:t xml:space="preserve">local MCP server over stdio</w:t>
+      </w:r>
+      <w:r>
+        <w:br/>
+      </w:r>
+      <w:r>
+        <w:rPr>
+          <w:rStyle w:val="VerbatimChar"/>
+        </w:rPr>
+        <w:t xml:space="preserve">   |</w:t>
+      </w:r>
+      <w:r>
+        <w:br/>
+      </w:r>
+      <w:r>
+        <w:rPr>
+          <w:rStyle w:val="VerbatimChar"/>
+        </w:rPr>
+        <w:t xml:space="preserve">   v</w:t>
+      </w:r>
+      <w:r>
+        <w:br/>
+      </w:r>
+      <w:r>
+        <w:rPr>
+          <w:rStyle w:val="VerbatimChar"/>
+        </w:rPr>
+        <w:t xml:space="preserve">coding agent</w:t>
+      </w:r>
+    </w:p>
+    <w:p>
+      <w:pPr>
+        <w:pStyle w:val="FirstParagraph"/>
+      </w:pPr>
+      <w:r>
+        <w:t xml:space="preserve">The MCP server reads the local store and returns structured responses. The</w:t>
+      </w:r>
+      <w:r>
+        <w:t xml:space="preserve"> </w:t>
+      </w:r>
+      <w:r>
+        <w:t xml:space="preserve">coding agent remains the user interface.</w:t>
+      </w:r>
+    </w:p>
+    <w:bookmarkEnd w:id="28"/>
+    <w:bookmarkStart w:id="29" w:name="mcp-tools"/>
     <w:p>
       <w:pPr>
         <w:pStyle w:val="Heading2"/>
@@ -1814,8 +2346,8 @@
         <w:t xml:space="preserve">for request and response shapes.</w:t>
       </w:r>
     </w:p>
-    <w:bookmarkEnd w:id="27"/>
-    <w:bookmarkStart w:id="28" w:name="privacy-and-data-handling"/>
+    <w:bookmarkEnd w:id="29"/>
+    <w:bookmarkStart w:id="30" w:name="privacy-and-data-handling"/>
     <w:p>
       <w:pPr>
         <w:pStyle w:val="Heading2"/>
@@ -1984,8 +2516,8 @@
         <w:t xml:space="preserve">before network until real pinned hashes are published.</w:t>
       </w:r>
     </w:p>
-    <w:bookmarkEnd w:id="28"/>
-    <w:bookmarkStart w:id="29" w:name="security-controls"/>
+    <w:bookmarkEnd w:id="30"/>
+    <w:bookmarkStart w:id="31" w:name="security-controls"/>
     <w:p>
       <w:pPr>
         <w:pStyle w:val="Heading2"/>
@@ -2169,8 +2701,8 @@
         <w:t xml:space="preserve">support for blocking Lodestone-managed network calls.</w:t>
       </w:r>
     </w:p>
-    <w:bookmarkEnd w:id="29"/>
-    <w:bookmarkStart w:id="30" w:name="operational-commands"/>
+    <w:bookmarkEnd w:id="31"/>
+    <w:bookmarkStart w:id="32" w:name="operational-commands"/>
     <w:p>
       <w:pPr>
         <w:pStyle w:val="Heading2"/>
@@ -2476,7 +3008,7 @@
         <w:pStyle w:val="FirstParagraph"/>
       </w:pPr>
       <w:r>
-        <w:t xml:space="preserve">Status:</w:t>
+        <w:t xml:space="preserve">Install with strict npm advisory overrides:</w:t>
       </w:r>
     </w:p>
     <w:p>
@@ -2487,13 +3019,61 @@
         <w:rPr>
           <w:rStyle w:val="ExtensionTok"/>
         </w:rPr>
-        <w:t xml:space="preserve">./node_modules/.bin/lodestone</w:t>
+        <w:t xml:space="preserve">curl</w:t>
       </w:r>
       <w:r>
         <w:rPr>
           <w:rStyle w:val="NormalTok"/>
         </w:rPr>
-        <w:t xml:space="preserve"> status</w:t>
+        <w:t xml:space="preserve"> </w:t>
+      </w:r>
+      <w:r>
+        <w:rPr>
+          <w:rStyle w:val="AttributeTok"/>
+        </w:rPr>
+        <w:t xml:space="preserve">-sSfL</w:t>
+      </w:r>
+      <w:r>
+        <w:rPr>
+          <w:rStyle w:val="NormalTok"/>
+        </w:rPr>
+        <w:t xml:space="preserve"> https://lodestone.cmndi.ai/install </w:t>
+      </w:r>
+      <w:r>
+        <w:rPr>
+          <w:rStyle w:val="KeywordTok"/>
+        </w:rPr>
+        <w:t xml:space="preserve">|</w:t>
+      </w:r>
+      <w:r>
+        <w:rPr>
+          <w:rStyle w:val="NormalTok"/>
+        </w:rPr>
+        <w:t xml:space="preserve"> </w:t>
+      </w:r>
+      <w:r>
+        <w:rPr>
+          <w:rStyle w:val="VariableTok"/>
+        </w:rPr>
+        <w:t xml:space="preserve">LODESTONE_STRICT_NPM_OVERRIDES</w:t>
+      </w:r>
+      <w:r>
+        <w:rPr>
+          <w:rStyle w:val="OperatorTok"/>
+        </w:rPr>
+        <w:t xml:space="preserve">=</w:t>
+      </w:r>
+      <w:r>
+        <w:rPr>
+          <w:rStyle w:val="NormalTok"/>
+        </w:rPr>
+        <w:t xml:space="preserve">1 </w:t>
+      </w:r>
+      <w:r>
+        <w:rPr>
+          <w:rStyle w:val="FunctionTok"/>
+        </w:rPr>
+        <w:t xml:space="preserve">bash</w:t>
       </w:r>
     </w:p>
     <w:p>
@@ -2501,7 +3081,7 @@
         <w:pStyle w:val="FirstParagraph"/>
       </w:pPr>
       <w:r>
-        <w:t xml:space="preserve">Doctor, including Codex adapter validation:</w:t>
+        <w:t xml:space="preserve">Status:</w:t>
       </w:r>
     </w:p>
     <w:p>
@@ -2518,19 +3098,7 @@
         <w:rPr>
           <w:rStyle w:val="NormalTok"/>
         </w:rPr>
-        <w:t xml:space="preserve"> doctor </w:t>
-      </w:r>
-      <w:r>
-        <w:rPr>
-          <w:rStyle w:val="AttributeTok"/>
-        </w:rPr>
-        <w:t xml:space="preserve">--client</w:t>
-      </w:r>
-      <w:r>
-        <w:rPr>
-          <w:rStyle w:val="NormalTok"/>
-        </w:rPr>
-        <w:t xml:space="preserve"> codex</w:t>
+        <w:t xml:space="preserve"> status</w:t>
       </w:r>
     </w:p>
     <w:p>
@@ -2538,7 +3106,7 @@
         <w:pStyle w:val="FirstParagraph"/>
       </w:pPr>
       <w:r>
-        <w:t xml:space="preserve">Rebuild the local index:</w:t>
+        <w:t xml:space="preserve">Doctor, including Codex adapter validation:</w:t>
       </w:r>
     </w:p>
     <w:p>
@@ -2555,7 +3123,19 @@
         <w:rPr>
           <w:rStyle w:val="NormalTok"/>
         </w:rPr>
-        <w:t xml:space="preserve"> reindex</w:t>
+        <w:t xml:space="preserve"> doctor </w:t>
+      </w:r>
+      <w:r>
+        <w:rPr>
+          <w:rStyle w:val="AttributeTok"/>
+        </w:rPr>
+        <w:t xml:space="preserve">--client</w:t>
+      </w:r>
+      <w:r>
+        <w:rPr>
+          <w:rStyle w:val="NormalTok"/>
+        </w:rPr>
+        <w:t xml:space="preserve"> codex</w:t>
       </w:r>
     </w:p>
     <w:p>
@@ -2563,7 +3143,7 @@
         <w:pStyle w:val="FirstParagraph"/>
       </w:pPr>
       <w:r>
-        <w:t xml:space="preserve">Uninstall:</w:t>
+        <w:t xml:space="preserve">Rebuild the local index:</w:t>
       </w:r>
     </w:p>
     <w:p>
@@ -2580,17 +3160,7 @@
         <w:rPr>
           <w:rStyle w:val="NormalTok"/>
         </w:rPr>
-        <w:t xml:space="preserve"> uninstall</w:t>
-      </w:r>
-    </w:p>
-    <w:bookmarkEnd w:id="30"/>
-    <w:bookmarkStart w:id="31" w:name="upgrade-model"/>
-    <w:p>
-      <w:pPr>
-        <w:pStyle w:val="Heading2"/>
-      </w:pPr>
-      <w:r>
-        <w:t xml:space="preserve">Upgrade Model</w:t>
+        <w:t xml:space="preserve"> reindex</w:t>
       </w:r>
     </w:p>
     <w:p>
@@ -2598,31 +3168,66 @@
         <w:pStyle w:val="FirstParagraph"/>
       </w:pPr>
       <w:r>
-        <w:t xml:space="preserve">The public friend installer is pinned to an approved package set. Operators</w:t>
-      </w:r>
-      <w:r>
-        <w:t xml:space="preserve"> </w:t>
-      </w:r>
-      <w:r>
-        <w:t xml:space="preserve">move the installer forward after building, testing, checksumming, and publishing</w:t>
-      </w:r>
-      <w:r>
-        <w:t xml:space="preserve"> </w:t>
-      </w:r>
-      <w:r>
-        <w:t xml:space="preserve">the next release assets.</w:t>
+        <w:t xml:space="preserve">Uninstall:</w:t>
       </w:r>
     </w:p>
     <w:p>
       <w:pPr>
+        <w:pStyle w:val="SourceCode"/>
+      </w:pPr>
+      <w:r>
+        <w:rPr>
+          <w:rStyle w:val="ExtensionTok"/>
+        </w:rPr>
+        <w:t xml:space="preserve">./node_modules/.bin/lodestone</w:t>
+      </w:r>
+      <w:r>
+        <w:rPr>
+          <w:rStyle w:val="NormalTok"/>
+        </w:rPr>
+        <w:t xml:space="preserve"> uninstall</w:t>
+      </w:r>
+    </w:p>
+    <w:bookmarkEnd w:id="32"/>
+    <w:bookmarkStart w:id="33" w:name="upgrade-model"/>
+    <w:p>
+      <w:pPr>
+        <w:pStyle w:val="Heading2"/>
+      </w:pPr>
+      <w:r>
+        <w:t xml:space="preserve">Upgrade Model</w:t>
+      </w:r>
+    </w:p>
+    <w:p>
+      <w:pPr>
+        <w:pStyle w:val="FirstParagraph"/>
+      </w:pPr>
+      <w:r>
+        <w:t xml:space="preserve">The public friend installer is pinned to an approved package set. Operators</w:t>
+      </w:r>
+      <w:r>
+        <w:t xml:space="preserve"> </w:t>
+      </w:r>
+      <w:r>
+        <w:t xml:space="preserve">move the installer forward after building, testing, checksumming, and publishing</w:t>
+      </w:r>
+      <w:r>
+        <w:t xml:space="preserve"> </w:t>
+      </w:r>
+      <w:r>
+        <w:t xml:space="preserve">the next release assets.</w:t>
+      </w:r>
+    </w:p>
+    <w:p>
+      <w:pPr>
         <w:pStyle w:val="BodyText"/>
       </w:pPr>
       <w:r>
         <w:t xml:space="preserve">Do not point friend installs at a mutable branch for normal use.</w:t>
       </w:r>
     </w:p>
-    <w:bookmarkEnd w:id="31"/>
-    <w:bookmarkStart w:id="32" w:name="current-limits"/>
+    <w:bookmarkEnd w:id="33"/>
+    <w:bookmarkStart w:id="34" w:name="current-limits"/>
     <w:p>
       <w:pPr>
         <w:pStyle w:val="Heading2"/>
@@ -2725,8 +3330,8 @@
         <w:t xml:space="preserve">small, local, auditable install path.</w:t>
       </w:r>
     </w:p>
-    <w:bookmarkEnd w:id="32"/>
-    <w:bookmarkStart w:id="33" w:name="support-checklist"/>
+    <w:bookmarkEnd w:id="34"/>
+    <w:bookmarkStart w:id="35" w:name="support-checklist"/>
     <w:p>
       <w:pPr>
         <w:pStyle w:val="Heading2"/>
@@ -2866,7 +3471,16 @@
         </w:numPr>
       </w:pPr>
       <w:r>
-        <w:t xml:space="preserve">Last 50 lines of installer output.</w:t>
+        <w:rPr>
+          <w:rStyle w:val="VerbatimChar"/>
+        </w:rPr>
+        <w:t xml:space="preserve">LODESTONE_STRICT_NPM_OVERRIDES</w:t>
+      </w:r>
+      <w:r>
+        <w:t xml:space="preserve"> </w:t>
+      </w:r>
+      <w:r>
+        <w:t xml:space="preserve">value, if any.</w:t>
       </w:r>
     </w:p>
     <w:p>
@@ -2878,13 +3492,7 @@
         </w:numPr>
       </w:pPr>
       <w:r>
-        <w:rPr>
-          <w:rStyle w:val="VerbatimChar"/>
-        </w:rPr>
-        <w:t xml:space="preserve">git status --short</w:t>
-      </w:r>
-      <w:r>
-        <w:t xml:space="preserve">.</w:t>
+        <w:t xml:space="preserve">Last 50 lines of installer output.</w:t>
       </w:r>
     </w:p>
     <w:p>
@@ -2896,22 +3504,13 @@
         </w:numPr>
       </w:pPr>
       <w:r>
-        <w:t xml:space="preserve">Whether</w:t>
-      </w:r>
-      <w:r>
-        <w:t xml:space="preserve"> </w:t>
-      </w:r>
-      <w:r>
         <w:rPr>
           <w:rStyle w:val="VerbatimChar"/>
         </w:rPr>
-        <w:t xml:space="preserve">.mcp.json</w:t>
-      </w:r>
-      <w:r>
-        <w:t xml:space="preserve"> </w:t>
-      </w:r>
-      <w:r>
-        <w:t xml:space="preserve">exists.</w:t>
+        <w:t xml:space="preserve">git status --short</w:t>
+      </w:r>
+      <w:r>
+        <w:t xml:space="preserve">.</w:t>
       </w:r>
     </w:p>
     <w:p>
@@ -2932,7 +3531,7 @@
         <w:rPr>
           <w:rStyle w:val="VerbatimChar"/>
         </w:rPr>
-        <w:t xml:space="preserve">.lodestone/install-manifest.json</w:t>
+        <w:t xml:space="preserve">.mcp.json</w:t>
       </w:r>
       <w:r>
         <w:t xml:space="preserve"> </w:t>
@@ -2950,7 +3549,7 @@
         </w:numPr>
       </w:pPr>
       <w:r>
-        <w:t xml:space="preserve">Output from</w:t>
+        <w:t xml:space="preserve">Whether</w:t>
       </w:r>
       <w:r>
         <w:t xml:space="preserve"> </w:t>
@@ -2959,10 +3558,13 @@
         <w:rPr>
           <w:rStyle w:val="VerbatimChar"/>
         </w:rPr>
-        <w:t xml:space="preserve">./node_modules/.bin/lodestone status</w:t>
-      </w:r>
-      <w:r>
-        <w:t xml:space="preserve">, if available.</w:t>
+        <w:t xml:space="preserve">.lodestone/install-manifest.json</w:t>
+      </w:r>
+      <w:r>
+        <w:t xml:space="preserve"> </w:t>
+      </w:r>
+      <w:r>
+        <w:t xml:space="preserve">exists.</w:t>
       </w:r>
     </w:p>
     <w:p>
@@ -2983,6 +3585,30 @@
         <w:rPr>
           <w:rStyle w:val="VerbatimChar"/>
         </w:rPr>
+        <w:t xml:space="preserve">./node_modules/.bin/lodestone status</w:t>
+      </w:r>
+      <w:r>
+        <w:t xml:space="preserve">, if available.</w:t>
+      </w:r>
+    </w:p>
+    <w:p>
+      <w:pPr>
+        <w:pStyle w:val="Compact"/>
+        <w:numPr>
+          <w:ilvl w:val="0"/>
+          <w:numId w:val="1009"/>
+        </w:numPr>
+      </w:pPr>
+      <w:r>
+        <w:t xml:space="preserve">Output from</w:t>
+      </w:r>
+      <w:r>
+        <w:t xml:space="preserve"> </w:t>
+      </w:r>
+      <w:r>
+        <w:rPr>
+          <w:rStyle w:val="VerbatimChar"/>
+        </w:rPr>
         <w:t xml:space="preserve">./node_modules/.bin/lodestone doctor --client codex</w:t>
       </w:r>
       <w:r>
@@ -2995,8 +3621,8 @@
         <w:t xml:space="preserve">setup was used.</w:t>
       </w:r>
     </w:p>
-    <w:bookmarkEnd w:id="33"/>
-    <w:bookmarkEnd w:id="34"/>
+    <w:bookmarkEnd w:id="35"/>
+    <w:bookmarkEnd w:id="36"/>
     <w:sectPr>
       <w:headerReference r:id="rId9" w:type="default"/>
       <w:footerReference r:id="rId10" w:type="default"/>

--- a/docs/friend/word/Lodestone-Technical-Guide.docx
+++ b/docs/friend/word/Lodestone-Technical-Guide.docx
@@ -83,7 +83,7 @@
         <w:t xml:space="preserve"> </w:t>
       </w:r>
       <w:r>
-        <w:t xml:space="preserve">June 8, 2026</w:t>
+        <w:t xml:space="preserve">June 9, 2026</w:t>
       </w:r>
     </w:p>
     <w:bookmarkEnd w:id="19"/>

--- a/docs/friend/word/Lodestone-Technical-Guide.docx
+++ b/docs/friend/word/Lodestone-Technical-Guide.docx
@@ -67,7 +67,7 @@
         <w:t xml:space="preserve"> </w:t>
       </w:r>
       <w:r>
-        <w:t xml:space="preserve">v0.1.7 friend-install documentation</w:t>
+        <w:t xml:space="preserve">v0.1.8 friend-install documentation</w:t>
       </w:r>
       <w:r>
         <w:t xml:space="preserve"> </w:t>
@@ -83,7 +83,7 @@
         <w:t xml:space="preserve"> </w:t>
       </w:r>
       <w:r>
-        <w:t xml:space="preserve">June 9, 2026</w:t>
+        <w:t xml:space="preserve">June 11, 2026</w:t>
       </w:r>
     </w:p>
     <w:bookmarkEnd w:id="19"/>

--- a/docs/friend/word/Lodestone-Technical-Guide.docx
+++ b/docs/friend/word/Lodestone-Technical-Guide.docx
@@ -67,7 +67,7 @@
         <w:t xml:space="preserve"> </w:t>
       </w:r>
       <w:r>
-        <w:t xml:space="preserve">v0.1.8 friend-install documentation</w:t>
+        <w:t xml:space="preserve">v0.1.9 friend-install documentation</w:t>
       </w:r>
       <w:r>
         <w:t xml:space="preserve"> </w:t>

--- a/docs/friend/word/Lodestone-Technical-Guide.docx
+++ b/docs/friend/word/Lodestone-Technical-Guide.docx
@@ -67,7 +67,7 @@
         <w:t xml:space="preserve"> </w:t>
       </w:r>
       <w:r>
-        <w:t xml:space="preserve">v0.1.9 friend-install documentation</w:t>
+        <w:t xml:space="preserve">v0.1.10 friend-install documentation</w:t>
       </w:r>
       <w:r>
         <w:t xml:space="preserve"> </w:t>

--- a/docs/friend/word/Lodestone-Technical-Guide.docx
+++ b/docs/friend/word/Lodestone-Technical-Guide.docx
@@ -83,7 +83,7 @@
         <w:t xml:space="preserve"> </w:t>
       </w:r>
       <w:r>
-        <w:t xml:space="preserve">June 11, 2026</w:t>
+        <w:t xml:space="preserve">June 13, 2026</w:t>
       </w:r>
     </w:p>
     <w:bookmarkEnd w:id="19"/>

--- a/docs/friend/word/Lodestone-Technical-Guide.docx
+++ b/docs/friend/word/Lodestone-Technical-Guide.docx
@@ -67,7 +67,7 @@
         <w:t xml:space="preserve"> </w:t>
       </w:r>
       <w:r>
-        <w:t xml:space="preserve">v0.1.10 friend-install documentation</w:t>
+        <w:t xml:space="preserve">v0.1.11 friend-install documentation</w:t>
       </w:r>
       <w:r>
         <w:t xml:space="preserve"> </w:t>

--- a/docs/friend/word/Lodestone-Technical-Guide.docx
+++ b/docs/friend/word/Lodestone-Technical-Guide.docx
@@ -1030,6 +1030,108 @@
       </w:r>
       <w:r>
         <w:t xml:space="preserve">malformed, or points at the wrong runtime command.</w:t>
+      </w:r>
+    </w:p>
+    <w:p>
+      <w:pPr>
+        <w:pStyle w:val="BodyText"/>
+      </w:pPr>
+      <w:r>
+        <w:t xml:space="preserve">Support smoke command:</w:t>
+      </w:r>
+    </w:p>
+    <w:p>
+      <w:pPr>
+        <w:pStyle w:val="SourceCode"/>
+      </w:pPr>
+      <w:r>
+        <w:rPr>
+          <w:rStyle w:val="ExtensionTok"/>
+        </w:rPr>
+        <w:t xml:space="preserve">./node_modules/.bin/lodestone</w:t>
+      </w:r>
+      <w:r>
+        <w:rPr>
+          <w:rStyle w:val="NormalTok"/>
+        </w:rPr>
+        <w:t xml:space="preserve"> client-smoke </w:t>
+      </w:r>
+      <w:r>
+        <w:rPr>
+          <w:rStyle w:val="AttributeTok"/>
+        </w:rPr>
+        <w:t xml:space="preserve">--client</w:t>
+      </w:r>
+      <w:r>
+        <w:rPr>
+          <w:rStyle w:val="NormalTok"/>
+        </w:rPr>
+        <w:t xml:space="preserve"> codex</w:t>
+      </w:r>
+    </w:p>
+    <w:p>
+      <w:pPr>
+        <w:pStyle w:val="FirstParagraph"/>
+      </w:pPr>
+      <w:r>
+        <w:t xml:space="preserve">The support smoke does not run Codex and does not edit global Codex settings.</w:t>
+      </w:r>
+      <w:r>
+        <w:t xml:space="preserve"> </w:t>
+      </w:r>
+      <w:r>
+        <w:t xml:space="preserve">It validates the project-local Codex config, verifies that the local</w:t>
+      </w:r>
+      <w:r>
+        <w:t xml:space="preserve"> </w:t>
+      </w:r>
+      <w:r>
+        <w:rPr>
+          <w:rStyle w:val="VerbatimChar"/>
+        </w:rPr>
+        <w:t xml:space="preserve">.lodestone/runtime/lodestone-mcp</w:t>
+      </w:r>
+      <w:r>
+        <w:t xml:space="preserve"> </w:t>
+      </w:r>
+      <w:r>
+        <w:t xml:space="preserve">launcher exists and is executable, and prints</w:t>
+      </w:r>
+      <w:r>
+        <w:t xml:space="preserve"> </w:t>
+      </w:r>
+      <w:r>
+        <w:t xml:space="preserve">exact</w:t>
+      </w:r>
+      <w:r>
+        <w:t xml:space="preserve"> </w:t>
+      </w:r>
+      <w:r>
+        <w:rPr>
+          <w:rStyle w:val="VerbatimChar"/>
+        </w:rPr>
+        <w:t xml:space="preserve">codex mcp list</w:t>
+      </w:r>
+      <w:r>
+        <w:t xml:space="preserve"> </w:t>
+      </w:r>
+      <w:r>
+        <w:t xml:space="preserve">and</w:t>
+      </w:r>
+      <w:r>
+        <w:t xml:space="preserve"> </w:t>
+      </w:r>
+      <w:r>
+        <w:rPr>
+          <w:rStyle w:val="VerbatimChar"/>
+        </w:rPr>
+        <w:t xml:space="preserve">codex exec</w:t>
+      </w:r>
+      <w:r>
+        <w:t xml:space="preserve"> </w:t>
+      </w:r>
+      <w:r>
+        <w:t xml:space="preserve">commands for a trusted smoke repo.</w:t>
       </w:r>
     </w:p>
     <w:p>
@@ -3106,6 +3208,95 @@
         <w:pStyle w:val="FirstParagraph"/>
       </w:pPr>
       <w:r>
+        <w:t xml:space="preserve">For support,</w:t>
+      </w:r>
+      <w:r>
+        <w:t xml:space="preserve"> </w:t>
+      </w:r>
+      <w:r>
+        <w:rPr>
+          <w:rStyle w:val="VerbatimChar"/>
+        </w:rPr>
+        <w:t xml:space="preserve">status --json</w:t>
+      </w:r>
+      <w:r>
+        <w:t xml:space="preserve"> </w:t>
+      </w:r>
+      <w:r>
+        <w:t xml:space="preserve">includes repo identity and index consistency</w:t>
+      </w:r>
+      <w:r>
+        <w:t xml:space="preserve"> </w:t>
+      </w:r>
+      <w:r>
+        <w:t xml:space="preserve">fields.</w:t>
+      </w:r>
+      <w:r>
+        <w:t xml:space="preserve"> </w:t>
+      </w:r>
+      <w:r>
+        <w:rPr>
+          <w:rStyle w:val="VerbatimChar"/>
+        </w:rPr>
+        <w:t xml:space="preserve">commit_at_index</w:t>
+      </w:r>
+      <w:r>
+        <w:t xml:space="preserve"> </w:t>
+      </w:r>
+      <w:r>
+        <w:t xml:space="preserve">records the Git commit seen by the last successful</w:t>
+      </w:r>
+      <w:r>
+        <w:t xml:space="preserve"> </w:t>
+      </w:r>
+      <w:r>
+        <w:t xml:space="preserve">reindex, and</w:t>
+      </w:r>
+      <w:r>
+        <w:t xml:space="preserve"> </w:t>
+      </w:r>
+      <w:r>
+        <w:rPr>
+          <w:rStyle w:val="VerbatimChar"/>
+        </w:rPr>
+        <w:t xml:space="preserve">dirty_at_index</w:t>
+      </w:r>
+      <w:r>
+        <w:t xml:space="preserve"> </w:t>
+      </w:r>
+      <w:r>
+        <w:t xml:space="preserve">records whether that reindex used a dirty working</w:t>
+      </w:r>
+      <w:r>
+        <w:t xml:space="preserve"> </w:t>
+      </w:r>
+      <w:r>
+        <w:t xml:space="preserve">tree. When those fields disagree with current</w:t>
+      </w:r>
+      <w:r>
+        <w:t xml:space="preserve"> </w:t>
+      </w:r>
+      <w:r>
+        <w:rPr>
+          <w:rStyle w:val="VerbatimChar"/>
+        </w:rPr>
+        <w:t xml:space="preserve">HEAD</w:t>
+      </w:r>
+      <w:r>
+        <w:t xml:space="preserve">, Lodestone can warn that</w:t>
+      </w:r>
+      <w:r>
+        <w:t xml:space="preserve"> </w:t>
+      </w:r>
+      <w:r>
+        <w:t xml:space="preserve">the index should be refreshed.</w:t>
+      </w:r>
+    </w:p>
+    <w:p>
+      <w:pPr>
+        <w:pStyle w:val="BodyText"/>
+      </w:pPr>
+      <w:r>
         <w:t xml:space="preserve">Doctor, including Codex adapter validation:</w:t>
       </w:r>
     </w:p>
@@ -3619,6 +3810,36 @@
       </w:r>
       <w:r>
         <w:t xml:space="preserve">setup was used.</w:t>
+      </w:r>
+    </w:p>
+    <w:p>
+      <w:pPr>
+        <w:pStyle w:val="Compact"/>
+        <w:numPr>
+          <w:ilvl w:val="0"/>
+          <w:numId w:val="1009"/>
+        </w:numPr>
+      </w:pPr>
+      <w:r>
+        <w:t xml:space="preserve">Output from</w:t>
+      </w:r>
+      <w:r>
+        <w:t xml:space="preserve"> </w:t>
+      </w:r>
+      <w:r>
+        <w:rPr>
+          <w:rStyle w:val="VerbatimChar"/>
+        </w:rPr>
+        <w:t xml:space="preserve">./node_modules/.bin/lodestone client-smoke --client codex</w:t>
+      </w:r>
+      <w:r>
+        <w:t xml:space="preserve">, if</w:t>
+      </w:r>
+      <w:r>
+        <w:t xml:space="preserve"> </w:t>
+      </w:r>
+      <w:r>
+        <w:t xml:space="preserve">Codex still does not show Lodestone tools after trust/restart.</w:t>
       </w:r>
     </w:p>
     <w:bookmarkEnd w:id="35"/>

--- a/docs/friend/word/Lodestone-Technical-Guide.docx
+++ b/docs/friend/word/Lodestone-Technical-Guide.docx
@@ -67,7 +67,7 @@
         <w:t xml:space="preserve"> </w:t>
       </w:r>
       <w:r>
-        <w:t xml:space="preserve">v0.1.11 friend-install documentation</w:t>
+        <w:t xml:space="preserve">v0.1.12 friend-install documentation</w:t>
       </w:r>
       <w:r>
         <w:t xml:space="preserve"> </w:t>

--- a/docs/friend/word/Lodestone-Technical-Guide.docx
+++ b/docs/friend/word/Lodestone-Technical-Guide.docx
@@ -1327,6 +1327,78 @@
       </w:r>
       <w:r>
         <w:t xml:space="preserve">check.</w:t>
+      </w:r>
+    </w:p>
+    <w:p>
+      <w:pPr>
+        <w:pStyle w:val="BodyText"/>
+      </w:pPr>
+      <w:r>
+        <w:t xml:space="preserve">Claude Code also has a support smoke helper:</w:t>
+      </w:r>
+    </w:p>
+    <w:p>
+      <w:pPr>
+        <w:pStyle w:val="SourceCode"/>
+      </w:pPr>
+      <w:r>
+        <w:rPr>
+          <w:rStyle w:val="ExtensionTok"/>
+        </w:rPr>
+        <w:t xml:space="preserve">./node_modules/.bin/lodestone</w:t>
+      </w:r>
+      <w:r>
+        <w:rPr>
+          <w:rStyle w:val="NormalTok"/>
+        </w:rPr>
+        <w:t xml:space="preserve"> client-smoke </w:t>
+      </w:r>
+      <w:r>
+        <w:rPr>
+          <w:rStyle w:val="AttributeTok"/>
+        </w:rPr>
+        <w:t xml:space="preserve">--client</w:t>
+      </w:r>
+      <w:r>
+        <w:rPr>
+          <w:rStyle w:val="NormalTok"/>
+        </w:rPr>
+        <w:t xml:space="preserve"> claude-code</w:t>
+      </w:r>
+    </w:p>
+    <w:p>
+      <w:pPr>
+        <w:pStyle w:val="FirstParagraph"/>
+      </w:pPr>
+      <w:r>
+        <w:t xml:space="preserve">It validates</w:t>
+      </w:r>
+      <w:r>
+        <w:t xml:space="preserve"> </w:t>
+      </w:r>
+      <w:r>
+        <w:rPr>
+          <w:rStyle w:val="VerbatimChar"/>
+        </w:rPr>
+        <w:t xml:space="preserve">.mcp.json</w:t>
+      </w:r>
+      <w:r>
+        <w:t xml:space="preserve">, verifies the local MCP launcher, and prints exact</w:t>
+      </w:r>
+      <w:r>
+        <w:t xml:space="preserve"> </w:t>
+      </w:r>
+      <w:r>
+        <w:rPr>
+          <w:rStyle w:val="VerbatimChar"/>
+        </w:rPr>
+        <w:t xml:space="preserve">claude --mcp-config ... --strict-mcp-config</w:t>
+      </w:r>
+      <w:r>
+        <w:t xml:space="preserve"> </w:t>
+      </w:r>
+      <w:r>
+        <w:t xml:space="preserve">commands for a trusted smoke repo.</w:t>
       </w:r>
     </w:p>
     <w:bookmarkEnd w:id="24"/>
@@ -3840,6 +3912,36 @@
       </w:r>
       <w:r>
         <w:t xml:space="preserve">Codex still does not show Lodestone tools after trust/restart.</w:t>
+      </w:r>
+    </w:p>
+    <w:p>
+      <w:pPr>
+        <w:pStyle w:val="Compact"/>
+        <w:numPr>
+          <w:ilvl w:val="0"/>
+          <w:numId w:val="1009"/>
+        </w:numPr>
+      </w:pPr>
+      <w:r>
+        <w:t xml:space="preserve">Output from</w:t>
+      </w:r>
+      <w:r>
+        <w:t xml:space="preserve"> </w:t>
+      </w:r>
+      <w:r>
+        <w:rPr>
+          <w:rStyle w:val="VerbatimChar"/>
+        </w:rPr>
+        <w:t xml:space="preserve">./node_modules/.bin/lodestone client-smoke --client claude-code</w:t>
+      </w:r>
+      <w:r>
+        <w:t xml:space="preserve">,</w:t>
+      </w:r>
+      <w:r>
+        <w:t xml:space="preserve"> </w:t>
+      </w:r>
+      <w:r>
+        <w:t xml:space="preserve">if Claude Code does not show Lodestone tools.</w:t>
       </w:r>
     </w:p>
     <w:bookmarkEnd w:id="35"/>

--- a/docs/friend/word/Lodestone-Technical-Guide.docx
+++ b/docs/friend/word/Lodestone-Technical-Guide.docx
@@ -67,7 +67,7 @@
         <w:t xml:space="preserve"> </w:t>
       </w:r>
       <w:r>
-        <w:t xml:space="preserve">v0.1.12 friend-install documentation</w:t>
+        <w:t xml:space="preserve">v0.1.13 friend-install documentation</w:t>
       </w:r>
       <w:r>
         <w:t xml:space="preserve"> </w:t>

--- a/docs/friend/word/Lodestone-Technical-Guide.docx
+++ b/docs/friend/word/Lodestone-Technical-Guide.docx
@@ -67,7 +67,7 @@
         <w:t xml:space="preserve"> </w:t>
       </w:r>
       <w:r>
-        <w:t xml:space="preserve">v0.1.13 friend-install documentation</w:t>
+        <w:t xml:space="preserve">v0.1.14 friend-install documentation</w:t>
       </w:r>
       <w:r>
         <w:t xml:space="preserve"> </w:t>
@@ -1416,7 +1416,7 @@
         <w:pStyle w:val="FirstParagraph"/>
       </w:pPr>
       <w:r>
-        <w:t xml:space="preserve">The repository includes a private MCPB packer for Claude Desktop:</w:t>
+        <w:t xml:space="preserve">The repository includes an operator-preview MCPB packer for Claude Desktop:</w:t>
       </w:r>
     </w:p>
     <w:p>
@@ -1453,13 +1453,13 @@
         <w:pStyle w:val="FirstParagraph"/>
       </w:pPr>
       <w:r>
-        <w:t xml:space="preserve">The bundle is for users who already installed and indexed Lodestone in the</w:t>
+        <w:t xml:space="preserve">The bundle is for validation by operators who already installed and indexed</w:t>
       </w:r>
       <w:r>
         <w:t xml:space="preserve"> </w:t>
       </w:r>
       <w:r>
-        <w:t xml:space="preserve">target project. Claude Desktop asks for a</w:t>
+        <w:t xml:space="preserve">Lodestone in the target project. Claude Desktop asks for a</w:t>
       </w:r>
       <w:r>
         <w:t xml:space="preserve"> </w:t>
@@ -1471,19 +1471,45 @@
         <w:t xml:space="preserve">Project folder</w:t>
       </w:r>
       <w:r>
-        <w:t xml:space="preserve">, and the bundle</w:t>
+        <w:t xml:space="preserve">, and</w:t>
       </w:r>
       <w:r>
         <w:t xml:space="preserve"> </w:t>
       </w:r>
       <w:r>
-        <w:t xml:space="preserve">launches the bundled Lodestone MCP server with that folder as its working</w:t>
+        <w:t xml:space="preserve">the bundle launches the bundled Lodestone MCP server with that folder as its</w:t>
       </w:r>
       <w:r>
         <w:t xml:space="preserve"> </w:t>
       </w:r>
       <w:r>
-        <w:t xml:space="preserve">directory.</w:t>
+        <w:t xml:space="preserve">working directory.</w:t>
+      </w:r>
+    </w:p>
+    <w:p>
+      <w:pPr>
+        <w:pStyle w:val="BodyText"/>
+      </w:pPr>
+      <w:r>
+        <w:t xml:space="preserve">Current support status: the packer and manifest-only structural smoke exist, but</w:t>
+      </w:r>
+      <w:r>
+        <w:t xml:space="preserve"> </w:t>
+      </w:r>
+      <w:r>
+        <w:t xml:space="preserve">a real Claude Desktop install/use smoke has not yet been captured on this</w:t>
+      </w:r>
+      <w:r>
+        <w:t xml:space="preserve"> </w:t>
+      </w:r>
+      <w:r>
+        <w:t xml:space="preserve">maintainer host. Keep the public Lite or Full installer as the supported friend</w:t>
+      </w:r>
+      <w:r>
+        <w:t xml:space="preserve"> </w:t>
+      </w:r>
+      <w:r>
+        <w:t xml:space="preserve">path until that Desktop proof exists.</w:t>
       </w:r>
     </w:p>
     <w:p>

--- a/docs/friend/word/Lodestone-Technical-Guide.docx
+++ b/docs/friend/word/Lodestone-Technical-Guide.docx
@@ -1399,6 +1399,99 @@
       </w:r>
       <w:r>
         <w:t xml:space="preserve">commands for a trusted smoke repo.</w:t>
+      </w:r>
+    </w:p>
+    <w:p>
+      <w:pPr>
+        <w:pStyle w:val="BodyText"/>
+      </w:pPr>
+      <w:r>
+        <w:t xml:space="preserve">The generic MCP smoke helper exercises the repo-local Lodestone server directly:</w:t>
+      </w:r>
+    </w:p>
+    <w:p>
+      <w:pPr>
+        <w:pStyle w:val="SourceCode"/>
+      </w:pPr>
+      <w:r>
+        <w:rPr>
+          <w:rStyle w:val="ExtensionTok"/>
+        </w:rPr>
+        <w:t xml:space="preserve">./node_modules/.bin/lodestone</w:t>
+      </w:r>
+      <w:r>
+        <w:rPr>
+          <w:rStyle w:val="NormalTok"/>
+        </w:rPr>
+        <w:t xml:space="preserve"> client-smoke </w:t>
+      </w:r>
+      <w:r>
+        <w:rPr>
+          <w:rStyle w:val="AttributeTok"/>
+        </w:rPr>
+        <w:t xml:space="preserve">--client</w:t>
+      </w:r>
+      <w:r>
+        <w:rPr>
+          <w:rStyle w:val="NormalTok"/>
+        </w:rPr>
+        <w:t xml:space="preserve"> mcp</w:t>
+      </w:r>
+    </w:p>
+    <w:p>
+      <w:pPr>
+        <w:pStyle w:val="FirstParagraph"/>
+      </w:pPr>
+      <w:r>
+        <w:t xml:space="preserve">It validates</w:t>
+      </w:r>
+      <w:r>
+        <w:t xml:space="preserve"> </w:t>
+      </w:r>
+      <w:r>
+        <w:rPr>
+          <w:rStyle w:val="VerbatimChar"/>
+        </w:rPr>
+        <w:t xml:space="preserve">.mcp.json</w:t>
+      </w:r>
+      <w:r>
+        <w:t xml:space="preserve">, verifies the local launcher, starts Lodestone over</w:t>
+      </w:r>
+      <w:r>
+        <w:t xml:space="preserve"> </w:t>
+      </w:r>
+      <w:r>
+        <w:t xml:space="preserve">stdio, sends</w:t>
+      </w:r>
+      <w:r>
+        <w:t xml:space="preserve"> </w:t>
+      </w:r>
+      <w:r>
+        <w:rPr>
+          <w:rStyle w:val="VerbatimChar"/>
+        </w:rPr>
+        <w:t xml:space="preserve">initialize</w:t>
+      </w:r>
+      <w:r>
+        <w:t xml:space="preserve">, and calls</w:t>
+      </w:r>
+      <w:r>
+        <w:t xml:space="preserve"> </w:t>
+      </w:r>
+      <w:r>
+        <w:rPr>
+          <w:rStyle w:val="VerbatimChar"/>
+        </w:rPr>
+        <w:t xml:space="preserve">tools/list</w:t>
+      </w:r>
+      <w:r>
+        <w:t xml:space="preserve">. It does not prove a specific</w:t>
+      </w:r>
+      <w:r>
+        <w:t xml:space="preserve"> </w:t>
+      </w:r>
+      <w:r>
+        <w:t xml:space="preserve">editor's config loading or trust flow.</w:t>
       </w:r>
     </w:p>
     <w:bookmarkEnd w:id="24"/>
@@ -3968,6 +4061,51 @@
       </w:r>
       <w:r>
         <w:t xml:space="preserve">if Claude Code does not show Lodestone tools.</w:t>
+      </w:r>
+    </w:p>
+    <w:p>
+      <w:pPr>
+        <w:pStyle w:val="Compact"/>
+        <w:numPr>
+          <w:ilvl w:val="0"/>
+          <w:numId w:val="1009"/>
+        </w:numPr>
+      </w:pPr>
+      <w:r>
+        <w:t xml:space="preserve">Output from</w:t>
+      </w:r>
+      <w:r>
+        <w:t xml:space="preserve"> </w:t>
+      </w:r>
+      <w:r>
+        <w:rPr>
+          <w:rStyle w:val="VerbatimChar"/>
+        </w:rPr>
+        <w:t xml:space="preserve">./node_modules/.bin/lodestone client-smoke --client mcp</w:t>
+      </w:r>
+      <w:r>
+        <w:t xml:space="preserve">, if a</w:t>
+      </w:r>
+      <w:r>
+        <w:t xml:space="preserve"> </w:t>
+      </w:r>
+      <w:r>
+        <w:t xml:space="preserve">generic MCP</w:t>
+      </w:r>
+      <w:r>
+        <w:t xml:space="preserve"> </w:t>
+      </w:r>
+      <w:r>
+        <w:rPr>
+          <w:rStyle w:val="VerbatimChar"/>
+        </w:rPr>
+        <w:t xml:space="preserve">.mcp.json</w:t>
+      </w:r>
+      <w:r>
+        <w:t xml:space="preserve"> </w:t>
+      </w:r>
+      <w:r>
+        <w:t xml:space="preserve">client does not show Lodestone tools.</w:t>
       </w:r>
     </w:p>
     <w:bookmarkEnd w:id="35"/>

--- a/docs/friend/word/Lodestone-Technical-Guide.docx
+++ b/docs/friend/word/Lodestone-Technical-Guide.docx
@@ -67,7 +67,7 @@
         <w:t xml:space="preserve"> </w:t>
       </w:r>
       <w:r>
-        <w:t xml:space="preserve">v0.1.14 friend-install documentation</w:t>
+        <w:t xml:space="preserve">v0.1.15 friend-install documentation</w:t>
       </w:r>
       <w:r>
         <w:t xml:space="preserve"> </w:t>
